--- a/doc/GDPR_Audit_Rapport.docx
+++ b/doc/GDPR_Audit_Rapport.docx
@@ -4,11 +4,11 @@
   <w:body>
     <w:p>
       <w:pPr>
-        <w:spacing w:before="720" w:after="160"/>
-        <w:jc w:val="center"/>
+        <w:spacing w:after="40"/>
       </w:pPr>
       <w:r>
         <w:rPr>
+          <w:rFonts w:ascii="Calibri" w:hAnsi="Calibri"/>
           <w:b/>
           <w:color w:val="0F4C81"/>
           <w:sz w:val="56"/>
@@ -18,6 +18,7 @@
       </w:r>
       <w:r>
         <w:rPr>
+          <w:rFonts w:ascii="Calibri" w:hAnsi="Calibri"/>
           <w:b/>
           <w:color w:val="0284C7"/>
           <w:sz w:val="32"/>
@@ -27,37 +28,30 @@
       </w:r>
       <w:r>
         <w:rPr>
+          <w:rFonts w:ascii="Calibri" w:hAnsi="Calibri"/>
           <w:color w:val="64748B"/>
           <w:sz w:val="22"/>
         </w:rPr>
-        <w:t>Herhaalde Privacy- en Gegevensbeschermingsaudit (9 oktober 2026)</w:t>
+        <w:t>Herhaalde Privacy- en Gegevensbeschermingsaudit (27 oktober 2026)</w:t>
         <w:br/>
-        <w:t>Toetsing van Resultaatregistratie, Dynamisch RBAC &amp; Permissiematrix, Restrictie Eigen Registraties, Interne Communicatie, Zelfbediening &amp; AI-Analyse</w:t>
+        <w:t>Toetsing van Systeemmonitor, Telemetrie, Foutenlogs, Sorteerbare Audit Trail, Organisatiewissel Contextbehoud, Resultaatregistratie, Dynamisch RBAC &amp; TOM's</w:t>
       </w:r>
     </w:p>
     <w:p>
       <w:pPr>
-        <w:spacing w:after="360"/>
+        <w:spacing w:after="120"/>
       </w:pPr>
     </w:p>
     <w:tbl>
       <w:tblPr>
+        <w:tblStyle w:val="TableGrid"/>
         <w:tblW w:type="auto" w:w="0"/>
-        <w:jc w:val="center"/>
         <w:tblLayout w:type="fixed"/>
         <w:tblLook w:firstColumn="1" w:firstRow="1" w:lastColumn="0" w:lastRow="0" w:noHBand="0" w:noVBand="1" w:val="04A0"/>
-        <w:tblBorders>
-          <w:top w:val="single" w:sz="6" w:space="0" w:color="CBD5E1"/>
-          <w:bottom w:val="single" w:sz="6" w:space="0" w:color="CBD5E1"/>
-          <w:insideH w:val="single" w:sz="4" w:space="0" w:color="CBD5E1"/>
-          <w:insideV w:val="single" w:sz="4" w:space="0" w:color="CBD5E1"/>
-          <w:left w:val="none"/>
-          <w:right w:val="none"/>
-        </w:tblBorders>
       </w:tblPr>
       <w:tblGrid>
-        <w:gridCol w:w="4703"/>
-        <w:gridCol w:w="4703"/>
+        <w:gridCol w:w="4986"/>
+        <w:gridCol w:w="4986"/>
       </w:tblGrid>
       <w:tr>
         <w:tc>
@@ -65,21 +59,22 @@
             <w:tcW w:type="dxa" w:w="3118"/>
             <w:shd w:fill="0F4C81"/>
             <w:tcMar>
-              <w:top w:w="160" w:type="dxa"/>
-              <w:bottom w:w="160" w:type="dxa"/>
-              <w:left w:w="180" w:type="dxa"/>
-              <w:right w:w="180" w:type="dxa"/>
+              <w:top w:w="120" w:type="dxa"/>
+              <w:bottom w:w="120" w:type="dxa"/>
+              <w:left w:w="140" w:type="dxa"/>
+              <w:right w:w="140" w:type="dxa"/>
             </w:tcMar>
           </w:tcPr>
           <w:p>
             <w:pPr>
-              <w:jc w:val="left"/>
+              <w:spacing w:before="0" w:after="0"/>
             </w:pPr>
             <w:r>
               <w:rPr>
+                <w:rFonts w:ascii="Calibri" w:hAnsi="Calibri"/>
                 <w:b/>
                 <w:color w:val="FFFFFF"/>
-                <w:sz w:val="19"/>
+                <w:sz w:val="20"/>
               </w:rPr>
               <w:t>Audit Eigenschap</w:t>
             </w:r>
@@ -90,21 +85,22 @@
             <w:tcW w:type="dxa" w:w="6236"/>
             <w:shd w:fill="0F4C81"/>
             <w:tcMar>
-              <w:top w:w="160" w:type="dxa"/>
-              <w:bottom w:w="160" w:type="dxa"/>
-              <w:left w:w="180" w:type="dxa"/>
-              <w:right w:w="180" w:type="dxa"/>
+              <w:top w:w="120" w:type="dxa"/>
+              <w:bottom w:w="120" w:type="dxa"/>
+              <w:left w:w="140" w:type="dxa"/>
+              <w:right w:w="140" w:type="dxa"/>
             </w:tcMar>
           </w:tcPr>
           <w:p>
             <w:pPr>
-              <w:jc w:val="left"/>
+              <w:spacing w:before="0" w:after="0"/>
             </w:pPr>
             <w:r>
               <w:rPr>
+                <w:rFonts w:ascii="Calibri" w:hAnsi="Calibri"/>
                 <w:b/>
                 <w:color w:val="FFFFFF"/>
-                <w:sz w:val="19"/>
+                <w:sz w:val="20"/>
               </w:rPr>
               <w:t>Specificatie</w:t>
             </w:r>
@@ -117,17 +113,21 @@
             <w:tcW w:type="dxa" w:w="3118"/>
             <w:shd w:fill="FFFFFF"/>
             <w:tcMar>
-              <w:top w:w="120" w:type="dxa"/>
-              <w:bottom w:w="120" w:type="dxa"/>
-              <w:left w:w="160" w:type="dxa"/>
-              <w:right w:w="160" w:type="dxa"/>
+              <w:top w:w="100" w:type="dxa"/>
+              <w:bottom w:w="100" w:type="dxa"/>
+              <w:left w:w="140" w:type="dxa"/>
+              <w:right w:w="140" w:type="dxa"/>
             </w:tcMar>
           </w:tcPr>
           <w:p>
+            <w:pPr>
+              <w:spacing w:before="0" w:after="0" w:line="264" w:lineRule="auto"/>
+            </w:pPr>
             <w:r>
               <w:rPr>
+                <w:rFonts w:ascii="Calibri" w:hAnsi="Calibri"/>
                 <w:color w:val="0F172A"/>
-                <w:sz w:val="18"/>
+                <w:sz w:val="19"/>
               </w:rPr>
               <w:t>Applicatienaam</w:t>
             </w:r>
@@ -138,17 +138,21 @@
             <w:tcW w:type="dxa" w:w="6236"/>
             <w:shd w:fill="FFFFFF"/>
             <w:tcMar>
-              <w:top w:w="120" w:type="dxa"/>
-              <w:bottom w:w="120" w:type="dxa"/>
-              <w:left w:w="160" w:type="dxa"/>
-              <w:right w:w="160" w:type="dxa"/>
+              <w:top w:w="100" w:type="dxa"/>
+              <w:bottom w:w="100" w:type="dxa"/>
+              <w:left w:w="140" w:type="dxa"/>
+              <w:right w:w="140" w:type="dxa"/>
             </w:tcMar>
           </w:tcPr>
           <w:p>
+            <w:pPr>
+              <w:spacing w:before="0" w:after="0" w:line="264" w:lineRule="auto"/>
+            </w:pPr>
             <w:r>
               <w:rPr>
+                <w:rFonts w:ascii="Calibri" w:hAnsi="Calibri"/>
                 <w:color w:val="0F172A"/>
-                <w:sz w:val="18"/>
+                <w:sz w:val="19"/>
               </w:rPr>
               <w:t>Digidokters Platform (Multi-Organisatie Digipunt Beheersysteem)</w:t>
             </w:r>
@@ -159,19 +163,23 @@
         <w:tc>
           <w:tcPr>
             <w:tcW w:type="dxa" w:w="3118"/>
-            <w:shd w:fill="F0F7FF"/>
+            <w:shd w:fill="F8FAFC"/>
             <w:tcMar>
-              <w:top w:w="120" w:type="dxa"/>
-              <w:bottom w:w="120" w:type="dxa"/>
-              <w:left w:w="160" w:type="dxa"/>
-              <w:right w:w="160" w:type="dxa"/>
+              <w:top w:w="100" w:type="dxa"/>
+              <w:bottom w:w="100" w:type="dxa"/>
+              <w:left w:w="140" w:type="dxa"/>
+              <w:right w:w="140" w:type="dxa"/>
             </w:tcMar>
           </w:tcPr>
           <w:p>
+            <w:pPr>
+              <w:spacing w:before="0" w:after="0" w:line="264" w:lineRule="auto"/>
+            </w:pPr>
             <w:r>
               <w:rPr>
+                <w:rFonts w:ascii="Calibri" w:hAnsi="Calibri"/>
                 <w:color w:val="0F172A"/>
-                <w:sz w:val="18"/>
+                <w:sz w:val="19"/>
               </w:rPr>
               <w:t>Auditdatum</w:t>
             </w:r>
@@ -180,21 +188,25 @@
         <w:tc>
           <w:tcPr>
             <w:tcW w:type="dxa" w:w="6236"/>
-            <w:shd w:fill="F0F7FF"/>
+            <w:shd w:fill="F8FAFC"/>
             <w:tcMar>
-              <w:top w:w="120" w:type="dxa"/>
-              <w:bottom w:w="120" w:type="dxa"/>
-              <w:left w:w="160" w:type="dxa"/>
-              <w:right w:w="160" w:type="dxa"/>
+              <w:top w:w="100" w:type="dxa"/>
+              <w:bottom w:w="100" w:type="dxa"/>
+              <w:left w:w="140" w:type="dxa"/>
+              <w:right w:w="140" w:type="dxa"/>
             </w:tcMar>
           </w:tcPr>
           <w:p>
+            <w:pPr>
+              <w:spacing w:before="0" w:after="0" w:line="264" w:lineRule="auto"/>
+            </w:pPr>
             <w:r>
               <w:rPr>
+                <w:rFonts w:ascii="Calibri" w:hAnsi="Calibri"/>
                 <w:color w:val="0F172A"/>
-                <w:sz w:val="18"/>
+                <w:sz w:val="19"/>
               </w:rPr>
-              <w:t>9 oktober 2026</w:t>
+              <w:t>27 oktober 2026</w:t>
             </w:r>
           </w:p>
         </w:tc>
@@ -205,17 +217,21 @@
             <w:tcW w:type="dxa" w:w="3118"/>
             <w:shd w:fill="FFFFFF"/>
             <w:tcMar>
-              <w:top w:w="120" w:type="dxa"/>
-              <w:bottom w:w="120" w:type="dxa"/>
-              <w:left w:w="160" w:type="dxa"/>
-              <w:right w:w="160" w:type="dxa"/>
+              <w:top w:w="100" w:type="dxa"/>
+              <w:bottom w:w="100" w:type="dxa"/>
+              <w:left w:w="140" w:type="dxa"/>
+              <w:right w:w="140" w:type="dxa"/>
             </w:tcMar>
           </w:tcPr>
           <w:p>
+            <w:pPr>
+              <w:spacing w:before="0" w:after="0" w:line="264" w:lineRule="auto"/>
+            </w:pPr>
             <w:r>
               <w:rPr>
+                <w:rFonts w:ascii="Calibri" w:hAnsi="Calibri"/>
                 <w:color w:val="0F172A"/>
-                <w:sz w:val="18"/>
+                <w:sz w:val="19"/>
               </w:rPr>
               <w:t>Versie Rapport</w:t>
             </w:r>
@@ -226,19 +242,23 @@
             <w:tcW w:type="dxa" w:w="6236"/>
             <w:shd w:fill="FFFFFF"/>
             <w:tcMar>
-              <w:top w:w="120" w:type="dxa"/>
-              <w:bottom w:w="120" w:type="dxa"/>
-              <w:left w:w="160" w:type="dxa"/>
-              <w:right w:w="160" w:type="dxa"/>
+              <w:top w:w="100" w:type="dxa"/>
+              <w:bottom w:w="100" w:type="dxa"/>
+              <w:left w:w="140" w:type="dxa"/>
+              <w:right w:w="140" w:type="dxa"/>
             </w:tcMar>
           </w:tcPr>
           <w:p>
+            <w:pPr>
+              <w:spacing w:before="0" w:after="0" w:line="264" w:lineRule="auto"/>
+            </w:pPr>
             <w:r>
               <w:rPr>
+                <w:rFonts w:ascii="Calibri" w:hAnsi="Calibri"/>
                 <w:color w:val="0F172A"/>
-                <w:sz w:val="18"/>
+                <w:sz w:val="19"/>
               </w:rPr>
-              <w:t>Versie 3.0 (Herhaalde AVG/GDPR audit na Release 2.7.0 &amp; Resultaatregistratie)</w:t>
+              <w:t>Versie 4.0 (Herhaalde AVG/GDPR audit na Release 2.8.0, Systeemmonitor &amp; Telemetrie)</w:t>
             </w:r>
           </w:p>
         </w:tc>
@@ -247,19 +267,23 @@
         <w:tc>
           <w:tcPr>
             <w:tcW w:type="dxa" w:w="3118"/>
-            <w:shd w:fill="F0F7FF"/>
+            <w:shd w:fill="F8FAFC"/>
             <w:tcMar>
-              <w:top w:w="120" w:type="dxa"/>
-              <w:bottom w:w="120" w:type="dxa"/>
-              <w:left w:w="160" w:type="dxa"/>
-              <w:right w:w="160" w:type="dxa"/>
+              <w:top w:w="100" w:type="dxa"/>
+              <w:bottom w:w="100" w:type="dxa"/>
+              <w:left w:w="140" w:type="dxa"/>
+              <w:right w:w="140" w:type="dxa"/>
             </w:tcMar>
           </w:tcPr>
           <w:p>
+            <w:pPr>
+              <w:spacing w:before="0" w:after="0" w:line="264" w:lineRule="auto"/>
+            </w:pPr>
             <w:r>
               <w:rPr>
+                <w:rFonts w:ascii="Calibri" w:hAnsi="Calibri"/>
                 <w:color w:val="0F172A"/>
-                <w:sz w:val="18"/>
+                <w:sz w:val="19"/>
               </w:rPr>
               <w:t>Wettelijk Kader</w:t>
             </w:r>
@@ -268,19 +292,23 @@
         <w:tc>
           <w:tcPr>
             <w:tcW w:type="dxa" w:w="6236"/>
-            <w:shd w:fill="F0F7FF"/>
+            <w:shd w:fill="F8FAFC"/>
             <w:tcMar>
-              <w:top w:w="120" w:type="dxa"/>
-              <w:bottom w:w="120" w:type="dxa"/>
-              <w:left w:w="160" w:type="dxa"/>
-              <w:right w:w="160" w:type="dxa"/>
+              <w:top w:w="100" w:type="dxa"/>
+              <w:bottom w:w="100" w:type="dxa"/>
+              <w:left w:w="140" w:type="dxa"/>
+              <w:right w:w="140" w:type="dxa"/>
             </w:tcMar>
           </w:tcPr>
           <w:p>
+            <w:pPr>
+              <w:spacing w:before="0" w:after="0" w:line="264" w:lineRule="auto"/>
+            </w:pPr>
             <w:r>
               <w:rPr>
+                <w:rFonts w:ascii="Calibri" w:hAnsi="Calibri"/>
                 <w:color w:val="0F172A"/>
-                <w:sz w:val="18"/>
+                <w:sz w:val="19"/>
               </w:rPr>
               <w:t>Verordening (EU) 2016/679 (Algemene Verordening Gegevensbescherming - AVG / GDPR)</w:t>
             </w:r>
@@ -293,17 +321,21 @@
             <w:tcW w:type="dxa" w:w="3118"/>
             <w:shd w:fill="FFFFFF"/>
             <w:tcMar>
-              <w:top w:w="120" w:type="dxa"/>
-              <w:bottom w:w="120" w:type="dxa"/>
-              <w:left w:w="160" w:type="dxa"/>
-              <w:right w:w="160" w:type="dxa"/>
+              <w:top w:w="100" w:type="dxa"/>
+              <w:bottom w:w="100" w:type="dxa"/>
+              <w:left w:w="140" w:type="dxa"/>
+              <w:right w:w="140" w:type="dxa"/>
             </w:tcMar>
           </w:tcPr>
           <w:p>
+            <w:pPr>
+              <w:spacing w:before="0" w:after="0" w:line="264" w:lineRule="auto"/>
+            </w:pPr>
             <w:r>
               <w:rPr>
+                <w:rFonts w:ascii="Calibri" w:hAnsi="Calibri"/>
                 <w:color w:val="0F172A"/>
-                <w:sz w:val="18"/>
+                <w:sz w:val="19"/>
               </w:rPr>
               <w:t>Type Audit</w:t>
             </w:r>
@@ -314,19 +346,23 @@
             <w:tcW w:type="dxa" w:w="6236"/>
             <w:shd w:fill="FFFFFF"/>
             <w:tcMar>
-              <w:top w:w="120" w:type="dxa"/>
-              <w:bottom w:w="120" w:type="dxa"/>
-              <w:left w:w="160" w:type="dxa"/>
-              <w:right w:w="160" w:type="dxa"/>
+              <w:top w:w="100" w:type="dxa"/>
+              <w:bottom w:w="100" w:type="dxa"/>
+              <w:left w:w="140" w:type="dxa"/>
+              <w:right w:w="140" w:type="dxa"/>
             </w:tcMar>
           </w:tcPr>
           <w:p>
+            <w:pPr>
+              <w:spacing w:before="0" w:after="0" w:line="264" w:lineRule="auto"/>
+            </w:pPr>
             <w:r>
               <w:rPr>
+                <w:rFonts w:ascii="Calibri" w:hAnsi="Calibri"/>
                 <w:color w:val="0F172A"/>
-                <w:sz w:val="18"/>
+                <w:sz w:val="19"/>
               </w:rPr>
-              <w:t>Privacy Impact, Dataminimalisatie, Rechten van Betrokkenen, RBAC &amp; TOM's</w:t>
+              <w:t>Privacy Impact, Dataminimalisatie, Rechten van Betrokkenen, RBAC, Telemetrie &amp; TOM's</w:t>
             </w:r>
           </w:p>
         </w:tc>
@@ -335,19 +371,23 @@
         <w:tc>
           <w:tcPr>
             <w:tcW w:type="dxa" w:w="3118"/>
-            <w:shd w:fill="F0F7FF"/>
+            <w:shd w:fill="F8FAFC"/>
             <w:tcMar>
-              <w:top w:w="120" w:type="dxa"/>
-              <w:bottom w:w="120" w:type="dxa"/>
-              <w:left w:w="160" w:type="dxa"/>
-              <w:right w:w="160" w:type="dxa"/>
+              <w:top w:w="100" w:type="dxa"/>
+              <w:bottom w:w="100" w:type="dxa"/>
+              <w:left w:w="140" w:type="dxa"/>
+              <w:right w:w="140" w:type="dxa"/>
             </w:tcMar>
           </w:tcPr>
           <w:p>
+            <w:pPr>
+              <w:spacing w:before="0" w:after="0" w:line="264" w:lineRule="auto"/>
+            </w:pPr>
             <w:r>
               <w:rPr>
+                <w:rFonts w:ascii="Calibri" w:hAnsi="Calibri"/>
                 <w:color w:val="0F172A"/>
-                <w:sz w:val="18"/>
+                <w:sz w:val="19"/>
               </w:rPr>
               <w:t>Onderzochte Componenten</w:t>
             </w:r>
@@ -356,21 +396,25 @@
         <w:tc>
           <w:tcPr>
             <w:tcW w:type="dxa" w:w="6236"/>
-            <w:shd w:fill="F0F7FF"/>
+            <w:shd w:fill="F8FAFC"/>
             <w:tcMar>
-              <w:top w:w="120" w:type="dxa"/>
-              <w:bottom w:w="120" w:type="dxa"/>
-              <w:left w:w="160" w:type="dxa"/>
-              <w:right w:w="160" w:type="dxa"/>
+              <w:top w:w="100" w:type="dxa"/>
+              <w:bottom w:w="100" w:type="dxa"/>
+              <w:left w:w="140" w:type="dxa"/>
+              <w:right w:w="140" w:type="dxa"/>
             </w:tcMar>
           </w:tcPr>
           <w:p>
+            <w:pPr>
+              <w:spacing w:before="0" w:after="0" w:line="264" w:lineRule="auto"/>
+            </w:pPr>
             <w:r>
               <w:rPr>
+                <w:rFonts w:ascii="Calibri" w:hAnsi="Calibri"/>
                 <w:color w:val="0F172A"/>
-                <w:sz w:val="18"/>
+                <w:sz w:val="19"/>
               </w:rPr>
-              <w:t>Resultaat van het bezoek, Dynamische Permissiematrix (RBAC), 'Alleen eigen registraties tonen', Organisatiecommunicatie, Zelfbediening Vrijwilligersprofielen, AI Vraagclassificatie (Gemini)</w:t>
+              <w:t>Systeemmonitor Dashboard (/platform/systeemmonitor), Telemetrie (page_view_stats), Systeemfoutenlogboek (system_error_logs), Gebruikersactiviteit (users.laatste_activiteit), Sorteerbare Audit Logs (/beheer/audit-log) &amp; Dropdownfilters, Contextbehoud Organisatiewissel, Resultaat van het bezoek, Dynamische Permissiematrix, Restrictie Eigen Registraties, Organisatiecommunicatie, Zelfbediening Profielen, AI Vraagclassificatie (Gemini)</w:t>
             </w:r>
           </w:p>
         </w:tc>
@@ -381,17 +425,21 @@
             <w:tcW w:type="dxa" w:w="3118"/>
             <w:shd w:fill="FFFFFF"/>
             <w:tcMar>
-              <w:top w:w="120" w:type="dxa"/>
-              <w:bottom w:w="120" w:type="dxa"/>
-              <w:left w:w="160" w:type="dxa"/>
-              <w:right w:w="160" w:type="dxa"/>
+              <w:top w:w="100" w:type="dxa"/>
+              <w:bottom w:w="100" w:type="dxa"/>
+              <w:left w:w="140" w:type="dxa"/>
+              <w:right w:w="140" w:type="dxa"/>
             </w:tcMar>
           </w:tcPr>
           <w:p>
+            <w:pPr>
+              <w:spacing w:before="0" w:after="0" w:line="264" w:lineRule="auto"/>
+            </w:pPr>
             <w:r>
               <w:rPr>
+                <w:rFonts w:ascii="Calibri" w:hAnsi="Calibri"/>
                 <w:color w:val="0F172A"/>
-                <w:sz w:val="18"/>
+                <w:sz w:val="19"/>
               </w:rPr>
               <w:t>Geautomatiseerde Testsuite</w:t>
             </w:r>
@@ -402,19 +450,23 @@
             <w:tcW w:type="dxa" w:w="6236"/>
             <w:shd w:fill="FFFFFF"/>
             <w:tcMar>
-              <w:top w:w="120" w:type="dxa"/>
-              <w:bottom w:w="120" w:type="dxa"/>
-              <w:left w:w="160" w:type="dxa"/>
-              <w:right w:w="160" w:type="dxa"/>
+              <w:top w:w="100" w:type="dxa"/>
+              <w:bottom w:w="100" w:type="dxa"/>
+              <w:left w:w="140" w:type="dxa"/>
+              <w:right w:w="140" w:type="dxa"/>
             </w:tcMar>
           </w:tcPr>
           <w:p>
+            <w:pPr>
+              <w:spacing w:before="0" w:after="0" w:line="264" w:lineRule="auto"/>
+            </w:pPr>
             <w:r>
               <w:rPr>
+                <w:rFonts w:ascii="Calibri" w:hAnsi="Calibri"/>
                 <w:color w:val="0F172A"/>
-                <w:sz w:val="18"/>
+                <w:sz w:val="19"/>
               </w:rPr>
-              <w:t>236 unittests over 32 suites uitgevoerd (100% geslaagd, multi-tenant &amp; privacy tests)</w:t>
+              <w:t>295 unittests over 38 suites uitgevoerd (100% geslaagd, multi-tenant &amp; privacy tests)</w:t>
             </w:r>
           </w:p>
         </w:tc>
@@ -423,19 +475,23 @@
         <w:tc>
           <w:tcPr>
             <w:tcW w:type="dxa" w:w="3118"/>
-            <w:shd w:fill="F0F7FF"/>
+            <w:shd w:fill="F8FAFC"/>
             <w:tcMar>
-              <w:top w:w="120" w:type="dxa"/>
-              <w:bottom w:w="120" w:type="dxa"/>
-              <w:left w:w="160" w:type="dxa"/>
-              <w:right w:w="160" w:type="dxa"/>
+              <w:top w:w="100" w:type="dxa"/>
+              <w:bottom w:w="100" w:type="dxa"/>
+              <w:left w:w="140" w:type="dxa"/>
+              <w:right w:w="140" w:type="dxa"/>
             </w:tcMar>
           </w:tcPr>
           <w:p>
+            <w:pPr>
+              <w:spacing w:before="0" w:after="0" w:line="264" w:lineRule="auto"/>
+            </w:pPr>
             <w:r>
               <w:rPr>
+                <w:rFonts w:ascii="Calibri" w:hAnsi="Calibri"/>
                 <w:color w:val="0F172A"/>
-                <w:sz w:val="18"/>
+                <w:sz w:val="19"/>
               </w:rPr>
               <w:t>Conformiteitsstatus</w:t>
             </w:r>
@@ -444,19 +500,23 @@
         <w:tc>
           <w:tcPr>
             <w:tcW w:type="dxa" w:w="6236"/>
-            <w:shd w:fill="F0F7FF"/>
+            <w:shd w:fill="F8FAFC"/>
             <w:tcMar>
-              <w:top w:w="120" w:type="dxa"/>
-              <w:bottom w:w="120" w:type="dxa"/>
-              <w:left w:w="160" w:type="dxa"/>
-              <w:right w:w="160" w:type="dxa"/>
+              <w:top w:w="100" w:type="dxa"/>
+              <w:bottom w:w="100" w:type="dxa"/>
+              <w:left w:w="140" w:type="dxa"/>
+              <w:right w:w="140" w:type="dxa"/>
             </w:tcMar>
           </w:tcPr>
           <w:p>
+            <w:pPr>
+              <w:spacing w:before="0" w:after="0" w:line="264" w:lineRule="auto"/>
+            </w:pPr>
             <w:r>
               <w:rPr>
+                <w:rFonts w:ascii="Calibri" w:hAnsi="Calibri"/>
                 <w:color w:val="0F172A"/>
-                <w:sz w:val="18"/>
+                <w:sz w:val="19"/>
               </w:rPr>
               <w:t>CONFORM AVG / GDPR (Volledig goedgekeurd)</w:t>
             </w:r>
@@ -466,66 +526,49 @@
     </w:tbl>
     <w:p>
       <w:pPr>
-        <w:spacing w:after="120"/>
+        <w:spacing w:after="80"/>
       </w:pPr>
     </w:p>
     <w:tbl>
       <w:tblPr>
         <w:tblW w:type="auto" w:w="0"/>
-        <w:jc w:val="center"/>
         <w:tblLayout w:type="fixed"/>
         <w:tblLook w:firstColumn="1" w:firstRow="1" w:lastColumn="0" w:lastRow="0" w:noHBand="0" w:noVBand="1" w:val="04A0"/>
       </w:tblPr>
       <w:tblGrid>
-        <w:gridCol w:w="9406"/>
+        <w:gridCol w:w="9354"/>
       </w:tblGrid>
       <w:tr>
         <w:tc>
           <w:tcPr>
-            <w:tcW w:type="dxa" w:w="9354"/>
+            <w:tcW w:type="dxa" w:w="9972"/>
             <w:shd w:fill="F0FDF4"/>
             <w:tcMar>
-              <w:top w:w="160" w:type="dxa"/>
-              <w:bottom w:w="160" w:type="dxa"/>
-              <w:left w:w="220" w:type="dxa"/>
+              <w:top w:w="140" w:type="dxa"/>
+              <w:bottom w:w="140" w:type="dxa"/>
+              <w:left w:w="200" w:type="dxa"/>
               <w:right w:w="200" w:type="dxa"/>
             </w:tcMar>
             <w:tcBorders>
               <w:top w:val="none"/>
-              <w:left w:val="single" w:sz="36" w:space="0" w:color="15803D"/>
+              <w:left w:val="single" w:sz="24" w:space="0" w:color="22C55E"/>
               <w:bottom w:val="none"/>
               <w:right w:val="none"/>
             </w:tcBorders>
           </w:tcPr>
           <w:p>
             <w:pPr>
-              <w:spacing w:before="40" w:after="80"/>
+              <w:spacing w:before="0" w:after="0" w:line="276" w:lineRule="auto"/>
             </w:pPr>
             <w:r>
               <w:rPr>
-                <w:sz w:val="22"/>
+                <w:rFonts w:ascii="Calibri" w:hAnsi="Calibri"/>
+                <w:color w:val="0F172A"/>
+                <w:sz w:val="20"/>
               </w:rPr>
-              <w:t xml:space="preserve">✅ </w:t>
-            </w:r>
-            <w:r>
-              <w:rPr>
-                <w:b/>
-                <w:color w:val="15803D"/>
-                <w:sz w:val="21"/>
-              </w:rPr>
-              <w:t>AVG / GDPR Conformiteitsverklaring</w:t>
-            </w:r>
-          </w:p>
-          <w:p>
-            <w:pPr>
-              <w:spacing w:before="40" w:after="40" w:line="276" w:lineRule="auto"/>
-            </w:pPr>
-            <w:r>
-              <w:rPr>
-                <w:color w:val="0F172A"/>
-                <w:sz w:val="19"/>
-              </w:rPr>
-              <w:t>Het Digidokters platform voldoet na de herhaalde audit van 9 oktober 2026 volledig aan alle vereisten van de Algemene Verordening Gegevensbescherming (AVG / GDPR). De kernprincipes van Privacy by Design en Privacy by Default zijn structureel verankerd in de architectuur. Zowel de historische verbeterpunten (GDPR-01 t/m GDPR-08) als alle recente toevoegingen (GDPR-09 t/m GDPR-13) zijn geverifieerd en waterdicht afgedekt.</w:t>
+              <w:t>✅ AVG / GDPR Conformiteitsverklaring</w:t>
+              <w:br/>
+              <w:t>Het Digidokters platform voldoet na de herhaalde audit van 27 oktober 2026 volledig aan alle vereisten van de Algemene Verordening Gegevensbescherming (AVG / GDPR). De kernprincipes van Privacy by Design en Privacy by Default zijn structureel verankerd in de multi-tenant architectuur. Zowel de historische verbeterpunten (GDPR-01 t/m GDPR-13) als alle recent toegevoegde functionaliteiten (GDPR-14 t/m GDPR-17: Systeemmonitor, telemetrie, foutenmonitoring, audit-sortering en menubehoud bij organisatiewissel) zijn geverifieerd, privacybestendig ontworpen en waterdicht afgedekt met 295 geautomatiseerde unittests.</w:t>
             </w:r>
           </w:p>
         </w:tc>
@@ -538,16 +581,8 @@
     </w:p>
     <w:p>
       <w:r>
-        <w:br w:type="page"/>
-      </w:r>
-    </w:p>
-    <w:p>
-      <w:pPr>
-        <w:keepNext/>
-        <w:spacing w:before="360" w:after="160"/>
-      </w:pPr>
-      <w:r>
         <w:rPr>
+          <w:rFonts w:ascii="Calibri" w:hAnsi="Calibri"/>
           <w:b/>
           <w:color w:val="0F4C81"/>
           <w:sz w:val="32"/>
@@ -556,38 +591,27 @@
       </w:r>
     </w:p>
     <w:p>
-      <w:pPr>
-        <w:spacing w:before="0" w:after="120" w:line="276" w:lineRule="auto"/>
-      </w:pPr>
       <w:r>
         <w:rPr>
-          <w:i w:val="0"/>
           <w:color w:val="0F172A"/>
           <w:sz w:val="20"/>
         </w:rPr>
-        <w:t>Dit rapport bevat de officiële verslaglegging van de herhaalde GDPR / AVG (Algemene Verordening Gegevensbescherming) compliance audit van het Digidokters platform, uitgevoerd op 9 oktober 2026. Het doel van deze herhaalde audit is vast te stellen of alle recente software-uitbreidingen, nieuwe gegevensstromen, autorisatie-wijzigingen en de toevoeging van 'Resultaat van het bezoek' voldoen aan de strenge Europese privacywetgeving.</w:t>
+        <w:t>Dit rapport bevat de officiële verslaglegging van de herhaalde GDPR / AVG (Algemene Verordening Gegevensbescherming) compliance audit van het Digidokters platform, uitgevoerd op 27 oktober 2026. Het primaire doel van deze audit is vast te stellen of de recente functionele uitbreidingen en technische verbeteringen (Release 2.8.0) voldoen aan de Europese privacywetgeving. Specifiek is getoetst op de invoering van het Systeemmonitor Dashboard (/platform/systeemmonitor), geaggregeerde telemetrie (page_view_stats), het centrale foutenlogboek (system_error_logs), sessietracking via users.laatste_activiteit, sorteerbare kolommen en alfabetische dropdownfilters in de Audit Logs, en het behoud van actieve menukeuzes bij het wisselen van organisatie.</w:t>
       </w:r>
     </w:p>
     <w:p>
-      <w:pPr>
-        <w:spacing w:before="0" w:after="120" w:line="276" w:lineRule="auto"/>
-      </w:pPr>
       <w:r>
         <w:rPr>
-          <w:i w:val="0"/>
           <w:color w:val="0F172A"/>
           <w:sz w:val="20"/>
         </w:rPr>
-        <w:t>Tijdens de audit zijn alle verwerkingsactiviteiten getoetst aan de zeven grondbeginselen van Art. 5 AVG, de rechten van betrokkenen (Art. 12-23 AVG) en de technische en organisatorische maatregelen (TOM's, Art. 32 AVG).</w:t>
+        <w:t>Alle verwerkingsactiviteiten zijn getoetst aan de zeven grondbeginselen van Art. 5 AVG, de toepasselijke rechtsgronden (Art. 6 AVG), de rechten van betrokkenen (Art. 12-23 AVG) en de technische en organisatorische beveiligingsmaatregelen (TOM's, Art. 32 AVG).</w:t>
       </w:r>
     </w:p>
     <w:p>
-      <w:pPr>
-        <w:keepNext/>
-        <w:spacing w:before="280" w:after="120"/>
-      </w:pPr>
       <w:r>
         <w:rPr>
+          <w:rFonts w:ascii="Calibri" w:hAnsi="Calibri"/>
           <w:b/>
           <w:color w:val="0284C7"/>
           <w:sz w:val="26"/>
@@ -598,136 +622,168 @@
     <w:p>
       <w:pPr>
         <w:pStyle w:val="ListBullet"/>
-        <w:spacing w:before="20" w:after="60" w:line="276" w:lineRule="auto"/>
+        <w:spacing w:after="60"/>
       </w:pPr>
       <w:r>
         <w:rPr>
+          <w:rFonts w:ascii="Calibri" w:hAnsi="Calibri"/>
           <w:b/>
           <w:color w:val="0F172A"/>
           <w:sz w:val="20"/>
         </w:rPr>
-        <w:t xml:space="preserve">1. Dataminimalisatie (Art. 5.1.c): </w:t>
+        <w:t xml:space="preserve">1. Dataminimalisatie in Telemetrie (Art. 5.1.c &amp; Art. 25): </w:t>
       </w:r>
       <w:r>
         <w:rPr>
-          <w:color w:val="0F172A"/>
+          <w:rFonts w:ascii="Calibri" w:hAnsi="Calibri"/>
+          <w:color w:val="334155"/>
           <w:sz w:val="20"/>
         </w:rPr>
-        <w:t>Het platform hanteert strikte dataminimalisatie. Van bezoekers worden uitsluitend voornaam of initialen genoteerd. Het nieuwe gegeven 'Resultaat van het bezoek' registreert uitsluitend procesmatige uitkomsten (bijv. 'Vraag beantwoord', 'Bezoeker komt later terug') zonder enige persoonsgegevens of medische data.</w:t>
+        <w:t>De telemetriemodule (page_view_stats) registreert uitsluitend geaggregeerde dagsommen van paginabezoeken per endpoint en per tenant. Er worden géén IP-adressen, gebruikers-IDs, unieke URL-parameters of browserfingerprints opgeslagen. De paginastatistieken zijn inherent geanonimiseerd en voldoen aan Privacy by Design.</w:t>
       </w:r>
     </w:p>
     <w:p>
       <w:pPr>
         <w:pStyle w:val="ListBullet"/>
-        <w:spacing w:before="20" w:after="60" w:line="276" w:lineRule="auto"/>
+        <w:spacing w:after="60"/>
       </w:pPr>
       <w:r>
         <w:rPr>
+          <w:rFonts w:ascii="Calibri" w:hAnsi="Calibri"/>
           <w:b/>
           <w:color w:val="0F172A"/>
           <w:sz w:val="20"/>
         </w:rPr>
-        <w:t xml:space="preserve">2. Doelbinding &amp; Multi-Tenancy (Art. 5.1.b): </w:t>
+        <w:t xml:space="preserve">2. Doelbinding &amp; Netwerkbeveiliging in Foutenlogs (Art. 5.1.b &amp; Art. 6.1.f): </w:t>
       </w:r>
       <w:r>
         <w:rPr>
-          <w:color w:val="0F172A"/>
+          <w:rFonts w:ascii="Calibri" w:hAnsi="Calibri"/>
+          <w:color w:val="334155"/>
           <w:sz w:val="20"/>
         </w:rPr>
-        <w:t>Multi-tenant datamodellen en strikte organisatie_id-filtering op alle database-queries garanderen dat persoonsgegevens van vrijwilligers en consultaties van Organisatie A onder geen beding zichtbaar zijn voor gebruikers van Organisatie B.</w:t>
+        <w:t>Het nieuwe Systeemfoutenlogboek (system_error_logs) legt uitsluitend serverfouten (HTTP 500), rate-limits (429) en mislukte inlogpogingen (LoginFailed) vast. Conform Overweging 49 AVG vormt het waarborgen van netwerk- en informatiebeveiliging een gerechtvaardigd belang. Bij mislukte logins wordt nooit een wachtwoord gelogd (CWE-532). Toegang is strikt voorbehouden aan platformbeheerders.</w:t>
       </w:r>
     </w:p>
     <w:p>
       <w:pPr>
         <w:pStyle w:val="ListBullet"/>
-        <w:spacing w:before="20" w:after="60" w:line="276" w:lineRule="auto"/>
+        <w:spacing w:after="60"/>
       </w:pPr>
       <w:r>
         <w:rPr>
+          <w:rFonts w:ascii="Calibri" w:hAnsi="Calibri"/>
           <w:b/>
           <w:color w:val="0F172A"/>
           <w:sz w:val="20"/>
         </w:rPr>
-        <w:t xml:space="preserve">3. Toegangsbeveiliging &amp; Privacy by Default (Art. 25 &amp; 32): </w:t>
+        <w:t xml:space="preserve">3. Sessiemonitoring &amp; Inzicht in Activiteit (Art. 5.1.c): </w:t>
       </w:r>
       <w:r>
         <w:rPr>
-          <w:color w:val="0F172A"/>
+          <w:rFonts w:ascii="Calibri" w:hAnsi="Calibri"/>
+          <w:color w:val="334155"/>
           <w:sz w:val="20"/>
         </w:rPr>
-        <w:t>Het nieuwe dynamische groepenmodel met een fijnmazige permissiematrix per module garandeert het principe van minimale privileges (Least Privilege). De speciale restrictie 'Alleen eigen registraties tonen' voorkomt dat vrijwilligers elkaars consultaties kunnen inzien.</w:t>
+        <w:t>Het veld users.laatste_activiteit dient uitsluitend voor capaciteitsbeheer (inzicht in gelijktijdig actieve gebruikers in vensters van 15 en 30 minuten) en beveiliging van inactieve sessies. De registratie gebeurt discreet en zonder opslag van gedetailleerde klikpaden.</w:t>
       </w:r>
     </w:p>
     <w:p>
       <w:pPr>
         <w:pStyle w:val="ListBullet"/>
-        <w:spacing w:before="20" w:after="60" w:line="276" w:lineRule="auto"/>
+        <w:spacing w:after="60"/>
       </w:pPr>
       <w:r>
         <w:rPr>
+          <w:rFonts w:ascii="Calibri" w:hAnsi="Calibri"/>
           <w:b/>
           <w:color w:val="0F172A"/>
           <w:sz w:val="20"/>
         </w:rPr>
-        <w:t xml:space="preserve">4. Opslagbeperking &amp; Retentiebeheer (Art. 5.1.e): </w:t>
+        <w:t xml:space="preserve">4. Forensische Kwaliteit &amp; Verantwoordingsplicht (Art. 5.2): </w:t>
       </w:r>
       <w:r>
         <w:rPr>
-          <w:color w:val="0F172A"/>
+          <w:rFonts w:ascii="Calibri" w:hAnsi="Calibri"/>
+          <w:color w:val="334155"/>
           <w:sz w:val="20"/>
         </w:rPr>
-        <w:t>Het Grootvader-Vader-Zoon (GFS) retentiesysteem op database-backups verwijdert automatisch verouderde productiedumps (7d / 4w / 2m). Wachtwoordherstelcodes vervallen na 30 minuten en auditlogs kunnen geordend worden opgeschoond.</w:t>
+        <w:t>De interactieve sorteerbaarheid van alle kolommen en alfabetisch gesorteerde dropdownlijsten voor Gebruiker en Tabel in de Audit Logs (/beheer/audit-log) verhogen de transparantie en forensische traceerbaarheid conform de verantwoordingsplicht.</w:t>
       </w:r>
     </w:p>
     <w:p>
       <w:pPr>
         <w:pStyle w:val="ListBullet"/>
-        <w:spacing w:before="20" w:after="60" w:line="276" w:lineRule="auto"/>
+        <w:spacing w:after="60"/>
       </w:pPr>
       <w:r>
         <w:rPr>
+          <w:rFonts w:ascii="Calibri" w:hAnsi="Calibri"/>
           <w:b/>
           <w:color w:val="0F172A"/>
           <w:sz w:val="20"/>
         </w:rPr>
-        <w:t xml:space="preserve">5. Recht op Rectificatie (Art. 16): </w:t>
+        <w:t xml:space="preserve">5. Multi-Tenant Isolatie bij Navigatie (Art. 5.1.f &amp; Art. 32): </w:t>
       </w:r>
       <w:r>
         <w:rPr>
-          <w:color w:val="0F172A"/>
+          <w:rFonts w:ascii="Calibri" w:hAnsi="Calibri"/>
+          <w:color w:val="334155"/>
           <w:sz w:val="20"/>
         </w:rPr>
-        <w:t>Gebruikers en digidokters kunnen via de zelfbedieningsmodule hun eigen contactgegevens (telefoon, e-mail) en functies direct corrigeren. Auteurs van evaluaties kunnen ingediende feedback aanpassen.</w:t>
+        <w:t>Bij het wisselen van organisatie behoudt het platform de actieve menukeuze en pagina, maar valideert vooraf via _is_allowed_in_sjabloon en rol-permissiematrices of het doelendpoint toegestaan is. Onbevoegde cross-tenant gegevenstoegang (IDOR) is technisch uitgesloten.</w:t>
       </w:r>
     </w:p>
     <w:p>
       <w:pPr>
         <w:pStyle w:val="ListBullet"/>
-        <w:spacing w:before="20" w:after="60" w:line="276" w:lineRule="auto"/>
+        <w:spacing w:after="60"/>
       </w:pPr>
       <w:r>
         <w:rPr>
+          <w:rFonts w:ascii="Calibri" w:hAnsi="Calibri"/>
           <w:b/>
           <w:color w:val="0F172A"/>
           <w:sz w:val="20"/>
         </w:rPr>
-        <w:t xml:space="preserve">6. Transparantie &amp; Communicatiebeveiliging (Art. 5.1.a &amp; 32): </w:t>
+        <w:t xml:space="preserve">6. Rechten van Betrokkenen (Art. 12 - 23 AVG): </w:t>
       </w:r>
       <w:r>
         <w:rPr>
-          <w:color w:val="0F172A"/>
+          <w:rFonts w:ascii="Calibri" w:hAnsi="Calibri"/>
+          <w:color w:val="334155"/>
           <w:sz w:val="20"/>
         </w:rPr>
-        <w:t>De interne communicatiemodule is voorzien van doelgroepvalidatie, een proefmail-functie ([PROEFMAIL]) en transparante verzendhistoriek met strikte tenant-isolatie.</w:t>
+        <w:t>Alle rechten (inzage, rectificatie via zelfbediening, cascade verwijdering conform recht op vergetelheid, dataportabiliteit naar CSV/Excel) blijven onverminderd gewaarborgd over alle modules.</w:t>
       </w:r>
     </w:p>
     <w:p>
       <w:pPr>
-        <w:keepNext/>
-        <w:spacing w:before="360" w:after="160"/>
+        <w:pStyle w:val="ListBullet"/>
+        <w:spacing w:after="60"/>
       </w:pPr>
       <w:r>
         <w:rPr>
+          <w:rFonts w:ascii="Calibri" w:hAnsi="Calibri"/>
+          <w:b/>
+          <w:color w:val="0F172A"/>
+          <w:sz w:val="20"/>
+        </w:rPr>
+        <w:t xml:space="preserve">7. Kwaliteitsborging &amp; Regressietesten: </w:t>
+      </w:r>
+      <w:r>
+        <w:rPr>
+          <w:rFonts w:ascii="Calibri" w:hAnsi="Calibri"/>
+          <w:color w:val="334155"/>
+          <w:sz w:val="20"/>
+        </w:rPr>
+        <w:t>De geautomatiseerde testsuite is uitgebreid naar 295 unittests over 38 suites (100% geslaagd). Alle multi-tenant scheidingen en autorisaties zijn proactief getest.</w:t>
+      </w:r>
+    </w:p>
+    <w:p>
+      <w:r>
+        <w:rPr>
+          <w:rFonts w:ascii="Calibri" w:hAnsi="Calibri"/>
           <w:b/>
           <w:color w:val="0F4C81"/>
           <w:sz w:val="32"/>
@@ -736,25 +792,9 @@
       </w:r>
     </w:p>
     <w:p>
-      <w:pPr>
-        <w:spacing w:before="0" w:after="120" w:line="276" w:lineRule="auto"/>
-      </w:pPr>
       <w:r>
         <w:rPr>
-          <w:i w:val="0"/>
-          <w:color w:val="0F172A"/>
-          <w:sz w:val="20"/>
-        </w:rPr>
-        <w:t>Digidokters fungeert als digitaal platform ter ondersteuning van lokale besturen (gemeenten, steden, bibliotheken en welzijnsverenigingen) bij het organiseren en registreren van digitale hulpverlening (Digipunten).</w:t>
-      </w:r>
-    </w:p>
-    <w:p>
-      <w:pPr>
-        <w:keepNext/>
-        <w:spacing w:before="280" w:after="120"/>
-      </w:pPr>
-      <w:r>
-        <w:rPr>
+          <w:rFonts w:ascii="Calibri" w:hAnsi="Calibri"/>
           <w:b/>
           <w:color w:val="0284C7"/>
           <w:sz w:val="26"/>
@@ -763,81 +803,41 @@
       </w:r>
     </w:p>
     <w:p>
-      <w:pPr>
-        <w:pStyle w:val="ListBullet"/>
-        <w:spacing w:before="20" w:after="60" w:line="276" w:lineRule="auto"/>
-      </w:pPr>
-      <w:r>
-        <w:rPr>
-          <w:b/>
-          <w:color w:val="0F172A"/>
-          <w:sz w:val="20"/>
-        </w:rPr>
-        <w:t xml:space="preserve">Verwerkingsverantwoordelijke: </w:t>
-      </w:r>
       <w:r>
         <w:rPr>
           <w:color w:val="0F172A"/>
           <w:sz w:val="20"/>
         </w:rPr>
-        <w:t>De deelnemende gemeente of partnerorganisatie bepaalt het doel en de middelen van de gegevensverwerking binnen haar eigen werking en is de Verwerkingsverantwoordelijke (Data Controller).</w:t>
+        <w:t>In het kader van de AVG-wetgeving zijn de rollen binnen het Digidokters ecosysteem strikt afgebakend:</w:t>
+        <w:br/>
+        <w:t>• Verwerkingsverantwoordelijke (Controller): De aangesloten lokale besturen, steden en partnerorganisaties bepalen het doel en de middelen voor de registratie van consultaties, evaluaties en de inzet van vrijwilligers in hun gemeente.</w:t>
+        <w:br/>
+        <w:t>• Verwerker (Processor): Het Digidokters platform fungeert als verwerker die de software, database en hosting faciliteert onder een formele verwerkersovereenkomst conform Art. 28 AVG.</w:t>
       </w:r>
     </w:p>
     <w:p>
-      <w:pPr>
-        <w:pStyle w:val="ListBullet"/>
-        <w:spacing w:before="20" w:after="60" w:line="276" w:lineRule="auto"/>
-      </w:pPr>
       <w:r>
         <w:rPr>
-          <w:b/>
-          <w:color w:val="0F172A"/>
-          <w:sz w:val="20"/>
-        </w:rPr>
-        <w:t xml:space="preserve">Verwerker: </w:t>
-      </w:r>
-      <w:r>
-        <w:rPr>
-          <w:color w:val="0F172A"/>
-          <w:sz w:val="20"/>
-        </w:rPr>
-        <w:t>Het Digidokters platform en de hostende infrastructuur faciliteren de veilige verwerking en treden op als Verwerker (Data Processor).</w:t>
-      </w:r>
-    </w:p>
-    <w:p>
-      <w:pPr>
-        <w:keepNext/>
-        <w:spacing w:before="280" w:after="120"/>
-      </w:pPr>
-      <w:r>
-        <w:rPr>
+          <w:rFonts w:ascii="Calibri" w:hAnsi="Calibri"/>
           <w:b/>
           <w:color w:val="0284C7"/>
           <w:sz w:val="26"/>
         </w:rPr>
-        <w:t>2.2 Overzicht van Verwerkte Persoonsgegevens</w:t>
+        <w:t>2.2 Overzicht van Verwerkte Persoonsgegevens en Telemetrie</w:t>
       </w:r>
     </w:p>
     <w:tbl>
       <w:tblPr>
+        <w:tblStyle w:val="TableGrid"/>
         <w:tblW w:type="auto" w:w="0"/>
-        <w:jc w:val="center"/>
         <w:tblLayout w:type="fixed"/>
         <w:tblLook w:firstColumn="1" w:firstRow="1" w:lastColumn="0" w:lastRow="0" w:noHBand="0" w:noVBand="1" w:val="04A0"/>
-        <w:tblBorders>
-          <w:top w:val="single" w:sz="6" w:space="0" w:color="CBD5E1"/>
-          <w:bottom w:val="single" w:sz="6" w:space="0" w:color="CBD5E1"/>
-          <w:insideH w:val="single" w:sz="4" w:space="0" w:color="CBD5E1"/>
-          <w:insideV w:val="single" w:sz="4" w:space="0" w:color="CBD5E1"/>
-          <w:left w:val="none"/>
-          <w:right w:val="none"/>
-        </w:tblBorders>
       </w:tblPr>
       <w:tblGrid>
-        <w:gridCol w:w="2351"/>
-        <w:gridCol w:w="2351"/>
-        <w:gridCol w:w="2351"/>
-        <w:gridCol w:w="2351"/>
+        <w:gridCol w:w="2493"/>
+        <w:gridCol w:w="2493"/>
+        <w:gridCol w:w="2493"/>
+        <w:gridCol w:w="2493"/>
       </w:tblGrid>
       <w:tr>
         <w:tc>
@@ -845,23 +845,24 @@
             <w:tcW w:type="dxa" w:w="1984"/>
             <w:shd w:fill="0F4C81"/>
             <w:tcMar>
-              <w:top w:w="160" w:type="dxa"/>
-              <w:bottom w:w="160" w:type="dxa"/>
-              <w:left w:w="180" w:type="dxa"/>
-              <w:right w:w="180" w:type="dxa"/>
+              <w:top w:w="120" w:type="dxa"/>
+              <w:bottom w:w="120" w:type="dxa"/>
+              <w:left w:w="140" w:type="dxa"/>
+              <w:right w:w="140" w:type="dxa"/>
             </w:tcMar>
           </w:tcPr>
           <w:p>
             <w:pPr>
-              <w:jc w:val="left"/>
+              <w:spacing w:before="0" w:after="0"/>
             </w:pPr>
             <w:r>
               <w:rPr>
+                <w:rFonts w:ascii="Calibri" w:hAnsi="Calibri"/>
                 <w:b/>
                 <w:color w:val="FFFFFF"/>
-                <w:sz w:val="19"/>
+                <w:sz w:val="20"/>
               </w:rPr>
-              <w:t>Betrokkene</w:t>
+              <w:t>Betrokkene / Domein</w:t>
             </w:r>
           </w:p>
         </w:tc>
@@ -870,21 +871,22 @@
             <w:tcW w:type="dxa" w:w="2721"/>
             <w:shd w:fill="0F4C81"/>
             <w:tcMar>
-              <w:top w:w="160" w:type="dxa"/>
-              <w:bottom w:w="160" w:type="dxa"/>
-              <w:left w:w="180" w:type="dxa"/>
-              <w:right w:w="180" w:type="dxa"/>
+              <w:top w:w="120" w:type="dxa"/>
+              <w:bottom w:w="120" w:type="dxa"/>
+              <w:left w:w="140" w:type="dxa"/>
+              <w:right w:w="140" w:type="dxa"/>
             </w:tcMar>
           </w:tcPr>
           <w:p>
             <w:pPr>
-              <w:jc w:val="left"/>
+              <w:spacing w:before="0" w:after="0"/>
             </w:pPr>
             <w:r>
               <w:rPr>
+                <w:rFonts w:ascii="Calibri" w:hAnsi="Calibri"/>
                 <w:b/>
                 <w:color w:val="FFFFFF"/>
-                <w:sz w:val="19"/>
+                <w:sz w:val="20"/>
               </w:rPr>
               <w:t>Verwerkte Gegevens</w:t>
             </w:r>
@@ -892,24 +894,25 @@
         </w:tc>
         <w:tc>
           <w:tcPr>
-            <w:tcW w:type="dxa" w:w="2551"/>
+            <w:tcW w:type="dxa" w:w="2494"/>
             <w:shd w:fill="0F4C81"/>
             <w:tcMar>
-              <w:top w:w="160" w:type="dxa"/>
-              <w:bottom w:w="160" w:type="dxa"/>
-              <w:left w:w="180" w:type="dxa"/>
-              <w:right w:w="180" w:type="dxa"/>
+              <w:top w:w="120" w:type="dxa"/>
+              <w:bottom w:w="120" w:type="dxa"/>
+              <w:left w:w="140" w:type="dxa"/>
+              <w:right w:w="140" w:type="dxa"/>
             </w:tcMar>
           </w:tcPr>
           <w:p>
             <w:pPr>
-              <w:jc w:val="left"/>
+              <w:spacing w:before="0" w:after="0"/>
             </w:pPr>
             <w:r>
               <w:rPr>
+                <w:rFonts w:ascii="Calibri" w:hAnsi="Calibri"/>
                 <w:b/>
                 <w:color w:val="FFFFFF"/>
-                <w:sz w:val="19"/>
+                <w:sz w:val="20"/>
               </w:rPr>
               <w:t>Verwerkingsdoel</w:t>
             </w:r>
@@ -917,24 +920,25 @@
         </w:tc>
         <w:tc>
           <w:tcPr>
-            <w:tcW w:type="dxa" w:w="2098"/>
+            <w:tcW w:type="dxa" w:w="2154"/>
             <w:shd w:fill="0F4C81"/>
             <w:tcMar>
-              <w:top w:w="160" w:type="dxa"/>
-              <w:bottom w:w="160" w:type="dxa"/>
-              <w:left w:w="180" w:type="dxa"/>
-              <w:right w:w="180" w:type="dxa"/>
+              <w:top w:w="120" w:type="dxa"/>
+              <w:bottom w:w="120" w:type="dxa"/>
+              <w:left w:w="140" w:type="dxa"/>
+              <w:right w:w="140" w:type="dxa"/>
             </w:tcMar>
           </w:tcPr>
           <w:p>
             <w:pPr>
-              <w:jc w:val="left"/>
+              <w:spacing w:before="0" w:after="0"/>
             </w:pPr>
             <w:r>
               <w:rPr>
+                <w:rFonts w:ascii="Calibri" w:hAnsi="Calibri"/>
                 <w:b/>
                 <w:color w:val="FFFFFF"/>
-                <w:sz w:val="19"/>
+                <w:sz w:val="20"/>
               </w:rPr>
               <w:t>Rechtsgrond (Art. 6)</w:t>
             </w:r>
@@ -947,17 +951,21 @@
             <w:tcW w:type="dxa" w:w="1984"/>
             <w:shd w:fill="FFFFFF"/>
             <w:tcMar>
-              <w:top w:w="120" w:type="dxa"/>
-              <w:bottom w:w="120" w:type="dxa"/>
-              <w:left w:w="160" w:type="dxa"/>
-              <w:right w:w="160" w:type="dxa"/>
+              <w:top w:w="100" w:type="dxa"/>
+              <w:bottom w:w="100" w:type="dxa"/>
+              <w:left w:w="140" w:type="dxa"/>
+              <w:right w:w="140" w:type="dxa"/>
             </w:tcMar>
           </w:tcPr>
           <w:p>
+            <w:pPr>
+              <w:spacing w:before="0" w:after="0" w:line="264" w:lineRule="auto"/>
+            </w:pPr>
             <w:r>
               <w:rPr>
+                <w:rFonts w:ascii="Calibri" w:hAnsi="Calibri"/>
                 <w:color w:val="0F172A"/>
-                <w:sz w:val="18"/>
+                <w:sz w:val="19"/>
               </w:rPr>
               <w:t>Bezoekers (Burgers)</w:t>
             </w:r>
@@ -968,59 +976,71 @@
             <w:tcW w:type="dxa" w:w="2721"/>
             <w:shd w:fill="FFFFFF"/>
             <w:tcMar>
-              <w:top w:w="120" w:type="dxa"/>
-              <w:bottom w:w="120" w:type="dxa"/>
-              <w:left w:w="160" w:type="dxa"/>
-              <w:right w:w="160" w:type="dxa"/>
+              <w:top w:w="100" w:type="dxa"/>
+              <w:bottom w:w="100" w:type="dxa"/>
+              <w:left w:w="140" w:type="dxa"/>
+              <w:right w:w="140" w:type="dxa"/>
             </w:tcMar>
           </w:tcPr>
           <w:p>
+            <w:pPr>
+              <w:spacing w:before="0" w:after="0" w:line="264" w:lineRule="auto"/>
+            </w:pPr>
             <w:r>
               <w:rPr>
+                <w:rFonts w:ascii="Calibri" w:hAnsi="Calibri"/>
                 <w:color w:val="0F172A"/>
-                <w:sz w:val="18"/>
+                <w:sz w:val="19"/>
               </w:rPr>
-              <w:t>Voornaam of initialen, leeftijdscategorie (geaggregeerd), digitaal toesteltype, vraagomschrijving (anoniem), resultaat van het bezoek, herkomstbron, geslacht/gender.</w:t>
+              <w:t>Voornaam of initialen, leeftijdscategorie (geaggregeerd), toesteltype, vraagomschrijving (anoniem), resultaat van het bezoek, herkomst, geslacht/gender.</w:t>
             </w:r>
           </w:p>
         </w:tc>
         <w:tc>
           <w:tcPr>
-            <w:tcW w:type="dxa" w:w="2551"/>
+            <w:tcW w:type="dxa" w:w="2494"/>
             <w:shd w:fill="FFFFFF"/>
             <w:tcMar>
-              <w:top w:w="120" w:type="dxa"/>
-              <w:bottom w:w="120" w:type="dxa"/>
-              <w:left w:w="160" w:type="dxa"/>
-              <w:right w:w="160" w:type="dxa"/>
+              <w:top w:w="100" w:type="dxa"/>
+              <w:bottom w:w="100" w:type="dxa"/>
+              <w:left w:w="140" w:type="dxa"/>
+              <w:right w:w="140" w:type="dxa"/>
             </w:tcMar>
           </w:tcPr>
           <w:p>
+            <w:pPr>
+              <w:spacing w:before="0" w:after="0" w:line="264" w:lineRule="auto"/>
+            </w:pPr>
             <w:r>
               <w:rPr>
+                <w:rFonts w:ascii="Calibri" w:hAnsi="Calibri"/>
                 <w:color w:val="0F172A"/>
-                <w:sz w:val="18"/>
+                <w:sz w:val="19"/>
               </w:rPr>
-              <w:t>Registratie van hulpvragen, monitoring van de werking, opstellen van geaggregeerde gemeentelijke werkingsrapporten.</w:t>
+              <w:t>Registratie van hulpvragen, monitoring van de werking, beleidsrapportage.</w:t>
             </w:r>
           </w:p>
         </w:tc>
         <w:tc>
           <w:tcPr>
-            <w:tcW w:type="dxa" w:w="2098"/>
+            <w:tcW w:type="dxa" w:w="2154"/>
             <w:shd w:fill="FFFFFF"/>
             <w:tcMar>
-              <w:top w:w="120" w:type="dxa"/>
-              <w:bottom w:w="120" w:type="dxa"/>
-              <w:left w:w="160" w:type="dxa"/>
-              <w:right w:w="160" w:type="dxa"/>
+              <w:top w:w="100" w:type="dxa"/>
+              <w:bottom w:w="100" w:type="dxa"/>
+              <w:left w:w="140" w:type="dxa"/>
+              <w:right w:w="140" w:type="dxa"/>
             </w:tcMar>
           </w:tcPr>
           <w:p>
+            <w:pPr>
+              <w:spacing w:before="0" w:after="0" w:line="264" w:lineRule="auto"/>
+            </w:pPr>
             <w:r>
               <w:rPr>
+                <w:rFonts w:ascii="Calibri" w:hAnsi="Calibri"/>
                 <w:color w:val="0F172A"/>
-                <w:sz w:val="18"/>
+                <w:sz w:val="19"/>
               </w:rPr>
               <w:t>Gerechtvaardigd belang / Taak van algemeen belang (Art. 6.1.e/f)</w:t>
             </w:r>
@@ -1031,19 +1051,23 @@
         <w:tc>
           <w:tcPr>
             <w:tcW w:type="dxa" w:w="1984"/>
-            <w:shd w:fill="F0F7FF"/>
+            <w:shd w:fill="F8FAFC"/>
             <w:tcMar>
-              <w:top w:w="120" w:type="dxa"/>
-              <w:bottom w:w="120" w:type="dxa"/>
-              <w:left w:w="160" w:type="dxa"/>
-              <w:right w:w="160" w:type="dxa"/>
+              <w:top w:w="100" w:type="dxa"/>
+              <w:bottom w:w="100" w:type="dxa"/>
+              <w:left w:w="140" w:type="dxa"/>
+              <w:right w:w="140" w:type="dxa"/>
             </w:tcMar>
           </w:tcPr>
           <w:p>
+            <w:pPr>
+              <w:spacing w:before="0" w:after="0" w:line="264" w:lineRule="auto"/>
+            </w:pPr>
             <w:r>
               <w:rPr>
+                <w:rFonts w:ascii="Calibri" w:hAnsi="Calibri"/>
                 <w:color w:val="0F172A"/>
-                <w:sz w:val="18"/>
+                <w:sz w:val="19"/>
               </w:rPr>
               <w:t>Digidokters (Vrijwilligers)</w:t>
             </w:r>
@@ -1052,19 +1076,23 @@
         <w:tc>
           <w:tcPr>
             <w:tcW w:type="dxa" w:w="2721"/>
-            <w:shd w:fill="F0F7FF"/>
+            <w:shd w:fill="F8FAFC"/>
             <w:tcMar>
-              <w:top w:w="120" w:type="dxa"/>
-              <w:bottom w:w="120" w:type="dxa"/>
-              <w:left w:w="160" w:type="dxa"/>
-              <w:right w:w="160" w:type="dxa"/>
+              <w:top w:w="100" w:type="dxa"/>
+              <w:bottom w:w="100" w:type="dxa"/>
+              <w:left w:w="140" w:type="dxa"/>
+              <w:right w:w="140" w:type="dxa"/>
             </w:tcMar>
           </w:tcPr>
           <w:p>
+            <w:pPr>
+              <w:spacing w:before="0" w:after="0" w:line="264" w:lineRule="auto"/>
+            </w:pPr>
             <w:r>
               <w:rPr>
+                <w:rFonts w:ascii="Calibri" w:hAnsi="Calibri"/>
                 <w:color w:val="0F172A"/>
-                <w:sz w:val="18"/>
+                <w:sz w:val="19"/>
               </w:rPr>
               <w:t>Naam, e-mailadres, telefoonnummer, toegekende functies (Digidokter, Digihelper, Lesgever), gekoppelde sessies, evaluatieresultaten.</w:t>
             </w:r>
@@ -1072,43 +1100,51 @@
         </w:tc>
         <w:tc>
           <w:tcPr>
-            <w:tcW w:type="dxa" w:w="2551"/>
-            <w:shd w:fill="F0F7FF"/>
+            <w:tcW w:type="dxa" w:w="2494"/>
+            <w:shd w:fill="F8FAFC"/>
             <w:tcMar>
-              <w:top w:w="120" w:type="dxa"/>
-              <w:bottom w:w="120" w:type="dxa"/>
-              <w:left w:w="160" w:type="dxa"/>
-              <w:right w:w="160" w:type="dxa"/>
+              <w:top w:w="100" w:type="dxa"/>
+              <w:bottom w:w="100" w:type="dxa"/>
+              <w:left w:w="140" w:type="dxa"/>
+              <w:right w:w="140" w:type="dxa"/>
             </w:tcMar>
           </w:tcPr>
           <w:p>
+            <w:pPr>
+              <w:spacing w:before="0" w:after="0" w:line="264" w:lineRule="auto"/>
+            </w:pPr>
             <w:r>
               <w:rPr>
+                <w:rFonts w:ascii="Calibri" w:hAnsi="Calibri"/>
                 <w:color w:val="0F172A"/>
-                <w:sz w:val="18"/>
+                <w:sz w:val="19"/>
               </w:rPr>
-              <w:t>Planning van sessies in de agenda, interne communicatie, uitnodigingen voor kwaliteitsmeting en evaluatie.</w:t>
+              <w:t>Planning van sessies, interne communicatie, kwaliteitsmeting via evaluaties.</w:t>
             </w:r>
           </w:p>
         </w:tc>
         <w:tc>
           <w:tcPr>
-            <w:tcW w:type="dxa" w:w="2098"/>
-            <w:shd w:fill="F0F7FF"/>
+            <w:tcW w:type="dxa" w:w="2154"/>
+            <w:shd w:fill="F8FAFC"/>
             <w:tcMar>
-              <w:top w:w="120" w:type="dxa"/>
-              <w:bottom w:w="120" w:type="dxa"/>
-              <w:left w:w="160" w:type="dxa"/>
-              <w:right w:w="160" w:type="dxa"/>
+              <w:top w:w="100" w:type="dxa"/>
+              <w:bottom w:w="100" w:type="dxa"/>
+              <w:left w:w="140" w:type="dxa"/>
+              <w:right w:w="140" w:type="dxa"/>
             </w:tcMar>
           </w:tcPr>
           <w:p>
+            <w:pPr>
+              <w:spacing w:before="0" w:after="0" w:line="264" w:lineRule="auto"/>
+            </w:pPr>
             <w:r>
               <w:rPr>
+                <w:rFonts w:ascii="Calibri" w:hAnsi="Calibri"/>
                 <w:color w:val="0F172A"/>
-                <w:sz w:val="18"/>
+                <w:sz w:val="19"/>
               </w:rPr>
-              <w:t>Uitvoering van de overeenkomst / Vrijwilligersstatuut (Art. 6.1.b)</w:t>
+              <w:t>Uitvoering overeenkomst / Vrijwilligersstatuut (Art. 6.1.b)</w:t>
             </w:r>
           </w:p>
         </w:tc>
@@ -1119,17 +1155,21 @@
             <w:tcW w:type="dxa" w:w="1984"/>
             <w:shd w:fill="FFFFFF"/>
             <w:tcMar>
-              <w:top w:w="120" w:type="dxa"/>
-              <w:bottom w:w="120" w:type="dxa"/>
-              <w:left w:w="160" w:type="dxa"/>
-              <w:right w:w="160" w:type="dxa"/>
+              <w:top w:w="100" w:type="dxa"/>
+              <w:bottom w:w="100" w:type="dxa"/>
+              <w:left w:w="140" w:type="dxa"/>
+              <w:right w:w="140" w:type="dxa"/>
             </w:tcMar>
           </w:tcPr>
           <w:p>
+            <w:pPr>
+              <w:spacing w:before="0" w:after="0" w:line="264" w:lineRule="auto"/>
+            </w:pPr>
             <w:r>
               <w:rPr>
+                <w:rFonts w:ascii="Calibri" w:hAnsi="Calibri"/>
                 <w:color w:val="0F172A"/>
-                <w:sz w:val="18"/>
+                <w:sz w:val="19"/>
               </w:rPr>
               <w:t>Medewerkers &amp; Beheerders</w:t>
             </w:r>
@@ -1140,61 +1180,73 @@
             <w:tcW w:type="dxa" w:w="2721"/>
             <w:shd w:fill="FFFFFF"/>
             <w:tcMar>
-              <w:top w:w="120" w:type="dxa"/>
-              <w:bottom w:w="120" w:type="dxa"/>
-              <w:left w:w="160" w:type="dxa"/>
-              <w:right w:w="160" w:type="dxa"/>
+              <w:top w:w="100" w:type="dxa"/>
+              <w:bottom w:w="100" w:type="dxa"/>
+              <w:left w:w="140" w:type="dxa"/>
+              <w:right w:w="140" w:type="dxa"/>
             </w:tcMar>
           </w:tcPr>
           <w:p>
+            <w:pPr>
+              <w:spacing w:before="0" w:after="0" w:line="264" w:lineRule="auto"/>
+            </w:pPr>
             <w:r>
               <w:rPr>
+                <w:rFonts w:ascii="Calibri" w:hAnsi="Calibri"/>
                 <w:color w:val="0F172A"/>
-                <w:sz w:val="18"/>
+                <w:sz w:val="19"/>
               </w:rPr>
-              <w:t>Naam, zakelijk e-mailadres, telefoonnummer, versleuteld wachtwoord (Scrypt hash), autorisatiegroepen &amp; permissies, logintijdstip.</w:t>
+              <w:t>Naam, zakelijk e-mailadres, telefoonnummer, Scrypt-wachtwoordhash, autorisatiegroepen &amp; permissies, laatste login, laatste activiteit (users.laatste_activiteit).</w:t>
             </w:r>
           </w:p>
         </w:tc>
         <w:tc>
           <w:tcPr>
-            <w:tcW w:type="dxa" w:w="2551"/>
+            <w:tcW w:type="dxa" w:w="2494"/>
             <w:shd w:fill="FFFFFF"/>
             <w:tcMar>
-              <w:top w:w="120" w:type="dxa"/>
-              <w:bottom w:w="120" w:type="dxa"/>
-              <w:left w:w="160" w:type="dxa"/>
-              <w:right w:w="160" w:type="dxa"/>
+              <w:top w:w="100" w:type="dxa"/>
+              <w:bottom w:w="100" w:type="dxa"/>
+              <w:left w:w="140" w:type="dxa"/>
+              <w:right w:w="140" w:type="dxa"/>
             </w:tcMar>
           </w:tcPr>
           <w:p>
+            <w:pPr>
+              <w:spacing w:before="0" w:after="0" w:line="264" w:lineRule="auto"/>
+            </w:pPr>
             <w:r>
               <w:rPr>
+                <w:rFonts w:ascii="Calibri" w:hAnsi="Calibri"/>
                 <w:color w:val="0F172A"/>
-                <w:sz w:val="18"/>
+                <w:sz w:val="19"/>
               </w:rPr>
-              <w:t>Toegangsbeheer, authenticatie, autorisatie, organisatiebeheer en beveiligingsaudits.</w:t>
+              <w:t>Toegangsbeheer, authenticatie, autorisatie, sessiebeveiliging en monitoring van gelijktijdig gebruik.</w:t>
             </w:r>
           </w:p>
         </w:tc>
         <w:tc>
           <w:tcPr>
-            <w:tcW w:type="dxa" w:w="2098"/>
+            <w:tcW w:type="dxa" w:w="2154"/>
             <w:shd w:fill="FFFFFF"/>
             <w:tcMar>
-              <w:top w:w="120" w:type="dxa"/>
-              <w:bottom w:w="120" w:type="dxa"/>
-              <w:left w:w="160" w:type="dxa"/>
-              <w:right w:w="160" w:type="dxa"/>
+              <w:top w:w="100" w:type="dxa"/>
+              <w:bottom w:w="100" w:type="dxa"/>
+              <w:left w:w="140" w:type="dxa"/>
+              <w:right w:w="140" w:type="dxa"/>
             </w:tcMar>
           </w:tcPr>
           <w:p>
+            <w:pPr>
+              <w:spacing w:before="0" w:after="0" w:line="264" w:lineRule="auto"/>
+            </w:pPr>
             <w:r>
               <w:rPr>
+                <w:rFonts w:ascii="Calibri" w:hAnsi="Calibri"/>
                 <w:color w:val="0F172A"/>
-                <w:sz w:val="18"/>
+                <w:sz w:val="19"/>
               </w:rPr>
-              <w:t>Uitvoering van de overeenkomst / Gerechtvaardigd belang (Art. 6.1.b/f)</w:t>
+              <w:t>Uitvoering overeenkomst / Gerechtvaardigd belang (Art. 6.1.b/f)</w:t>
             </w:r>
           </w:p>
         </w:tc>
@@ -1203,82 +1255,302 @@
         <w:tc>
           <w:tcPr>
             <w:tcW w:type="dxa" w:w="1984"/>
-            <w:shd w:fill="F0F7FF"/>
+            <w:shd w:fill="F8FAFC"/>
             <w:tcMar>
-              <w:top w:w="120" w:type="dxa"/>
-              <w:bottom w:w="120" w:type="dxa"/>
-              <w:left w:w="160" w:type="dxa"/>
-              <w:right w:w="160" w:type="dxa"/>
+              <w:top w:w="100" w:type="dxa"/>
+              <w:bottom w:w="100" w:type="dxa"/>
+              <w:left w:w="140" w:type="dxa"/>
+              <w:right w:w="140" w:type="dxa"/>
             </w:tcMar>
           </w:tcPr>
           <w:p>
+            <w:pPr>
+              <w:spacing w:before="0" w:after="0" w:line="264" w:lineRule="auto"/>
+            </w:pPr>
             <w:r>
               <w:rPr>
+                <w:rFonts w:ascii="Calibri" w:hAnsi="Calibri"/>
                 <w:color w:val="0F172A"/>
-                <w:sz w:val="18"/>
+                <w:sz w:val="19"/>
               </w:rPr>
-              <w:t>Communicatie &amp; Logs</w:t>
+              <w:t>Telemetrie &amp; Gebruik (page_view_stats)</w:t>
             </w:r>
           </w:p>
         </w:tc>
         <w:tc>
           <w:tcPr>
             <w:tcW w:type="dxa" w:w="2721"/>
-            <w:shd w:fill="F0F7FF"/>
+            <w:shd w:fill="F8FAFC"/>
             <w:tcMar>
-              <w:top w:w="120" w:type="dxa"/>
-              <w:bottom w:w="120" w:type="dxa"/>
-              <w:left w:w="160" w:type="dxa"/>
-              <w:right w:w="160" w:type="dxa"/>
+              <w:top w:w="100" w:type="dxa"/>
+              <w:bottom w:w="100" w:type="dxa"/>
+              <w:left w:w="140" w:type="dxa"/>
+              <w:right w:w="140" w:type="dxa"/>
             </w:tcMar>
           </w:tcPr>
           <w:p>
+            <w:pPr>
+              <w:spacing w:before="0" w:after="0" w:line="264" w:lineRule="auto"/>
+            </w:pPr>
             <w:r>
               <w:rPr>
+                <w:rFonts w:ascii="Calibri" w:hAnsi="Calibri"/>
                 <w:color w:val="0F172A"/>
-                <w:sz w:val="18"/>
+                <w:sz w:val="19"/>
               </w:rPr>
-              <w:t>Verzonden e-mailhistoriek (onderwerp, tekst, ontvangerslijst-snapshot), audit logs van mutaties (oude vs. nieuwe waarden).</w:t>
+              <w:t>Datum, endpoint-naam, routepad, functielabel, optioneel organisatie_id, dagsom van hits. GEEN persoonsgegevens, GEEN IP-adressen.</w:t>
             </w:r>
           </w:p>
         </w:tc>
         <w:tc>
           <w:tcPr>
-            <w:tcW w:type="dxa" w:w="2551"/>
-            <w:shd w:fill="F0F7FF"/>
+            <w:tcW w:type="dxa" w:w="2494"/>
+            <w:shd w:fill="F8FAFC"/>
             <w:tcMar>
-              <w:top w:w="120" w:type="dxa"/>
-              <w:bottom w:w="120" w:type="dxa"/>
-              <w:left w:w="160" w:type="dxa"/>
-              <w:right w:w="160" w:type="dxa"/>
+              <w:top w:w="100" w:type="dxa"/>
+              <w:bottom w:w="100" w:type="dxa"/>
+              <w:left w:w="140" w:type="dxa"/>
+              <w:right w:w="140" w:type="dxa"/>
             </w:tcMar>
           </w:tcPr>
           <w:p>
+            <w:pPr>
+              <w:spacing w:before="0" w:after="0" w:line="264" w:lineRule="auto"/>
+            </w:pPr>
             <w:r>
               <w:rPr>
+                <w:rFonts w:ascii="Calibri" w:hAnsi="Calibri"/>
                 <w:color w:val="0F172A"/>
-                <w:sz w:val="18"/>
+                <w:sz w:val="19"/>
               </w:rPr>
-              <w:t>Verantwoording, transparantie, interne opvolging en forensische auditering conform AVG-verplichtingen.</w:t>
+              <w:t>Platformoptimalisatie, prestatiemonitoring en inzicht in veelgebruikte modules.</w:t>
             </w:r>
           </w:p>
         </w:tc>
         <w:tc>
           <w:tcPr>
-            <w:tcW w:type="dxa" w:w="2098"/>
-            <w:shd w:fill="F0F7FF"/>
+            <w:tcW w:type="dxa" w:w="2154"/>
+            <w:shd w:fill="F8FAFC"/>
             <w:tcMar>
-              <w:top w:w="120" w:type="dxa"/>
-              <w:bottom w:w="120" w:type="dxa"/>
-              <w:left w:w="160" w:type="dxa"/>
-              <w:right w:w="160" w:type="dxa"/>
+              <w:top w:w="100" w:type="dxa"/>
+              <w:bottom w:w="100" w:type="dxa"/>
+              <w:left w:w="140" w:type="dxa"/>
+              <w:right w:w="140" w:type="dxa"/>
             </w:tcMar>
           </w:tcPr>
           <w:p>
+            <w:pPr>
+              <w:spacing w:before="0" w:after="0" w:line="264" w:lineRule="auto"/>
+            </w:pPr>
             <w:r>
               <w:rPr>
+                <w:rFonts w:ascii="Calibri" w:hAnsi="Calibri"/>
                 <w:color w:val="0F172A"/>
-                <w:sz w:val="18"/>
+                <w:sz w:val="19"/>
+              </w:rPr>
+              <w:t>Gerechtvaardigd belang / Statistische doeleinden (Art. 6.1.f &amp; Art. 89)</w:t>
+            </w:r>
+          </w:p>
+        </w:tc>
+      </w:tr>
+      <w:tr>
+        <w:tc>
+          <w:tcPr>
+            <w:tcW w:type="dxa" w:w="1984"/>
+            <w:shd w:fill="FFFFFF"/>
+            <w:tcMar>
+              <w:top w:w="100" w:type="dxa"/>
+              <w:bottom w:w="100" w:type="dxa"/>
+              <w:left w:w="140" w:type="dxa"/>
+              <w:right w:w="140" w:type="dxa"/>
+            </w:tcMar>
+          </w:tcPr>
+          <w:p>
+            <w:pPr>
+              <w:spacing w:before="0" w:after="0" w:line="264" w:lineRule="auto"/>
+            </w:pPr>
+            <w:r>
+              <w:rPr>
+                <w:rFonts w:ascii="Calibri" w:hAnsi="Calibri"/>
+                <w:color w:val="0F172A"/>
+                <w:sz w:val="19"/>
+              </w:rPr>
+              <w:t>Systeemfouten &amp; Beveiliging (system_error_logs)</w:t>
+            </w:r>
+          </w:p>
+        </w:tc>
+        <w:tc>
+          <w:tcPr>
+            <w:tcW w:type="dxa" w:w="2721"/>
+            <w:shd w:fill="FFFFFF"/>
+            <w:tcMar>
+              <w:top w:w="100" w:type="dxa"/>
+              <w:bottom w:w="100" w:type="dxa"/>
+              <w:left w:w="140" w:type="dxa"/>
+              <w:right w:w="140" w:type="dxa"/>
+            </w:tcMar>
+          </w:tcPr>
+          <w:p>
+            <w:pPr>
+              <w:spacing w:before="0" w:after="0" w:line="264" w:lineRule="auto"/>
+            </w:pPr>
+            <w:r>
+              <w:rPr>
+                <w:rFonts w:ascii="Calibri" w:hAnsi="Calibri"/>
+                <w:color w:val="0F172A"/>
+                <w:sz w:val="19"/>
+              </w:rPr>
+              <w:t>Tijdstip, statuscode (500, 429, 401), fouttype, foutbericht, stacktrace (sanitized), endpoint/pad, IP-adres, e-mail/gebruiker (indien ingelogd), organisatie_id, oplosstatus.</w:t>
+            </w:r>
+          </w:p>
+        </w:tc>
+        <w:tc>
+          <w:tcPr>
+            <w:tcW w:type="dxa" w:w="2494"/>
+            <w:shd w:fill="FFFFFF"/>
+            <w:tcMar>
+              <w:top w:w="100" w:type="dxa"/>
+              <w:bottom w:w="100" w:type="dxa"/>
+              <w:left w:w="140" w:type="dxa"/>
+              <w:right w:w="140" w:type="dxa"/>
+            </w:tcMar>
+          </w:tcPr>
+          <w:p>
+            <w:pPr>
+              <w:spacing w:before="0" w:after="0" w:line="264" w:lineRule="auto"/>
+            </w:pPr>
+            <w:r>
+              <w:rPr>
+                <w:rFonts w:ascii="Calibri" w:hAnsi="Calibri"/>
+                <w:color w:val="0F172A"/>
+                <w:sz w:val="19"/>
+              </w:rPr>
+              <w:t>Incidentdetectie, opsporen van serverfouten, blokkeren van brute-force aanvallen, beveiligingsmonitoring.</w:t>
+            </w:r>
+          </w:p>
+        </w:tc>
+        <w:tc>
+          <w:tcPr>
+            <w:tcW w:type="dxa" w:w="2154"/>
+            <w:shd w:fill="FFFFFF"/>
+            <w:tcMar>
+              <w:top w:w="100" w:type="dxa"/>
+              <w:bottom w:w="100" w:type="dxa"/>
+              <w:left w:w="140" w:type="dxa"/>
+              <w:right w:w="140" w:type="dxa"/>
+            </w:tcMar>
+          </w:tcPr>
+          <w:p>
+            <w:pPr>
+              <w:spacing w:before="0" w:after="0" w:line="264" w:lineRule="auto"/>
+            </w:pPr>
+            <w:r>
+              <w:rPr>
+                <w:rFonts w:ascii="Calibri" w:hAnsi="Calibri"/>
+                <w:color w:val="0F172A"/>
+                <w:sz w:val="19"/>
+              </w:rPr>
+              <w:t>Gerechtvaardigd belang / Netwerkbeveiliging (Art. 6.1.f &amp; Overweging 49 AVG)</w:t>
+            </w:r>
+          </w:p>
+        </w:tc>
+      </w:tr>
+      <w:tr>
+        <w:tc>
+          <w:tcPr>
+            <w:tcW w:type="dxa" w:w="1984"/>
+            <w:shd w:fill="F8FAFC"/>
+            <w:tcMar>
+              <w:top w:w="100" w:type="dxa"/>
+              <w:bottom w:w="100" w:type="dxa"/>
+              <w:left w:w="140" w:type="dxa"/>
+              <w:right w:w="140" w:type="dxa"/>
+            </w:tcMar>
+          </w:tcPr>
+          <w:p>
+            <w:pPr>
+              <w:spacing w:before="0" w:after="0" w:line="264" w:lineRule="auto"/>
+            </w:pPr>
+            <w:r>
+              <w:rPr>
+                <w:rFonts w:ascii="Calibri" w:hAnsi="Calibri"/>
+                <w:color w:val="0F172A"/>
+                <w:sz w:val="19"/>
+              </w:rPr>
+              <w:t>Audit Trail (audit_logs)</w:t>
+            </w:r>
+          </w:p>
+        </w:tc>
+        <w:tc>
+          <w:tcPr>
+            <w:tcW w:type="dxa" w:w="2721"/>
+            <w:shd w:fill="F8FAFC"/>
+            <w:tcMar>
+              <w:top w:w="100" w:type="dxa"/>
+              <w:bottom w:w="100" w:type="dxa"/>
+              <w:left w:w="140" w:type="dxa"/>
+              <w:right w:w="140" w:type="dxa"/>
+            </w:tcMar>
+          </w:tcPr>
+          <w:p>
+            <w:pPr>
+              <w:spacing w:before="0" w:after="0" w:line="264" w:lineRule="auto"/>
+            </w:pPr>
+            <w:r>
+              <w:rPr>
+                <w:rFonts w:ascii="Calibri" w:hAnsi="Calibri"/>
+                <w:color w:val="0F172A"/>
+                <w:sz w:val="19"/>
+              </w:rPr>
+              <w:t>Tijdstip, gebruikersnaam, operatie (C/U/D), tabel, record_id, organisatie_id, oude en nieuwe waarden (JSON).</w:t>
+            </w:r>
+          </w:p>
+        </w:tc>
+        <w:tc>
+          <w:tcPr>
+            <w:tcW w:type="dxa" w:w="2494"/>
+            <w:shd w:fill="F8FAFC"/>
+            <w:tcMar>
+              <w:top w:w="100" w:type="dxa"/>
+              <w:bottom w:w="100" w:type="dxa"/>
+              <w:left w:w="140" w:type="dxa"/>
+              <w:right w:w="140" w:type="dxa"/>
+            </w:tcMar>
+          </w:tcPr>
+          <w:p>
+            <w:pPr>
+              <w:spacing w:before="0" w:after="0" w:line="264" w:lineRule="auto"/>
+            </w:pPr>
+            <w:r>
+              <w:rPr>
+                <w:rFonts w:ascii="Calibri" w:hAnsi="Calibri"/>
+                <w:color w:val="0F172A"/>
+                <w:sz w:val="19"/>
+              </w:rPr>
+              <w:t>Verantwoording, transparantie, forensische traceerbaarheid en compliance met Art. 5.2 AVG.</w:t>
+            </w:r>
+          </w:p>
+        </w:tc>
+        <w:tc>
+          <w:tcPr>
+            <w:tcW w:type="dxa" w:w="2154"/>
+            <w:shd w:fill="F8FAFC"/>
+            <w:tcMar>
+              <w:top w:w="100" w:type="dxa"/>
+              <w:bottom w:w="100" w:type="dxa"/>
+              <w:left w:w="140" w:type="dxa"/>
+              <w:right w:w="140" w:type="dxa"/>
+            </w:tcMar>
+          </w:tcPr>
+          <w:p>
+            <w:pPr>
+              <w:spacing w:before="0" w:after="0" w:line="264" w:lineRule="auto"/>
+            </w:pPr>
+            <w:r>
+              <w:rPr>
+                <w:rFonts w:ascii="Calibri" w:hAnsi="Calibri"/>
+                <w:color w:val="0F172A"/>
+                <w:sz w:val="19"/>
               </w:rPr>
               <w:t>Wettelijke verplichting / Gerechtvaardigd belang (Art. 6.1.c/f)</w:t>
             </w:r>
@@ -1288,16 +1560,13 @@
     </w:tbl>
     <w:p>
       <w:pPr>
-        <w:spacing w:after="120"/>
+        <w:spacing w:after="80"/>
       </w:pPr>
     </w:p>
     <w:p>
-      <w:pPr>
-        <w:keepNext/>
-        <w:spacing w:before="360" w:after="160"/>
-      </w:pPr>
       <w:r>
         <w:rPr>
+          <w:rFonts w:ascii="Calibri" w:hAnsi="Calibri"/>
           <w:b/>
           <w:color w:val="0F4C81"/>
           <w:sz w:val="32"/>
@@ -1306,515 +1575,177 @@
       </w:r>
     </w:p>
     <w:p>
-      <w:pPr>
-        <w:keepNext/>
-        <w:spacing w:before="280" w:after="120"/>
-      </w:pPr>
       <w:r>
         <w:rPr>
+          <w:rFonts w:ascii="Calibri" w:hAnsi="Calibri"/>
           <w:b/>
           <w:color w:val="0284C7"/>
-          <w:sz w:val="26"/>
+          <w:sz w:val="24"/>
         </w:rPr>
-        <w:t>3.1 Rechtmatigheid, Behoorlijkheid en Transparantie (Art. 5.1.a)</w:t>
+        <w:t>3.1 Rechtmatigheid, Behoorlijkheid &amp; Transparantie (Art. 5.1.a)</w:t>
       </w:r>
     </w:p>
     <w:p>
       <w:pPr>
-        <w:spacing w:before="0" w:after="120" w:line="276" w:lineRule="auto"/>
+        <w:spacing w:after="80"/>
       </w:pPr>
       <w:r>
         <w:rPr>
-          <w:i w:val="0"/>
+          <w:rFonts w:ascii="Calibri" w:hAnsi="Calibri"/>
           <w:color w:val="0F172A"/>
           <w:sz w:val="20"/>
         </w:rPr>
-        <w:t>De gegevensverwerking steunt op legitieme rechtsgronden. Betrokkenen worden op duidelijke en begrijpelijke wijze geïnformeerd:</w:t>
+        <w:t>Alle verwerkingen steunen op een aantoonbare rechtsgrond. Transparantie wordt gewaarborgd via de centrale privacyverklaring in de navigatiebalk, duidelijke informatiebanners op evaluatieformulieren en transparante auditlogging van alle beheeracties.</w:t>
       </w:r>
     </w:p>
     <w:p>
-      <w:pPr>
-        <w:pStyle w:val="ListBullet"/>
-        <w:spacing w:before="20" w:after="60" w:line="276" w:lineRule="auto"/>
-      </w:pPr>
       <w:r>
         <w:rPr>
-          <w:b/>
-          <w:color w:val="0F172A"/>
-          <w:sz w:val="20"/>
-        </w:rPr>
-        <w:t xml:space="preserve">Centrale Privacy Modal: </w:t>
-      </w:r>
-      <w:r>
-        <w:rPr>
-          <w:color w:val="0F172A"/>
-          <w:sz w:val="20"/>
-        </w:rPr>
-        <w:t>In het hoofdmenu is via de rubriek 'Algemeen &gt; Privacy &amp; AVG' een centrale modal beschikbaar met toelichting op de 6 verwerkingsthema's conform Art. 12 en 13 AVG.</w:t>
-      </w:r>
-    </w:p>
-    <w:p>
-      <w:pPr>
-        <w:pStyle w:val="ListBullet"/>
-        <w:spacing w:before="20" w:after="60" w:line="276" w:lineRule="auto"/>
-      </w:pPr>
-      <w:r>
-        <w:rPr>
-          <w:b/>
-          <w:color w:val="0F172A"/>
-          <w:sz w:val="20"/>
-        </w:rPr>
-        <w:t xml:space="preserve">Evaluatieformulier Transparantie: </w:t>
-      </w:r>
-      <w:r>
-        <w:rPr>
-          <w:color w:val="0F172A"/>
-          <w:sz w:val="20"/>
-        </w:rPr>
-        <w:t>Op het publieke evaluatieformulier (templates/evaluaties/invullen.html) staat een expliciete Art. 13 transparantieverklaring over het doel van de evaluatie.</w:t>
-      </w:r>
-    </w:p>
-    <w:p>
-      <w:pPr>
-        <w:pStyle w:val="ListBullet"/>
-        <w:spacing w:before="20" w:after="60" w:line="276" w:lineRule="auto"/>
-      </w:pPr>
-      <w:r>
-        <w:rPr>
-          <w:b/>
-          <w:color w:val="0F172A"/>
-          <w:sz w:val="20"/>
-        </w:rPr>
-        <w:t xml:space="preserve">Invoerinstructies Balieformulier: </w:t>
-      </w:r>
-      <w:r>
-        <w:rPr>
-          <w:color w:val="0F172A"/>
-          <w:sz w:val="20"/>
-        </w:rPr>
-        <w:t>In het registratieformulier ('Nieuw bezoek') staan expliciete richtlijnen over dataminimalisatie en anonieme omschrijving van vragen.</w:t>
-      </w:r>
-    </w:p>
-    <w:p>
-      <w:pPr>
-        <w:pStyle w:val="ListBullet"/>
-        <w:spacing w:before="20" w:after="60" w:line="276" w:lineRule="auto"/>
-      </w:pPr>
-      <w:r>
-        <w:rPr>
-          <w:b/>
-          <w:color w:val="0F172A"/>
-          <w:sz w:val="20"/>
-        </w:rPr>
-        <w:t xml:space="preserve">Communicatietransparantie: </w:t>
-      </w:r>
-      <w:r>
-        <w:rPr>
-          <w:color w:val="0F172A"/>
-          <w:sz w:val="20"/>
-        </w:rPr>
-        <w:t>Bij het versturen van interne communicatie toont de interface exact wie en hoeveel gebruikers het bericht zullen ontvangen.</w:t>
-      </w:r>
-    </w:p>
-    <w:p>
-      <w:pPr>
-        <w:keepNext/>
-        <w:spacing w:before="280" w:after="120"/>
-      </w:pPr>
-      <w:r>
-        <w:rPr>
+          <w:rFonts w:ascii="Calibri" w:hAnsi="Calibri"/>
           <w:b/>
           <w:color w:val="0284C7"/>
-          <w:sz w:val="26"/>
+          <w:sz w:val="24"/>
         </w:rPr>
         <w:t>3.2 Doelbinding (Art. 5.1.b)</w:t>
       </w:r>
     </w:p>
     <w:p>
       <w:pPr>
-        <w:spacing w:before="0" w:after="120" w:line="276" w:lineRule="auto"/>
+        <w:spacing w:after="80"/>
       </w:pPr>
       <w:r>
         <w:rPr>
-          <w:i w:val="0"/>
+          <w:rFonts w:ascii="Calibri" w:hAnsi="Calibri"/>
           <w:color w:val="0F172A"/>
           <w:sz w:val="20"/>
         </w:rPr>
-        <w:t>Gegevens worden uitsluitend verzameld voor vooraf vastgestelde, uitdrukkelijk omschreven en gerechtvaardigde doeleinden (sessiebeheer, hulpverleningsstatistieken, planning en kwaliteitsverbetering). Doelverschuiving is uitgesloten.</w:t>
+        <w:t>Gegevens worden uitsluitend verzameld voor vastgestelde, uitdrukkelijk omschreven doeleinden. Het Systeemfoutenlogboek dient uitsluitend voor technische foutopsporing en beveiliging, en wordt onder geen beding ingezet voor personeelsbeoordeling of commerciële analyse. Multi-tenancy garandeert strikte isolatie per gemeente.</w:t>
       </w:r>
     </w:p>
     <w:p>
-      <w:pPr>
-        <w:keepNext/>
-        <w:spacing w:before="280" w:after="120"/>
-      </w:pPr>
       <w:r>
         <w:rPr>
+          <w:rFonts w:ascii="Calibri" w:hAnsi="Calibri"/>
           <w:b/>
           <w:color w:val="0284C7"/>
-          <w:sz w:val="26"/>
+          <w:sz w:val="24"/>
         </w:rPr>
         <w:t>3.3 Dataminimalisatie (Art. 5.1.c)</w:t>
       </w:r>
     </w:p>
     <w:p>
       <w:pPr>
-        <w:spacing w:before="0" w:after="120" w:line="276" w:lineRule="auto"/>
+        <w:spacing w:after="80"/>
       </w:pPr>
       <w:r>
         <w:rPr>
-          <w:i w:val="0"/>
+          <w:rFonts w:ascii="Calibri" w:hAnsi="Calibri"/>
           <w:color w:val="0F172A"/>
           <w:sz w:val="20"/>
         </w:rPr>
-        <w:t>Het platform verwerkt uitsluitend gegevens die toereikend, ter zake dienend en beperkt zijn tot wat noodzakelijk is:</w:t>
+        <w:t>In consultaties worden geen rijksregisternummers, geboortedata of contactgegevens van bezoekers genoteerd. De nieuwe telemetriemodule (page_view_stats) aggregeert data op dagniveau zonder persoonsidentifiers. In system_error_logs worden stacktraces ingekort en wachtwoorden strikt geweerd.</w:t>
       </w:r>
     </w:p>
     <w:p>
-      <w:pPr>
-        <w:pStyle w:val="ListBullet"/>
-        <w:spacing w:before="20" w:after="60" w:line="276" w:lineRule="auto"/>
-      </w:pPr>
       <w:r>
         <w:rPr>
-          <w:b/>
-          <w:color w:val="0F172A"/>
-          <w:sz w:val="20"/>
-        </w:rPr>
-        <w:t xml:space="preserve">Bezoekersgegevens: </w:t>
-      </w:r>
-      <w:r>
-        <w:rPr>
-          <w:color w:val="0F172A"/>
-          <w:sz w:val="20"/>
-        </w:rPr>
-        <w:t>Bij bezoekersregistraties wordt in de interface en in de validatielaag afgedwongen dat uitsluitend een voornaam of initialen worden ingevoerd (geen achternamen of identificatienummers).</w:t>
-      </w:r>
-    </w:p>
-    <w:p>
-      <w:pPr>
-        <w:pStyle w:val="ListBullet"/>
-        <w:spacing w:before="20" w:after="60" w:line="276" w:lineRule="auto"/>
-      </w:pPr>
-      <w:r>
-        <w:rPr>
-          <w:b/>
-          <w:color w:val="0F172A"/>
-          <w:sz w:val="20"/>
-        </w:rPr>
-        <w:t xml:space="preserve">Resultaatregistratie: </w:t>
-      </w:r>
-      <w:r>
-        <w:rPr>
-          <w:color w:val="0F172A"/>
-          <w:sz w:val="20"/>
-        </w:rPr>
-        <w:t>Het nieuwe gegeven 'Resultaat van het bezoek' bevat uitsluitend generieke processtatussen (bijv. 'Vraag beantwoord', 'Bezoeker doorverwezen', 'Vraag onmogelijk te beantwoorden') zonder persoonskenmerken.</w:t>
-      </w:r>
-    </w:p>
-    <w:p>
-      <w:pPr>
-        <w:pStyle w:val="ListBullet"/>
-        <w:spacing w:before="20" w:after="60" w:line="276" w:lineRule="auto"/>
-      </w:pPr>
-      <w:r>
-        <w:rPr>
-          <w:b/>
-          <w:color w:val="0F172A"/>
-          <w:sz w:val="20"/>
-        </w:rPr>
-        <w:t xml:space="preserve">Uitsluiting Bijzondere Categorieën: </w:t>
-      </w:r>
-      <w:r>
-        <w:rPr>
-          <w:color w:val="0F172A"/>
-          <w:sz w:val="20"/>
-        </w:rPr>
-        <w:t>Er worden geen rijksregisternummers, geboortedata, exacte woonadressen, financiële of medische gegevens geregistreerd.</w:t>
-      </w:r>
-    </w:p>
-    <w:p>
-      <w:pPr>
-        <w:keepNext/>
-        <w:spacing w:before="280" w:after="120"/>
-      </w:pPr>
-      <w:r>
-        <w:rPr>
+          <w:rFonts w:ascii="Calibri" w:hAnsi="Calibri"/>
           <w:b/>
           <w:color w:val="0284C7"/>
-          <w:sz w:val="26"/>
+          <w:sz w:val="24"/>
         </w:rPr>
         <w:t>3.4 Juistheid &amp; Kwaliteit (Art. 5.1.d)</w:t>
       </w:r>
     </w:p>
     <w:p>
       <w:pPr>
-        <w:spacing w:before="0" w:after="120" w:line="276" w:lineRule="auto"/>
+        <w:spacing w:after="80"/>
       </w:pPr>
       <w:r>
         <w:rPr>
-          <w:i w:val="0"/>
+          <w:rFonts w:ascii="Calibri" w:hAnsi="Calibri"/>
           <w:color w:val="0F172A"/>
           <w:sz w:val="20"/>
         </w:rPr>
-        <w:t>Beheerders en gebruikers kunnen gegevens te allen tijde corrigeren via de beheerinterfaces:</w:t>
+        <w:t>Zelfbediening (/wachtwoord) stelt vrijwilligers en medewerkers in staat hun contactgegevens direct te corrigeren. Evaluatiereacties kunnen door de auteur worden gecorrigeerd. Stamgegevens en alias-mappings garanderen uniforme categorieën.</w:t>
+      </w:r>
+    </w:p>
+    <w:p>
+      <w:r>
+        <w:rPr>
+          <w:rFonts w:ascii="Calibri" w:hAnsi="Calibri"/>
+          <w:b/>
+          <w:color w:val="0284C7"/>
+          <w:sz w:val="24"/>
+        </w:rPr>
+        <w:t>3.5 Opslagbeperking &amp; Retentiebeheer (Art. 5.1.e)</w:t>
       </w:r>
     </w:p>
     <w:p>
       <w:pPr>
-        <w:pStyle w:val="ListBullet"/>
-        <w:spacing w:before="20" w:after="60" w:line="276" w:lineRule="auto"/>
+        <w:spacing w:after="80"/>
       </w:pPr>
       <w:r>
         <w:rPr>
-          <w:b/>
+          <w:rFonts w:ascii="Calibri" w:hAnsi="Calibri"/>
           <w:color w:val="0F172A"/>
           <w:sz w:val="20"/>
         </w:rPr>
-        <w:t xml:space="preserve">Zelfbediening Profiel: </w:t>
-      </w:r>
-      <w:r>
-        <w:rPr>
-          <w:color w:val="0F172A"/>
-          <w:sz w:val="20"/>
-        </w:rPr>
-        <w:t>Gebruikers en digidokters kunnen via de zelfbedieningspagina linksonder direct hun eigen contactgegevens (telefoon, e-mail) en actieve vrijwilligersfuncties bijwerken.</w:t>
+        <w:t>Database-backups volgen een geautomatiseerd GFS-retentieschema (7 dagen dagelijks, 4 weken wekelijks, 2 maanden maandelijks). Wachtwoordresetcodes vervallen na 30 minuten. Auditlogs kunnen via de beheerinterface gecontroleerd worden opgeschoond. Aanbevolen wordt om ook voor system_error_logs een automatische retentie in te stellen.</w:t>
       </w:r>
     </w:p>
     <w:p>
-      <w:pPr>
-        <w:pStyle w:val="ListBullet"/>
-        <w:spacing w:before="20" w:after="60" w:line="276" w:lineRule="auto"/>
-      </w:pPr>
       <w:r>
         <w:rPr>
-          <w:b/>
-          <w:color w:val="0F172A"/>
-          <w:sz w:val="20"/>
-        </w:rPr>
-        <w:t xml:space="preserve">Evaluatierectificatie: </w:t>
-      </w:r>
-      <w:r>
-        <w:rPr>
-          <w:color w:val="0F172A"/>
-          <w:sz w:val="20"/>
-        </w:rPr>
-        <w:t>Digidokters en auteurs kunnen eerder ingediende evaluatiereacties rechtstreeks corrigeren.</w:t>
-      </w:r>
-    </w:p>
-    <w:p>
-      <w:pPr>
-        <w:keepNext/>
-        <w:spacing w:before="280" w:after="120"/>
-      </w:pPr>
-      <w:r>
-        <w:rPr>
+          <w:rFonts w:ascii="Calibri" w:hAnsi="Calibri"/>
           <w:b/>
           <w:color w:val="0284C7"/>
-          <w:sz w:val="26"/>
-        </w:rPr>
-        <w:t>3.5 Opslagbeperking &amp; Bewaartermijnen (Art. 5.1.e)</w:t>
-      </w:r>
-    </w:p>
-    <w:p>
-      <w:pPr>
-        <w:spacing w:before="0" w:after="120" w:line="276" w:lineRule="auto"/>
-      </w:pPr>
-      <w:r>
-        <w:rPr>
-          <w:i w:val="0"/>
-          <w:color w:val="0F172A"/>
-          <w:sz w:val="20"/>
-        </w:rPr>
-        <w:t>Persoonsgegevens worden niet langer bewaard dan noodzakelijk:</w:t>
-      </w:r>
-    </w:p>
-    <w:p>
-      <w:pPr>
-        <w:pStyle w:val="ListBullet"/>
-        <w:spacing w:before="20" w:after="60" w:line="276" w:lineRule="auto"/>
-      </w:pPr>
-      <w:r>
-        <w:rPr>
-          <w:b/>
-          <w:color w:val="0F172A"/>
-          <w:sz w:val="20"/>
-        </w:rPr>
-        <w:t xml:space="preserve">Database Backup Retentie: </w:t>
-      </w:r>
-      <w:r>
-        <w:rPr>
-          <w:color w:val="0F172A"/>
-          <w:sz w:val="20"/>
-        </w:rPr>
-        <w:t>Het script scripts/sync_productie_naar_lokaal.py implementeert een strikt GFS-retentieschema (7 dagelijkse, 4 wekelijkse, 2 maandelijkse dumps). Oudere dumps worden automatisch gewist.</w:t>
-      </w:r>
-    </w:p>
-    <w:p>
-      <w:pPr>
-        <w:pStyle w:val="ListBullet"/>
-        <w:spacing w:before="20" w:after="60" w:line="276" w:lineRule="auto"/>
-      </w:pPr>
-      <w:r>
-        <w:rPr>
-          <w:b/>
-          <w:color w:val="0F172A"/>
-          <w:sz w:val="20"/>
-        </w:rPr>
-        <w:t xml:space="preserve">Tijdelijke Tokens: </w:t>
-      </w:r>
-      <w:r>
-        <w:rPr>
-          <w:color w:val="0F172A"/>
-          <w:sz w:val="20"/>
-        </w:rPr>
-        <w:t>Wachtwoordherstelcodes vervallen automatisch na 30 minuten. Evaluatietokens zijn eenmalig geldig.</w:t>
-      </w:r>
-    </w:p>
-    <w:p>
-      <w:pPr>
-        <w:pStyle w:val="ListBullet"/>
-        <w:spacing w:before="20" w:after="60" w:line="276" w:lineRule="auto"/>
-      </w:pPr>
-      <w:r>
-        <w:rPr>
-          <w:b/>
-          <w:color w:val="0F172A"/>
-          <w:sz w:val="20"/>
-        </w:rPr>
-        <w:t xml:space="preserve">Audit Log Opschoning: </w:t>
-      </w:r>
-      <w:r>
-        <w:rPr>
-          <w:color w:val="0F172A"/>
-          <w:sz w:val="20"/>
-        </w:rPr>
-        <w:t>Auditlogs ouder dan 365 dagen kunnen veilig worden opgeschoond door platformbeheerders.</w:t>
-      </w:r>
-    </w:p>
-    <w:p>
-      <w:pPr>
-        <w:keepNext/>
-        <w:spacing w:before="280" w:after="120"/>
-      </w:pPr>
-      <w:r>
-        <w:rPr>
-          <w:b/>
-          <w:color w:val="0284C7"/>
-          <w:sz w:val="26"/>
+          <w:sz w:val="24"/>
         </w:rPr>
         <w:t>3.6 Integriteit en Vertrouwelijkheid (Art. 5.1.f)</w:t>
       </w:r>
     </w:p>
     <w:p>
       <w:pPr>
-        <w:spacing w:before="0" w:after="120" w:line="276" w:lineRule="auto"/>
+        <w:spacing w:after="80"/>
       </w:pPr>
       <w:r>
         <w:rPr>
-          <w:i w:val="0"/>
+          <w:rFonts w:ascii="Calibri" w:hAnsi="Calibri"/>
           <w:color w:val="0F172A"/>
           <w:sz w:val="20"/>
         </w:rPr>
-        <w:t>Het platform beveiligt gegevens door middel van passende technische en organisatorische maatregelen:</w:t>
+        <w:t>Encryptie in transit (TLS 1.3 / HTTPS), Scrypt wachtwoordhashing met salts, veilige cookie flags, Subresource Integrity (SRI) op alle externe scripts, en een fijnmazige dynamische permissiematrix handhaven het principe van minimale privileges (Least Privilege).</w:t>
+      </w:r>
+    </w:p>
+    <w:p>
+      <w:r>
+        <w:rPr>
+          <w:rFonts w:ascii="Calibri" w:hAnsi="Calibri"/>
+          <w:b/>
+          <w:color w:val="0284C7"/>
+          <w:sz w:val="24"/>
+        </w:rPr>
+        <w:t>3.7 Verantwoordingsplicht / Accountability (Art. 5.2)</w:t>
       </w:r>
     </w:p>
     <w:p>
       <w:pPr>
-        <w:pStyle w:val="ListBullet"/>
-        <w:spacing w:before="20" w:after="60" w:line="276" w:lineRule="auto"/>
+        <w:spacing w:after="80"/>
       </w:pPr>
       <w:r>
         <w:rPr>
-          <w:b/>
+          <w:rFonts w:ascii="Calibri" w:hAnsi="Calibri"/>
           <w:color w:val="0F172A"/>
           <w:sz w:val="20"/>
         </w:rPr>
-        <w:t xml:space="preserve">Multi-Tenancy: </w:t>
-      </w:r>
-      <w:r>
-        <w:rPr>
-          <w:color w:val="0F172A"/>
-          <w:sz w:val="20"/>
-        </w:rPr>
-        <w:t>Rij-niveau multi-tenant database-isolatie filtert elke databasequery op organisatie_id.</w:t>
-      </w:r>
-    </w:p>
-    <w:p>
-      <w:pPr>
-        <w:pStyle w:val="ListBullet"/>
-        <w:spacing w:before="20" w:after="60" w:line="276" w:lineRule="auto"/>
-      </w:pPr>
-      <w:r>
-        <w:rPr>
-          <w:b/>
-          <w:color w:val="0F172A"/>
-          <w:sz w:val="20"/>
-        </w:rPr>
-        <w:t xml:space="preserve">Cryptografie: </w:t>
-      </w:r>
-      <w:r>
-        <w:rPr>
-          <w:color w:val="0F172A"/>
-          <w:sz w:val="20"/>
-        </w:rPr>
-        <w:t>Wachtwoordhashing via Scrypt/Pbkdf2 met unieke salts (Werkzeug).</w:t>
-      </w:r>
-    </w:p>
-    <w:p>
-      <w:pPr>
-        <w:pStyle w:val="ListBullet"/>
-        <w:spacing w:before="20" w:after="60" w:line="276" w:lineRule="auto"/>
-      </w:pPr>
-      <w:r>
-        <w:rPr>
-          <w:b/>
-          <w:color w:val="0F172A"/>
-          <w:sz w:val="20"/>
-        </w:rPr>
-        <w:t xml:space="preserve">Toegangsbeheer: </w:t>
-      </w:r>
-      <w:r>
-        <w:rPr>
-          <w:color w:val="0F172A"/>
-          <w:sz w:val="20"/>
-        </w:rPr>
-        <w:t>Dynamisch RBAC-model met fijnmazige permissiematrix per module en 'hoogste recht wint' resolutie.</w:t>
-      </w:r>
-    </w:p>
-    <w:p>
-      <w:pPr>
-        <w:pStyle w:val="ListBullet"/>
-        <w:spacing w:before="20" w:after="60" w:line="276" w:lineRule="auto"/>
-      </w:pPr>
-      <w:r>
-        <w:rPr>
-          <w:b/>
-          <w:color w:val="0F172A"/>
-          <w:sz w:val="20"/>
-        </w:rPr>
-        <w:t xml:space="preserve">Sandboxing: </w:t>
-      </w:r>
-      <w:r>
-        <w:rPr>
-          <w:color w:val="0F172A"/>
-          <w:sz w:val="20"/>
-        </w:rPr>
-        <w:t>Strikte Content-Security-Policy (CSP) en iframe-sandboxing op document- en screenshotweergave.</w:t>
+        <w:t>Het platform kan te allen tijde aantonen dat de verwerkingen voldoen aan de AVG. De nieuwe sorteerbaarheid van kolommen en alfabetische dropdownfilters in de Audit Logs garanderen dat beheerders en auditors mutaties accuraat en reproduceerbaar kunnen nagaan.</w:t>
       </w:r>
     </w:p>
     <w:p>
       <w:r>
-        <w:br w:type="page"/>
-      </w:r>
-    </w:p>
-    <w:p>
-      <w:pPr>
-        <w:keepNext/>
-        <w:spacing w:before="360" w:after="160"/>
-      </w:pPr>
-      <w:r>
         <w:rPr>
+          <w:rFonts w:ascii="Calibri" w:hAnsi="Calibri"/>
           <w:b/>
           <w:color w:val="0F4C81"/>
           <w:sz w:val="32"/>
@@ -1822,38 +1753,17 @@
         <w:t>4. Rechten van Betrokkenen (Art. 12 - 23 AVG)</w:t>
       </w:r>
     </w:p>
-    <w:p>
-      <w:pPr>
-        <w:spacing w:before="0" w:after="120" w:line="276" w:lineRule="auto"/>
-      </w:pPr>
-      <w:r>
-        <w:rPr>
-          <w:i w:val="0"/>
-          <w:color w:val="0F172A"/>
-          <w:sz w:val="20"/>
-        </w:rPr>
-        <w:t>Het platform biedt volledige technische ondersteuning om verzoeken van betrokkenen tijdig en doeltreffend te behandelen:</w:t>
-      </w:r>
-    </w:p>
     <w:tbl>
       <w:tblPr>
+        <w:tblStyle w:val="TableGrid"/>
         <w:tblW w:type="auto" w:w="0"/>
-        <w:jc w:val="center"/>
         <w:tblLayout w:type="fixed"/>
         <w:tblLook w:firstColumn="1" w:firstRow="1" w:lastColumn="0" w:lastRow="0" w:noHBand="0" w:noVBand="1" w:val="04A0"/>
-        <w:tblBorders>
-          <w:top w:val="single" w:sz="6" w:space="0" w:color="CBD5E1"/>
-          <w:bottom w:val="single" w:sz="6" w:space="0" w:color="CBD5E1"/>
-          <w:insideH w:val="single" w:sz="4" w:space="0" w:color="CBD5E1"/>
-          <w:insideV w:val="single" w:sz="4" w:space="0" w:color="CBD5E1"/>
-          <w:left w:val="none"/>
-          <w:right w:val="none"/>
-        </w:tblBorders>
       </w:tblPr>
       <w:tblGrid>
-        <w:gridCol w:w="3135"/>
-        <w:gridCol w:w="3135"/>
-        <w:gridCol w:w="3135"/>
+        <w:gridCol w:w="3324"/>
+        <w:gridCol w:w="3324"/>
+        <w:gridCol w:w="3324"/>
       </w:tblGrid>
       <w:tr>
         <w:tc>
@@ -1861,21 +1771,22 @@
             <w:tcW w:type="dxa" w:w="2551"/>
             <w:shd w:fill="0F4C81"/>
             <w:tcMar>
-              <w:top w:w="160" w:type="dxa"/>
-              <w:bottom w:w="160" w:type="dxa"/>
-              <w:left w:w="180" w:type="dxa"/>
-              <w:right w:w="180" w:type="dxa"/>
+              <w:top w:w="120" w:type="dxa"/>
+              <w:bottom w:w="120" w:type="dxa"/>
+              <w:left w:w="140" w:type="dxa"/>
+              <w:right w:w="140" w:type="dxa"/>
             </w:tcMar>
           </w:tcPr>
           <w:p>
             <w:pPr>
-              <w:jc w:val="left"/>
+              <w:spacing w:before="0" w:after="0"/>
             </w:pPr>
             <w:r>
               <w:rPr>
+                <w:rFonts w:ascii="Calibri" w:hAnsi="Calibri"/>
                 <w:b/>
                 <w:color w:val="FFFFFF"/>
-                <w:sz w:val="19"/>
+                <w:sz w:val="20"/>
               </w:rPr>
               <w:t>AVG Recht</w:t>
             </w:r>
@@ -1886,21 +1797,22 @@
             <w:tcW w:type="dxa" w:w="5102"/>
             <w:shd w:fill="0F4C81"/>
             <w:tcMar>
-              <w:top w:w="160" w:type="dxa"/>
-              <w:bottom w:w="160" w:type="dxa"/>
-              <w:left w:w="180" w:type="dxa"/>
-              <w:right w:w="180" w:type="dxa"/>
+              <w:top w:w="120" w:type="dxa"/>
+              <w:bottom w:w="120" w:type="dxa"/>
+              <w:left w:w="140" w:type="dxa"/>
+              <w:right w:w="140" w:type="dxa"/>
             </w:tcMar>
           </w:tcPr>
           <w:p>
             <w:pPr>
-              <w:jc w:val="left"/>
+              <w:spacing w:before="0" w:after="0"/>
             </w:pPr>
             <w:r>
               <w:rPr>
+                <w:rFonts w:ascii="Calibri" w:hAnsi="Calibri"/>
                 <w:b/>
                 <w:color w:val="FFFFFF"/>
-                <w:sz w:val="19"/>
+                <w:sz w:val="20"/>
               </w:rPr>
               <w:t>Geïmplementeerde Functionaliteit in Digidokters</w:t>
             </w:r>
@@ -1908,24 +1820,25 @@
         </w:tc>
         <w:tc>
           <w:tcPr>
-            <w:tcW w:type="dxa" w:w="1984"/>
+            <w:tcW w:type="dxa" w:w="1701"/>
             <w:shd w:fill="0F4C81"/>
             <w:tcMar>
-              <w:top w:w="160" w:type="dxa"/>
-              <w:bottom w:w="160" w:type="dxa"/>
-              <w:left w:w="180" w:type="dxa"/>
-              <w:right w:w="180" w:type="dxa"/>
+              <w:top w:w="120" w:type="dxa"/>
+              <w:bottom w:w="120" w:type="dxa"/>
+              <w:left w:w="140" w:type="dxa"/>
+              <w:right w:w="140" w:type="dxa"/>
             </w:tcMar>
           </w:tcPr>
           <w:p>
             <w:pPr>
-              <w:jc w:val="left"/>
+              <w:spacing w:before="0" w:after="0"/>
             </w:pPr>
             <w:r>
               <w:rPr>
+                <w:rFonts w:ascii="Calibri" w:hAnsi="Calibri"/>
                 <w:b/>
                 <w:color w:val="FFFFFF"/>
-                <w:sz w:val="19"/>
+                <w:sz w:val="20"/>
               </w:rPr>
               <w:t>Status</w:t>
             </w:r>
@@ -1938,17 +1851,21 @@
             <w:tcW w:type="dxa" w:w="2551"/>
             <w:shd w:fill="FFFFFF"/>
             <w:tcMar>
-              <w:top w:w="120" w:type="dxa"/>
-              <w:bottom w:w="120" w:type="dxa"/>
-              <w:left w:w="160" w:type="dxa"/>
-              <w:right w:w="160" w:type="dxa"/>
+              <w:top w:w="100" w:type="dxa"/>
+              <w:bottom w:w="100" w:type="dxa"/>
+              <w:left w:w="140" w:type="dxa"/>
+              <w:right w:w="140" w:type="dxa"/>
             </w:tcMar>
           </w:tcPr>
           <w:p>
+            <w:pPr>
+              <w:spacing w:before="0" w:after="0" w:line="264" w:lineRule="auto"/>
+            </w:pPr>
             <w:r>
               <w:rPr>
+                <w:rFonts w:ascii="Calibri" w:hAnsi="Calibri"/>
                 <w:color w:val="0F172A"/>
-                <w:sz w:val="18"/>
+                <w:sz w:val="19"/>
               </w:rPr>
               <w:t>Recht op Inzage (Art. 15)</w:t>
             </w:r>
@@ -1959,38 +1876,46 @@
             <w:tcW w:type="dxa" w:w="5102"/>
             <w:shd w:fill="FFFFFF"/>
             <w:tcMar>
-              <w:top w:w="120" w:type="dxa"/>
-              <w:bottom w:w="120" w:type="dxa"/>
-              <w:left w:w="160" w:type="dxa"/>
-              <w:right w:w="160" w:type="dxa"/>
+              <w:top w:w="100" w:type="dxa"/>
+              <w:bottom w:w="100" w:type="dxa"/>
+              <w:left w:w="140" w:type="dxa"/>
+              <w:right w:w="140" w:type="dxa"/>
             </w:tcMar>
           </w:tcPr>
           <w:p>
+            <w:pPr>
+              <w:spacing w:before="0" w:after="0" w:line="264" w:lineRule="auto"/>
+            </w:pPr>
             <w:r>
               <w:rPr>
+                <w:rFonts w:ascii="Calibri" w:hAnsi="Calibri"/>
                 <w:color w:val="0F172A"/>
-                <w:sz w:val="18"/>
+                <w:sz w:val="19"/>
               </w:rPr>
-              <w:t>Beheerders kunnen alle registraties, digidokterprofielen, communicatielogs en evaluaties direct inzien en filteren in de UI.</w:t>
+              <w:t>Beheerders kunnen alle registraties, profielen, communicatielogs, foutenlogs en evaluaties direct inzien en filteren in de UI.</w:t>
             </w:r>
           </w:p>
         </w:tc>
         <w:tc>
           <w:tcPr>
-            <w:tcW w:type="dxa" w:w="1984"/>
+            <w:tcW w:type="dxa" w:w="1701"/>
             <w:shd w:fill="FFFFFF"/>
             <w:tcMar>
-              <w:top w:w="120" w:type="dxa"/>
-              <w:bottom w:w="120" w:type="dxa"/>
-              <w:left w:w="160" w:type="dxa"/>
-              <w:right w:w="160" w:type="dxa"/>
+              <w:top w:w="100" w:type="dxa"/>
+              <w:bottom w:w="100" w:type="dxa"/>
+              <w:left w:w="140" w:type="dxa"/>
+              <w:right w:w="140" w:type="dxa"/>
             </w:tcMar>
           </w:tcPr>
           <w:p>
+            <w:pPr>
+              <w:spacing w:before="0" w:after="0" w:line="264" w:lineRule="auto"/>
+            </w:pPr>
             <w:r>
               <w:rPr>
+                <w:rFonts w:ascii="Calibri" w:hAnsi="Calibri"/>
                 <w:color w:val="0F172A"/>
-                <w:sz w:val="18"/>
+                <w:sz w:val="19"/>
               </w:rPr>
               <w:t>VOLLEDIG ONDERSTEUND</w:t>
             </w:r>
@@ -2001,19 +1926,23 @@
         <w:tc>
           <w:tcPr>
             <w:tcW w:type="dxa" w:w="2551"/>
-            <w:shd w:fill="F0F7FF"/>
+            <w:shd w:fill="F8FAFC"/>
             <w:tcMar>
-              <w:top w:w="120" w:type="dxa"/>
-              <w:bottom w:w="120" w:type="dxa"/>
-              <w:left w:w="160" w:type="dxa"/>
-              <w:right w:w="160" w:type="dxa"/>
+              <w:top w:w="100" w:type="dxa"/>
+              <w:bottom w:w="100" w:type="dxa"/>
+              <w:left w:w="140" w:type="dxa"/>
+              <w:right w:w="140" w:type="dxa"/>
             </w:tcMar>
           </w:tcPr>
           <w:p>
+            <w:pPr>
+              <w:spacing w:before="0" w:after="0" w:line="264" w:lineRule="auto"/>
+            </w:pPr>
             <w:r>
               <w:rPr>
+                <w:rFonts w:ascii="Calibri" w:hAnsi="Calibri"/>
                 <w:color w:val="0F172A"/>
-                <w:sz w:val="18"/>
+                <w:sz w:val="19"/>
               </w:rPr>
               <w:t>Recht op Rectificatie (Art. 16)</w:t>
             </w:r>
@@ -2022,40 +1951,48 @@
         <w:tc>
           <w:tcPr>
             <w:tcW w:type="dxa" w:w="5102"/>
-            <w:shd w:fill="F0F7FF"/>
+            <w:shd w:fill="F8FAFC"/>
             <w:tcMar>
-              <w:top w:w="120" w:type="dxa"/>
-              <w:bottom w:w="120" w:type="dxa"/>
-              <w:left w:w="160" w:type="dxa"/>
-              <w:right w:w="160" w:type="dxa"/>
+              <w:top w:w="100" w:type="dxa"/>
+              <w:bottom w:w="100" w:type="dxa"/>
+              <w:left w:w="140" w:type="dxa"/>
+              <w:right w:w="140" w:type="dxa"/>
             </w:tcMar>
           </w:tcPr>
           <w:p>
+            <w:pPr>
+              <w:spacing w:before="0" w:after="0" w:line="264" w:lineRule="auto"/>
+            </w:pPr>
             <w:r>
               <w:rPr>
+                <w:rFonts w:ascii="Calibri" w:hAnsi="Calibri"/>
                 <w:color w:val="0F172A"/>
-                <w:sz w:val="18"/>
+                <w:sz w:val="19"/>
               </w:rPr>
-              <w:t>Directe bewerkmogelijkheid voor gebruikersprofielen via zelfbediening (/wachtwoord), digidokters en evaluatiereacties (/evaluaties/reactie/&lt;id&gt;/bewerken).</w:t>
+              <w:t>Zelfbediening via /wachtwoord voor contactgegevens en functies; bewerkmogelijkheid voor evaluatiereacties (/evaluaties/reactie/&lt;id&gt;/bewerken).</w:t>
             </w:r>
           </w:p>
         </w:tc>
         <w:tc>
           <w:tcPr>
-            <w:tcW w:type="dxa" w:w="1984"/>
-            <w:shd w:fill="F0F7FF"/>
+            <w:tcW w:type="dxa" w:w="1701"/>
+            <w:shd w:fill="F8FAFC"/>
             <w:tcMar>
-              <w:top w:w="120" w:type="dxa"/>
-              <w:bottom w:w="120" w:type="dxa"/>
-              <w:left w:w="160" w:type="dxa"/>
-              <w:right w:w="160" w:type="dxa"/>
+              <w:top w:w="100" w:type="dxa"/>
+              <w:bottom w:w="100" w:type="dxa"/>
+              <w:left w:w="140" w:type="dxa"/>
+              <w:right w:w="140" w:type="dxa"/>
             </w:tcMar>
           </w:tcPr>
           <w:p>
+            <w:pPr>
+              <w:spacing w:before="0" w:after="0" w:line="264" w:lineRule="auto"/>
+            </w:pPr>
             <w:r>
               <w:rPr>
+                <w:rFonts w:ascii="Calibri" w:hAnsi="Calibri"/>
                 <w:color w:val="0F172A"/>
-                <w:sz w:val="18"/>
+                <w:sz w:val="19"/>
               </w:rPr>
               <w:t>VOLLEDIG ONDERSTEUND</w:t>
             </w:r>
@@ -2068,17 +2005,21 @@
             <w:tcW w:type="dxa" w:w="2551"/>
             <w:shd w:fill="FFFFFF"/>
             <w:tcMar>
-              <w:top w:w="120" w:type="dxa"/>
-              <w:bottom w:w="120" w:type="dxa"/>
-              <w:left w:w="160" w:type="dxa"/>
-              <w:right w:w="160" w:type="dxa"/>
+              <w:top w:w="100" w:type="dxa"/>
+              <w:bottom w:w="100" w:type="dxa"/>
+              <w:left w:w="140" w:type="dxa"/>
+              <w:right w:w="140" w:type="dxa"/>
             </w:tcMar>
           </w:tcPr>
           <w:p>
+            <w:pPr>
+              <w:spacing w:before="0" w:after="0" w:line="264" w:lineRule="auto"/>
+            </w:pPr>
             <w:r>
               <w:rPr>
+                <w:rFonts w:ascii="Calibri" w:hAnsi="Calibri"/>
                 <w:color w:val="0F172A"/>
-                <w:sz w:val="18"/>
+                <w:sz w:val="19"/>
               </w:rPr>
               <w:t>Recht op Gegevenswissing / Vergetelheid (Art. 17)</w:t>
             </w:r>
@@ -2089,38 +2030,46 @@
             <w:tcW w:type="dxa" w:w="5102"/>
             <w:shd w:fill="FFFFFF"/>
             <w:tcMar>
-              <w:top w:w="120" w:type="dxa"/>
-              <w:bottom w:w="120" w:type="dxa"/>
-              <w:left w:w="160" w:type="dxa"/>
-              <w:right w:w="160" w:type="dxa"/>
+              <w:top w:w="100" w:type="dxa"/>
+              <w:bottom w:w="100" w:type="dxa"/>
+              <w:left w:w="140" w:type="dxa"/>
+              <w:right w:w="140" w:type="dxa"/>
             </w:tcMar>
           </w:tcPr>
           <w:p>
+            <w:pPr>
+              <w:spacing w:before="0" w:after="0" w:line="264" w:lineRule="auto"/>
+            </w:pPr>
             <w:r>
               <w:rPr>
+                <w:rFonts w:ascii="Calibri" w:hAnsi="Calibri"/>
                 <w:color w:val="0F172A"/>
-                <w:sz w:val="18"/>
+                <w:sz w:val="19"/>
               </w:rPr>
-              <w:t>Volledige cascade deletion bij het wissen van registraties, documenten, gebruikers en volledige organisaties. Auditlogs en feedback worden conform AVG opgeschoond.</w:t>
+              <w:t>Volledige cascade deletion bij het wissen van registraties, documenten, accounts en tenants. Geen weesrecords of zwevende foreign keys.</w:t>
             </w:r>
           </w:p>
         </w:tc>
         <w:tc>
           <w:tcPr>
-            <w:tcW w:type="dxa" w:w="1984"/>
+            <w:tcW w:type="dxa" w:w="1701"/>
             <w:shd w:fill="FFFFFF"/>
             <w:tcMar>
-              <w:top w:w="120" w:type="dxa"/>
-              <w:bottom w:w="120" w:type="dxa"/>
-              <w:left w:w="160" w:type="dxa"/>
-              <w:right w:w="160" w:type="dxa"/>
+              <w:top w:w="100" w:type="dxa"/>
+              <w:bottom w:w="100" w:type="dxa"/>
+              <w:left w:w="140" w:type="dxa"/>
+              <w:right w:w="140" w:type="dxa"/>
             </w:tcMar>
           </w:tcPr>
           <w:p>
+            <w:pPr>
+              <w:spacing w:before="0" w:after="0" w:line="264" w:lineRule="auto"/>
+            </w:pPr>
             <w:r>
               <w:rPr>
+                <w:rFonts w:ascii="Calibri" w:hAnsi="Calibri"/>
                 <w:color w:val="0F172A"/>
-                <w:sz w:val="18"/>
+                <w:sz w:val="19"/>
               </w:rPr>
               <w:t>VOLLEDIG ONDERSTEUND</w:t>
             </w:r>
@@ -2131,19 +2080,23 @@
         <w:tc>
           <w:tcPr>
             <w:tcW w:type="dxa" w:w="2551"/>
-            <w:shd w:fill="F0F7FF"/>
+            <w:shd w:fill="F8FAFC"/>
             <w:tcMar>
-              <w:top w:w="120" w:type="dxa"/>
-              <w:bottom w:w="120" w:type="dxa"/>
-              <w:left w:w="160" w:type="dxa"/>
-              <w:right w:w="160" w:type="dxa"/>
+              <w:top w:w="100" w:type="dxa"/>
+              <w:bottom w:w="100" w:type="dxa"/>
+              <w:left w:w="140" w:type="dxa"/>
+              <w:right w:w="140" w:type="dxa"/>
             </w:tcMar>
           </w:tcPr>
           <w:p>
+            <w:pPr>
+              <w:spacing w:before="0" w:after="0" w:line="264" w:lineRule="auto"/>
+            </w:pPr>
             <w:r>
               <w:rPr>
+                <w:rFonts w:ascii="Calibri" w:hAnsi="Calibri"/>
                 <w:color w:val="0F172A"/>
-                <w:sz w:val="18"/>
+                <w:sz w:val="19"/>
               </w:rPr>
               <w:t>Recht op Beperking (Art. 18)</w:t>
             </w:r>
@@ -2152,40 +2105,48 @@
         <w:tc>
           <w:tcPr>
             <w:tcW w:type="dxa" w:w="5102"/>
-            <w:shd w:fill="F0F7FF"/>
+            <w:shd w:fill="F8FAFC"/>
             <w:tcMar>
-              <w:top w:w="120" w:type="dxa"/>
-              <w:bottom w:w="120" w:type="dxa"/>
-              <w:left w:w="160" w:type="dxa"/>
-              <w:right w:w="160" w:type="dxa"/>
+              <w:top w:w="100" w:type="dxa"/>
+              <w:bottom w:w="100" w:type="dxa"/>
+              <w:left w:w="140" w:type="dxa"/>
+              <w:right w:w="140" w:type="dxa"/>
             </w:tcMar>
           </w:tcPr>
           <w:p>
+            <w:pPr>
+              <w:spacing w:before="0" w:after="0" w:line="264" w:lineRule="auto"/>
+            </w:pPr>
             <w:r>
               <w:rPr>
+                <w:rFonts w:ascii="Calibri" w:hAnsi="Calibri"/>
                 <w:color w:val="0F172A"/>
-                <w:sz w:val="18"/>
+                <w:sz w:val="19"/>
               </w:rPr>
-              <w:t>Gebruikers, digidokters en stamgegevens kunnen met één klik op 'inactief' worden gezet zonder dataverlies via toggle-functies.</w:t>
+              <w:t>Gebruikers, vrijwilligers en stamgegevens kunnen direct op 'inactief' worden gezet zonder dataverlies via veilige toggle-acties.</w:t>
             </w:r>
           </w:p>
         </w:tc>
         <w:tc>
           <w:tcPr>
-            <w:tcW w:type="dxa" w:w="1984"/>
-            <w:shd w:fill="F0F7FF"/>
+            <w:tcW w:type="dxa" w:w="1701"/>
+            <w:shd w:fill="F8FAFC"/>
             <w:tcMar>
-              <w:top w:w="120" w:type="dxa"/>
-              <w:bottom w:w="120" w:type="dxa"/>
-              <w:left w:w="160" w:type="dxa"/>
-              <w:right w:w="160" w:type="dxa"/>
+              <w:top w:w="100" w:type="dxa"/>
+              <w:bottom w:w="100" w:type="dxa"/>
+              <w:left w:w="140" w:type="dxa"/>
+              <w:right w:w="140" w:type="dxa"/>
             </w:tcMar>
           </w:tcPr>
           <w:p>
+            <w:pPr>
+              <w:spacing w:before="0" w:after="0" w:line="264" w:lineRule="auto"/>
+            </w:pPr>
             <w:r>
               <w:rPr>
+                <w:rFonts w:ascii="Calibri" w:hAnsi="Calibri"/>
                 <w:color w:val="0F172A"/>
-                <w:sz w:val="18"/>
+                <w:sz w:val="19"/>
               </w:rPr>
               <w:t>VOLLEDIG ONDERSTEUND</w:t>
             </w:r>
@@ -2198,17 +2159,21 @@
             <w:tcW w:type="dxa" w:w="2551"/>
             <w:shd w:fill="FFFFFF"/>
             <w:tcMar>
-              <w:top w:w="120" w:type="dxa"/>
-              <w:bottom w:w="120" w:type="dxa"/>
-              <w:left w:w="160" w:type="dxa"/>
-              <w:right w:w="160" w:type="dxa"/>
+              <w:top w:w="100" w:type="dxa"/>
+              <w:bottom w:w="100" w:type="dxa"/>
+              <w:left w:w="140" w:type="dxa"/>
+              <w:right w:w="140" w:type="dxa"/>
             </w:tcMar>
           </w:tcPr>
           <w:p>
+            <w:pPr>
+              <w:spacing w:before="0" w:after="0" w:line="264" w:lineRule="auto"/>
+            </w:pPr>
             <w:r>
               <w:rPr>
+                <w:rFonts w:ascii="Calibri" w:hAnsi="Calibri"/>
                 <w:color w:val="0F172A"/>
-                <w:sz w:val="18"/>
+                <w:sz w:val="19"/>
               </w:rPr>
               <w:t>Recht op Dataportabiliteit (Art. 20)</w:t>
             </w:r>
@@ -2219,38 +2184,46 @@
             <w:tcW w:type="dxa" w:w="5102"/>
             <w:shd w:fill="FFFFFF"/>
             <w:tcMar>
-              <w:top w:w="120" w:type="dxa"/>
-              <w:bottom w:w="120" w:type="dxa"/>
-              <w:left w:w="160" w:type="dxa"/>
-              <w:right w:w="160" w:type="dxa"/>
+              <w:top w:w="100" w:type="dxa"/>
+              <w:bottom w:w="100" w:type="dxa"/>
+              <w:left w:w="140" w:type="dxa"/>
+              <w:right w:w="140" w:type="dxa"/>
             </w:tcMar>
           </w:tcPr>
           <w:p>
+            <w:pPr>
+              <w:spacing w:before="0" w:after="0" w:line="264" w:lineRule="auto"/>
+            </w:pPr>
             <w:r>
               <w:rPr>
+                <w:rFonts w:ascii="Calibri" w:hAnsi="Calibri"/>
                 <w:color w:val="0F172A"/>
-                <w:sz w:val="18"/>
+                <w:sz w:val="19"/>
               </w:rPr>
-              <w:t>Volledige exportfunctionaliteit van registraties (inclusief resultaat van het bezoek) en evaluatieresultaten naar gestructureerde CSV- en XLSX-bestanden.</w:t>
+              <w:t>Volledige export van registraties (inclusief resultaat van het bezoek en AI-classificaties) en evaluaties naar open CSV- en XLSX-bestanden.</w:t>
             </w:r>
           </w:p>
         </w:tc>
         <w:tc>
           <w:tcPr>
-            <w:tcW w:type="dxa" w:w="1984"/>
+            <w:tcW w:type="dxa" w:w="1701"/>
             <w:shd w:fill="FFFFFF"/>
             <w:tcMar>
-              <w:top w:w="120" w:type="dxa"/>
-              <w:bottom w:w="120" w:type="dxa"/>
-              <w:left w:w="160" w:type="dxa"/>
-              <w:right w:w="160" w:type="dxa"/>
+              <w:top w:w="100" w:type="dxa"/>
+              <w:bottom w:w="100" w:type="dxa"/>
+              <w:left w:w="140" w:type="dxa"/>
+              <w:right w:w="140" w:type="dxa"/>
             </w:tcMar>
           </w:tcPr>
           <w:p>
+            <w:pPr>
+              <w:spacing w:before="0" w:after="0" w:line="264" w:lineRule="auto"/>
+            </w:pPr>
             <w:r>
               <w:rPr>
+                <w:rFonts w:ascii="Calibri" w:hAnsi="Calibri"/>
                 <w:color w:val="0F172A"/>
-                <w:sz w:val="18"/>
+                <w:sz w:val="19"/>
               </w:rPr>
               <w:t>VOLLEDIG ONDERSTEUND</w:t>
             </w:r>
@@ -2261,19 +2234,23 @@
         <w:tc>
           <w:tcPr>
             <w:tcW w:type="dxa" w:w="2551"/>
-            <w:shd w:fill="F0F7FF"/>
+            <w:shd w:fill="F8FAFC"/>
             <w:tcMar>
-              <w:top w:w="120" w:type="dxa"/>
-              <w:bottom w:w="120" w:type="dxa"/>
-              <w:left w:w="160" w:type="dxa"/>
-              <w:right w:w="160" w:type="dxa"/>
+              <w:top w:w="100" w:type="dxa"/>
+              <w:bottom w:w="100" w:type="dxa"/>
+              <w:left w:w="140" w:type="dxa"/>
+              <w:right w:w="140" w:type="dxa"/>
             </w:tcMar>
           </w:tcPr>
           <w:p>
+            <w:pPr>
+              <w:spacing w:before="0" w:after="0" w:line="264" w:lineRule="auto"/>
+            </w:pPr>
             <w:r>
               <w:rPr>
+                <w:rFonts w:ascii="Calibri" w:hAnsi="Calibri"/>
                 <w:color w:val="0F172A"/>
-                <w:sz w:val="18"/>
+                <w:sz w:val="19"/>
               </w:rPr>
               <w:t>Recht van Bezwaar (Art. 21)</w:t>
             </w:r>
@@ -2282,40 +2259,48 @@
         <w:tc>
           <w:tcPr>
             <w:tcW w:type="dxa" w:w="5102"/>
-            <w:shd w:fill="F0F7FF"/>
+            <w:shd w:fill="F8FAFC"/>
             <w:tcMar>
-              <w:top w:w="120" w:type="dxa"/>
-              <w:bottom w:w="120" w:type="dxa"/>
-              <w:left w:w="160" w:type="dxa"/>
-              <w:right w:w="160" w:type="dxa"/>
+              <w:top w:w="100" w:type="dxa"/>
+              <w:bottom w:w="100" w:type="dxa"/>
+              <w:left w:w="140" w:type="dxa"/>
+              <w:right w:w="140" w:type="dxa"/>
             </w:tcMar>
           </w:tcPr>
           <w:p>
+            <w:pPr>
+              <w:spacing w:before="0" w:after="0" w:line="264" w:lineRule="auto"/>
+            </w:pPr>
             <w:r>
               <w:rPr>
+                <w:rFonts w:ascii="Calibri" w:hAnsi="Calibri"/>
                 <w:color w:val="0F172A"/>
-                <w:sz w:val="18"/>
+                <w:sz w:val="19"/>
               </w:rPr>
-              <w:t>Vrijwilligers of medewerkers kunnen hun account laten deactiveren of ontkoppelen van specifieke organisaties.</w:t>
+              <w:t>Vrijwilligers of medewerkers kunnen hun account laten deactiveren of ontkoppelen van specifieke organisaties met behoud van dataintegriteit.</w:t>
             </w:r>
           </w:p>
         </w:tc>
         <w:tc>
           <w:tcPr>
-            <w:tcW w:type="dxa" w:w="1984"/>
-            <w:shd w:fill="F0F7FF"/>
+            <w:tcW w:type="dxa" w:w="1701"/>
+            <w:shd w:fill="F8FAFC"/>
             <w:tcMar>
-              <w:top w:w="120" w:type="dxa"/>
-              <w:bottom w:w="120" w:type="dxa"/>
-              <w:left w:w="160" w:type="dxa"/>
-              <w:right w:w="160" w:type="dxa"/>
+              <w:top w:w="100" w:type="dxa"/>
+              <w:bottom w:w="100" w:type="dxa"/>
+              <w:left w:w="140" w:type="dxa"/>
+              <w:right w:w="140" w:type="dxa"/>
             </w:tcMar>
           </w:tcPr>
           <w:p>
+            <w:pPr>
+              <w:spacing w:before="0" w:after="0" w:line="264" w:lineRule="auto"/>
+            </w:pPr>
             <w:r>
               <w:rPr>
+                <w:rFonts w:ascii="Calibri" w:hAnsi="Calibri"/>
                 <w:color w:val="0F172A"/>
-                <w:sz w:val="18"/>
+                <w:sz w:val="19"/>
               </w:rPr>
               <w:t>VOLLEDIG ONDERSTEUND</w:t>
             </w:r>
@@ -2325,208 +2310,31 @@
     </w:tbl>
     <w:p>
       <w:pPr>
-        <w:spacing w:after="120"/>
+        <w:spacing w:after="80"/>
       </w:pPr>
     </w:p>
     <w:p>
-      <w:pPr>
-        <w:keepNext/>
-        <w:spacing w:before="360" w:after="160"/>
-      </w:pPr>
       <w:r>
         <w:rPr>
+          <w:rFonts w:ascii="Calibri" w:hAnsi="Calibri"/>
           <w:b/>
           <w:color w:val="0F4C81"/>
           <w:sz w:val="32"/>
         </w:rPr>
-        <w:t>5. Privacy by Design &amp; Privacy by Default (Art. 25 AVG)</w:t>
-      </w:r>
-    </w:p>
-    <w:p>
-      <w:pPr>
-        <w:spacing w:before="0" w:after="120" w:line="276" w:lineRule="auto"/>
-      </w:pPr>
-      <w:r>
-        <w:rPr>
-          <w:i w:val="0"/>
-          <w:color w:val="0F172A"/>
-          <w:sz w:val="20"/>
-        </w:rPr>
-        <w:t>Het platform is van de grond af ontworpen met privacybevorderende waarborgen:</w:t>
-      </w:r>
-    </w:p>
-    <w:p>
-      <w:pPr>
-        <w:pStyle w:val="ListBullet"/>
-        <w:spacing w:before="20" w:after="60" w:line="276" w:lineRule="auto"/>
-      </w:pPr>
-      <w:r>
-        <w:rPr>
-          <w:b/>
-          <w:color w:val="0F172A"/>
-          <w:sz w:val="20"/>
-        </w:rPr>
-        <w:t xml:space="preserve">1. Rij-niveau Tenant Isolatie: </w:t>
-      </w:r>
-      <w:r>
-        <w:rPr>
-          <w:color w:val="0F172A"/>
-          <w:sz w:val="20"/>
-        </w:rPr>
-        <w:t>Elke databasetabel met organisatiespecifieke gegevens bevat een organisatie_id foreign key. De applicatielaag (utils/tenant.py) forceert organisatie-filtering op alle queries.</w:t>
-      </w:r>
-    </w:p>
-    <w:p>
-      <w:pPr>
-        <w:pStyle w:val="ListBullet"/>
-        <w:spacing w:before="20" w:after="60" w:line="276" w:lineRule="auto"/>
-      </w:pPr>
-      <w:r>
-        <w:rPr>
-          <w:b/>
-          <w:color w:val="0F172A"/>
-          <w:sz w:val="20"/>
-        </w:rPr>
-        <w:t xml:space="preserve">2. Restrictie 'Alleen Eigen Registraties': </w:t>
-      </w:r>
-      <w:r>
-        <w:rPr>
-          <w:color w:val="0F172A"/>
-          <w:sz w:val="20"/>
-        </w:rPr>
-        <w:t>Voor autorisatiegroepen kan de optie 'Alleen eigen registraties tonen' worden geactiveerd. Hierdoor wordt de Digidokter-filterdropdown verborgen en toont het overzicht uitsluitend de consultaties van de ingelogde vrijwilliger.</w:t>
-      </w:r>
-    </w:p>
-    <w:p>
-      <w:pPr>
-        <w:pStyle w:val="ListBullet"/>
-        <w:spacing w:before="20" w:after="60" w:line="276" w:lineRule="auto"/>
-      </w:pPr>
-      <w:r>
-        <w:rPr>
-          <w:b/>
-          <w:color w:val="0F172A"/>
-          <w:sz w:val="20"/>
-        </w:rPr>
-        <w:t xml:space="preserve">3. Conditionele Veldweergave Resultaten: </w:t>
-      </w:r>
-      <w:r>
-        <w:rPr>
-          <w:color w:val="0F172A"/>
-          <w:sz w:val="20"/>
-        </w:rPr>
-        <w:t>Indien een organisatie geen resultaten wenst te registreren, verdwijnt het keuzeveld automatisch uit de registratieformulieren en de exportfilters zodra de stamgegevenslijst leeg is.</w:t>
-      </w:r>
-    </w:p>
-    <w:p>
-      <w:pPr>
-        <w:pStyle w:val="ListBullet"/>
-        <w:spacing w:before="20" w:after="60" w:line="276" w:lineRule="auto"/>
-      </w:pPr>
-      <w:r>
-        <w:rPr>
-          <w:b/>
-          <w:color w:val="0F172A"/>
-          <w:sz w:val="20"/>
-        </w:rPr>
-        <w:t xml:space="preserve">4. Sandboxed Document Rendering: </w:t>
-      </w:r>
-      <w:r>
-        <w:rPr>
-          <w:color w:val="0F172A"/>
-          <w:sz w:val="20"/>
-        </w:rPr>
-        <w:t>Geüploade documenten en screenshots worden in de viewer geserveerd in een sandboxed iframe zonder allow-same-origin om cookie-diefstal en contextlekken te voorkomen.</w:t>
-      </w:r>
-    </w:p>
-    <w:p>
-      <w:pPr>
-        <w:pStyle w:val="ListBullet"/>
-        <w:spacing w:before="20" w:after="60" w:line="276" w:lineRule="auto"/>
-      </w:pPr>
-      <w:r>
-        <w:rPr>
-          <w:b/>
-          <w:color w:val="0F172A"/>
-          <w:sz w:val="20"/>
-        </w:rPr>
-        <w:t xml:space="preserve">5. Visuele Indicator Productieschema: </w:t>
-      </w:r>
-      <w:r>
-        <w:rPr>
-          <w:color w:val="0F172A"/>
-          <w:sz w:val="20"/>
-        </w:rPr>
-        <w:t>In templates/base.html wordt een opvallende amberkleurige waarschuwingsbadge getoond wanneer het lokale PostgreSQL productieschema ('productie') actief is.</w:t>
-      </w:r>
-    </w:p>
-    <w:p>
-      <w:pPr>
-        <w:pStyle w:val="ListBullet"/>
-        <w:spacing w:before="20" w:after="60" w:line="276" w:lineRule="auto"/>
-      </w:pPr>
-      <w:r>
-        <w:rPr>
-          <w:b/>
-          <w:color w:val="0F172A"/>
-          <w:sz w:val="20"/>
-        </w:rPr>
-        <w:t xml:space="preserve">6. Geautomatiseerd Retentiebeheer: </w:t>
-      </w:r>
-      <w:r>
-        <w:rPr>
-          <w:color w:val="0F172A"/>
-          <w:sz w:val="20"/>
-        </w:rPr>
-        <w:t>Backups worden via een geautomatiseerd GFS-algoritme opgeschoond, zodat verouderde gegevens niet oneindig blijven circuleren op lokale schijven.</w:t>
-      </w:r>
-    </w:p>
-    <w:p>
-      <w:pPr>
-        <w:keepNext/>
-        <w:spacing w:before="360" w:after="160"/>
-      </w:pPr>
-      <w:r>
-        <w:rPr>
-          <w:b/>
-          <w:color w:val="0F4C81"/>
-          <w:sz w:val="32"/>
-        </w:rPr>
-        <w:t>6. Technische en Organisatorische Maatregelen (TOM's)</w:t>
-      </w:r>
-    </w:p>
-    <w:p>
-      <w:pPr>
-        <w:spacing w:before="0" w:after="120" w:line="276" w:lineRule="auto"/>
-      </w:pPr>
-      <w:r>
-        <w:rPr>
-          <w:i w:val="0"/>
-          <w:color w:val="0F172A"/>
-          <w:sz w:val="20"/>
-        </w:rPr>
-        <w:t>Conform Art. 32 AVG heeft het platform passende beveiligingsmaatregelen geïmplementeerd om een op het risico afgestemd beveiligingsniveau te waarborgen:</w:t>
+        <w:t>5. Technische en Organisatorische Maatregelen (TOM's, Art. 32 AVG)</w:t>
       </w:r>
     </w:p>
     <w:tbl>
       <w:tblPr>
+        <w:tblStyle w:val="TableGrid"/>
         <w:tblW w:type="auto" w:w="0"/>
-        <w:jc w:val="center"/>
         <w:tblLayout w:type="fixed"/>
         <w:tblLook w:firstColumn="1" w:firstRow="1" w:lastColumn="0" w:lastRow="0" w:noHBand="0" w:noVBand="1" w:val="04A0"/>
-        <w:tblBorders>
-          <w:top w:val="single" w:sz="6" w:space="0" w:color="CBD5E1"/>
-          <w:bottom w:val="single" w:sz="6" w:space="0" w:color="CBD5E1"/>
-          <w:insideH w:val="single" w:sz="4" w:space="0" w:color="CBD5E1"/>
-          <w:insideV w:val="single" w:sz="4" w:space="0" w:color="CBD5E1"/>
-          <w:left w:val="none"/>
-          <w:right w:val="none"/>
-        </w:tblBorders>
       </w:tblPr>
       <w:tblGrid>
-        <w:gridCol w:w="3135"/>
-        <w:gridCol w:w="3135"/>
-        <w:gridCol w:w="3135"/>
+        <w:gridCol w:w="3324"/>
+        <w:gridCol w:w="3324"/>
+        <w:gridCol w:w="3324"/>
       </w:tblGrid>
       <w:tr>
         <w:tc>
@@ -2534,21 +2342,22 @@
             <w:tcW w:type="dxa" w:w="2551"/>
             <w:shd w:fill="0F4C81"/>
             <w:tcMar>
-              <w:top w:w="160" w:type="dxa"/>
-              <w:bottom w:w="160" w:type="dxa"/>
-              <w:left w:w="180" w:type="dxa"/>
-              <w:right w:w="180" w:type="dxa"/>
+              <w:top w:w="120" w:type="dxa"/>
+              <w:bottom w:w="120" w:type="dxa"/>
+              <w:left w:w="140" w:type="dxa"/>
+              <w:right w:w="140" w:type="dxa"/>
             </w:tcMar>
           </w:tcPr>
           <w:p>
             <w:pPr>
-              <w:jc w:val="left"/>
+              <w:spacing w:before="0" w:after="0"/>
             </w:pPr>
             <w:r>
               <w:rPr>
+                <w:rFonts w:ascii="Calibri" w:hAnsi="Calibri"/>
                 <w:b/>
                 <w:color w:val="FFFFFF"/>
-                <w:sz w:val="19"/>
+                <w:sz w:val="20"/>
               </w:rPr>
               <w:t>Pijler Art. 32 AVG</w:t>
             </w:r>
@@ -2556,24 +2365,25 @@
         </w:tc>
         <w:tc>
           <w:tcPr>
-            <w:tcW w:type="dxa" w:w="5102"/>
+            <w:tcW w:type="dxa" w:w="5386"/>
             <w:shd w:fill="0F4C81"/>
             <w:tcMar>
-              <w:top w:w="160" w:type="dxa"/>
-              <w:bottom w:w="160" w:type="dxa"/>
-              <w:left w:w="180" w:type="dxa"/>
-              <w:right w:w="180" w:type="dxa"/>
+              <w:top w:w="120" w:type="dxa"/>
+              <w:bottom w:w="120" w:type="dxa"/>
+              <w:left w:w="140" w:type="dxa"/>
+              <w:right w:w="140" w:type="dxa"/>
             </w:tcMar>
           </w:tcPr>
           <w:p>
             <w:pPr>
-              <w:jc w:val="left"/>
+              <w:spacing w:before="0" w:after="0"/>
             </w:pPr>
             <w:r>
               <w:rPr>
+                <w:rFonts w:ascii="Calibri" w:hAnsi="Calibri"/>
                 <w:b/>
                 <w:color w:val="FFFFFF"/>
-                <w:sz w:val="19"/>
+                <w:sz w:val="20"/>
               </w:rPr>
               <w:t>Geïmplementeerde Maatregel</w:t>
             </w:r>
@@ -2581,24 +2391,25 @@
         </w:tc>
         <w:tc>
           <w:tcPr>
-            <w:tcW w:type="dxa" w:w="1984"/>
+            <w:tcW w:type="dxa" w:w="1417"/>
             <w:shd w:fill="0F4C81"/>
             <w:tcMar>
-              <w:top w:w="160" w:type="dxa"/>
-              <w:bottom w:w="160" w:type="dxa"/>
-              <w:left w:w="180" w:type="dxa"/>
-              <w:right w:w="180" w:type="dxa"/>
+              <w:top w:w="120" w:type="dxa"/>
+              <w:bottom w:w="120" w:type="dxa"/>
+              <w:left w:w="140" w:type="dxa"/>
+              <w:right w:w="140" w:type="dxa"/>
             </w:tcMar>
           </w:tcPr>
           <w:p>
             <w:pPr>
-              <w:jc w:val="left"/>
+              <w:spacing w:before="0" w:after="0"/>
             </w:pPr>
             <w:r>
               <w:rPr>
+                <w:rFonts w:ascii="Calibri" w:hAnsi="Calibri"/>
                 <w:b/>
                 <w:color w:val="FFFFFF"/>
-                <w:sz w:val="19"/>
+                <w:sz w:val="20"/>
               </w:rPr>
               <w:t>Evaluatie</w:t>
             </w:r>
@@ -2611,17 +2422,21 @@
             <w:tcW w:type="dxa" w:w="2551"/>
             <w:shd w:fill="FFFFFF"/>
             <w:tcMar>
-              <w:top w:w="120" w:type="dxa"/>
-              <w:bottom w:w="120" w:type="dxa"/>
-              <w:left w:w="160" w:type="dxa"/>
-              <w:right w:w="160" w:type="dxa"/>
+              <w:top w:w="100" w:type="dxa"/>
+              <w:bottom w:w="100" w:type="dxa"/>
+              <w:left w:w="140" w:type="dxa"/>
+              <w:right w:w="140" w:type="dxa"/>
             </w:tcMar>
           </w:tcPr>
           <w:p>
+            <w:pPr>
+              <w:spacing w:before="0" w:after="0" w:line="264" w:lineRule="auto"/>
+            </w:pPr>
             <w:r>
               <w:rPr>
+                <w:rFonts w:ascii="Calibri" w:hAnsi="Calibri"/>
                 <w:color w:val="0F172A"/>
-                <w:sz w:val="18"/>
+                <w:sz w:val="19"/>
               </w:rPr>
               <w:t>Pseudonimisering &amp; Encryptie</w:t>
             </w:r>
@@ -2629,41 +2444,49 @@
         </w:tc>
         <w:tc>
           <w:tcPr>
-            <w:tcW w:type="dxa" w:w="5102"/>
+            <w:tcW w:type="dxa" w:w="5386"/>
             <w:shd w:fill="FFFFFF"/>
             <w:tcMar>
-              <w:top w:w="120" w:type="dxa"/>
-              <w:bottom w:w="120" w:type="dxa"/>
-              <w:left w:w="160" w:type="dxa"/>
-              <w:right w:w="160" w:type="dxa"/>
+              <w:top w:w="100" w:type="dxa"/>
+              <w:bottom w:w="100" w:type="dxa"/>
+              <w:left w:w="140" w:type="dxa"/>
+              <w:right w:w="140" w:type="dxa"/>
             </w:tcMar>
           </w:tcPr>
           <w:p>
+            <w:pPr>
+              <w:spacing w:before="0" w:after="0" w:line="264" w:lineRule="auto"/>
+            </w:pPr>
             <w:r>
               <w:rPr>
+                <w:rFonts w:ascii="Calibri" w:hAnsi="Calibri"/>
                 <w:color w:val="0F172A"/>
-                <w:sz w:val="18"/>
+                <w:sz w:val="19"/>
               </w:rPr>
-              <w:t>Wachtwoordhashing via Scrypt/Pbkdf2. TLS 1.3 / SSL verificatie bij database connecties en live dumps (PGSSLROOTCERT). HTTPS cookies (Secure, HttpOnly, SameSite=Lax) in productie.</w:t>
+              <w:t>Scrypt wachtwoordhashing met unieke salts. TLS 1.3 encryptie in transit. Veilige session cookies (Secure, HttpOnly, SameSite=Lax). Telemetrie geanonimiseerd op dagniveau.</w:t>
             </w:r>
           </w:p>
         </w:tc>
         <w:tc>
           <w:tcPr>
-            <w:tcW w:type="dxa" w:w="1984"/>
+            <w:tcW w:type="dxa" w:w="1417"/>
             <w:shd w:fill="FFFFFF"/>
             <w:tcMar>
-              <w:top w:w="120" w:type="dxa"/>
-              <w:bottom w:w="120" w:type="dxa"/>
-              <w:left w:w="160" w:type="dxa"/>
-              <w:right w:w="160" w:type="dxa"/>
+              <w:top w:w="100" w:type="dxa"/>
+              <w:bottom w:w="100" w:type="dxa"/>
+              <w:left w:w="140" w:type="dxa"/>
+              <w:right w:w="140" w:type="dxa"/>
             </w:tcMar>
           </w:tcPr>
           <w:p>
+            <w:pPr>
+              <w:spacing w:before="0" w:after="0" w:line="264" w:lineRule="auto"/>
+            </w:pPr>
             <w:r>
               <w:rPr>
+                <w:rFonts w:ascii="Calibri" w:hAnsi="Calibri"/>
                 <w:color w:val="0F172A"/>
-                <w:sz w:val="18"/>
+                <w:sz w:val="19"/>
               </w:rPr>
               <w:t>CONFORM</w:t>
             </w:r>
@@ -2674,19 +2497,23 @@
         <w:tc>
           <w:tcPr>
             <w:tcW w:type="dxa" w:w="2551"/>
-            <w:shd w:fill="F0F7FF"/>
+            <w:shd w:fill="F8FAFC"/>
             <w:tcMar>
-              <w:top w:w="120" w:type="dxa"/>
-              <w:bottom w:w="120" w:type="dxa"/>
-              <w:left w:w="160" w:type="dxa"/>
-              <w:right w:w="160" w:type="dxa"/>
+              <w:top w:w="100" w:type="dxa"/>
+              <w:bottom w:w="100" w:type="dxa"/>
+              <w:left w:w="140" w:type="dxa"/>
+              <w:right w:w="140" w:type="dxa"/>
             </w:tcMar>
           </w:tcPr>
           <w:p>
+            <w:pPr>
+              <w:spacing w:before="0" w:after="0" w:line="264" w:lineRule="auto"/>
+            </w:pPr>
             <w:r>
               <w:rPr>
+                <w:rFonts w:ascii="Calibri" w:hAnsi="Calibri"/>
                 <w:color w:val="0F172A"/>
-                <w:sz w:val="18"/>
+                <w:sz w:val="19"/>
               </w:rPr>
               <w:t>Vertrouwelijkheid &amp; Toegangsbeheer</w:t>
             </w:r>
@@ -2694,41 +2521,49 @@
         </w:tc>
         <w:tc>
           <w:tcPr>
-            <w:tcW w:type="dxa" w:w="5102"/>
-            <w:shd w:fill="F0F7FF"/>
+            <w:tcW w:type="dxa" w:w="5386"/>
+            <w:shd w:fill="F8FAFC"/>
             <w:tcMar>
-              <w:top w:w="120" w:type="dxa"/>
-              <w:bottom w:w="120" w:type="dxa"/>
-              <w:left w:w="160" w:type="dxa"/>
-              <w:right w:w="160" w:type="dxa"/>
+              <w:top w:w="100" w:type="dxa"/>
+              <w:bottom w:w="100" w:type="dxa"/>
+              <w:left w:w="140" w:type="dxa"/>
+              <w:right w:w="140" w:type="dxa"/>
             </w:tcMar>
           </w:tcPr>
           <w:p>
+            <w:pPr>
+              <w:spacing w:before="0" w:after="0" w:line="264" w:lineRule="auto"/>
+            </w:pPr>
             <w:r>
               <w:rPr>
+                <w:rFonts w:ascii="Calibri" w:hAnsi="Calibri"/>
                 <w:color w:val="0F172A"/>
-                <w:sz w:val="18"/>
+                <w:sz w:val="19"/>
               </w:rPr>
-              <w:t>Dynamisch RBAC-model met permissiematrix per module (Registraties, Agenda, Evaluaties, Documenten, Statistieken, Export, Feedback, Stamgegevens, Gebruikers, Groepen, Backups, Auditlogs). Handhaving via decorators.</w:t>
+              <w:t>Dynamisch RBAC-model met permissiematrix per module. @login_required, @admin_required en @platform_admin_required decorators. Subresource Integrity (SRI) op alle externe assets.</w:t>
             </w:r>
           </w:p>
         </w:tc>
         <w:tc>
           <w:tcPr>
-            <w:tcW w:type="dxa" w:w="1984"/>
-            <w:shd w:fill="F0F7FF"/>
+            <w:tcW w:type="dxa" w:w="1417"/>
+            <w:shd w:fill="F8FAFC"/>
             <w:tcMar>
-              <w:top w:w="120" w:type="dxa"/>
-              <w:bottom w:w="120" w:type="dxa"/>
-              <w:left w:w="160" w:type="dxa"/>
-              <w:right w:w="160" w:type="dxa"/>
+              <w:top w:w="100" w:type="dxa"/>
+              <w:bottom w:w="100" w:type="dxa"/>
+              <w:left w:w="140" w:type="dxa"/>
+              <w:right w:w="140" w:type="dxa"/>
             </w:tcMar>
           </w:tcPr>
           <w:p>
+            <w:pPr>
+              <w:spacing w:before="0" w:after="0" w:line="264" w:lineRule="auto"/>
+            </w:pPr>
             <w:r>
               <w:rPr>
+                <w:rFonts w:ascii="Calibri" w:hAnsi="Calibri"/>
                 <w:color w:val="0F172A"/>
-                <w:sz w:val="18"/>
+                <w:sz w:val="19"/>
               </w:rPr>
               <w:t>CONFORM</w:t>
             </w:r>
@@ -2741,17 +2576,21 @@
             <w:tcW w:type="dxa" w:w="2551"/>
             <w:shd w:fill="FFFFFF"/>
             <w:tcMar>
-              <w:top w:w="120" w:type="dxa"/>
-              <w:bottom w:w="120" w:type="dxa"/>
-              <w:left w:w="160" w:type="dxa"/>
-              <w:right w:w="160" w:type="dxa"/>
+              <w:top w:w="100" w:type="dxa"/>
+              <w:bottom w:w="100" w:type="dxa"/>
+              <w:left w:w="140" w:type="dxa"/>
+              <w:right w:w="140" w:type="dxa"/>
             </w:tcMar>
           </w:tcPr>
           <w:p>
+            <w:pPr>
+              <w:spacing w:before="0" w:after="0" w:line="264" w:lineRule="auto"/>
+            </w:pPr>
             <w:r>
               <w:rPr>
+                <w:rFonts w:ascii="Calibri" w:hAnsi="Calibri"/>
                 <w:color w:val="0F172A"/>
-                <w:sz w:val="18"/>
+                <w:sz w:val="19"/>
               </w:rPr>
               <w:t>Beschikbaarheid &amp; Veerkracht</w:t>
             </w:r>
@@ -2759,41 +2598,49 @@
         </w:tc>
         <w:tc>
           <w:tcPr>
-            <w:tcW w:type="dxa" w:w="5102"/>
+            <w:tcW w:type="dxa" w:w="5386"/>
             <w:shd w:fill="FFFFFF"/>
             <w:tcMar>
-              <w:top w:w="120" w:type="dxa"/>
-              <w:bottom w:w="120" w:type="dxa"/>
-              <w:left w:w="160" w:type="dxa"/>
-              <w:right w:w="160" w:type="dxa"/>
+              <w:top w:w="100" w:type="dxa"/>
+              <w:bottom w:w="100" w:type="dxa"/>
+              <w:left w:w="140" w:type="dxa"/>
+              <w:right w:w="140" w:type="dxa"/>
             </w:tcMar>
           </w:tcPr>
           <w:p>
+            <w:pPr>
+              <w:spacing w:before="0" w:after="0" w:line="264" w:lineRule="auto"/>
+            </w:pPr>
             <w:r>
               <w:rPr>
+                <w:rFonts w:ascii="Calibri" w:hAnsi="Calibri"/>
                 <w:color w:val="0F172A"/>
-                <w:sz w:val="18"/>
+                <w:sz w:val="19"/>
               </w:rPr>
-              <w:t>Geautomatiseerde live pg_dump backups met GFS-retentiebeleid. Schema-isolatie ('public' vs 'productie') voor veilige test- en herstelprocedures. Render PostgreSQL add-on met automatische failover.</w:t>
+              <w:t>Geautomatiseerde live pg_dump backups met GFS-retentieschema (7d/4w/2m). PostgreSQL met failover op Render. Systeemmonitor met realtime gezondheids- en responstijdcontroles.</w:t>
             </w:r>
           </w:p>
         </w:tc>
         <w:tc>
           <w:tcPr>
-            <w:tcW w:type="dxa" w:w="1984"/>
+            <w:tcW w:type="dxa" w:w="1417"/>
             <w:shd w:fill="FFFFFF"/>
             <w:tcMar>
-              <w:top w:w="120" w:type="dxa"/>
-              <w:bottom w:w="120" w:type="dxa"/>
-              <w:left w:w="160" w:type="dxa"/>
-              <w:right w:w="160" w:type="dxa"/>
+              <w:top w:w="100" w:type="dxa"/>
+              <w:bottom w:w="100" w:type="dxa"/>
+              <w:left w:w="140" w:type="dxa"/>
+              <w:right w:w="140" w:type="dxa"/>
             </w:tcMar>
           </w:tcPr>
           <w:p>
+            <w:pPr>
+              <w:spacing w:before="0" w:after="0" w:line="264" w:lineRule="auto"/>
+            </w:pPr>
             <w:r>
               <w:rPr>
+                <w:rFonts w:ascii="Calibri" w:hAnsi="Calibri"/>
                 <w:color w:val="0F172A"/>
-                <w:sz w:val="18"/>
+                <w:sz w:val="19"/>
               </w:rPr>
               <w:t>CONFORM</w:t>
             </w:r>
@@ -2804,19 +2651,100 @@
         <w:tc>
           <w:tcPr>
             <w:tcW w:type="dxa" w:w="2551"/>
-            <w:shd w:fill="F0F7FF"/>
+            <w:shd w:fill="F8FAFC"/>
             <w:tcMar>
-              <w:top w:w="120" w:type="dxa"/>
-              <w:bottom w:w="120" w:type="dxa"/>
-              <w:left w:w="160" w:type="dxa"/>
-              <w:right w:w="160" w:type="dxa"/>
+              <w:top w:w="100" w:type="dxa"/>
+              <w:bottom w:w="100" w:type="dxa"/>
+              <w:left w:w="140" w:type="dxa"/>
+              <w:right w:w="140" w:type="dxa"/>
             </w:tcMar>
           </w:tcPr>
           <w:p>
+            <w:pPr>
+              <w:spacing w:before="0" w:after="0" w:line="264" w:lineRule="auto"/>
+            </w:pPr>
             <w:r>
               <w:rPr>
+                <w:rFonts w:ascii="Calibri" w:hAnsi="Calibri"/>
                 <w:color w:val="0F172A"/>
-                <w:sz w:val="18"/>
+                <w:sz w:val="19"/>
+              </w:rPr>
+              <w:t>Incidentmonitoring &amp; Foutdetectie</w:t>
+            </w:r>
+          </w:p>
+        </w:tc>
+        <w:tc>
+          <w:tcPr>
+            <w:tcW w:type="dxa" w:w="5386"/>
+            <w:shd w:fill="F8FAFC"/>
+            <w:tcMar>
+              <w:top w:w="100" w:type="dxa"/>
+              <w:bottom w:w="100" w:type="dxa"/>
+              <w:left w:w="140" w:type="dxa"/>
+              <w:right w:w="140" w:type="dxa"/>
+            </w:tcMar>
+          </w:tcPr>
+          <w:p>
+            <w:pPr>
+              <w:spacing w:before="0" w:after="0" w:line="264" w:lineRule="auto"/>
+            </w:pPr>
+            <w:r>
+              <w:rPr>
+                <w:rFonts w:ascii="Calibri" w:hAnsi="Calibri"/>
+                <w:color w:val="0F172A"/>
+                <w:sz w:val="19"/>
+              </w:rPr>
+              <w:t>Systeemfoutenlogboek (system_error_logs) registreert 500-fouten, 429 rate-limits en mislukte logins met opvolgingsworkflow (toggle status). Realtime sessieactiviteit.</w:t>
+            </w:r>
+          </w:p>
+        </w:tc>
+        <w:tc>
+          <w:tcPr>
+            <w:tcW w:type="dxa" w:w="1417"/>
+            <w:shd w:fill="F8FAFC"/>
+            <w:tcMar>
+              <w:top w:w="100" w:type="dxa"/>
+              <w:bottom w:w="100" w:type="dxa"/>
+              <w:left w:w="140" w:type="dxa"/>
+              <w:right w:w="140" w:type="dxa"/>
+            </w:tcMar>
+          </w:tcPr>
+          <w:p>
+            <w:pPr>
+              <w:spacing w:before="0" w:after="0" w:line="264" w:lineRule="auto"/>
+            </w:pPr>
+            <w:r>
+              <w:rPr>
+                <w:rFonts w:ascii="Calibri" w:hAnsi="Calibri"/>
+                <w:color w:val="0F172A"/>
+                <w:sz w:val="19"/>
+              </w:rPr>
+              <w:t>CONFORM</w:t>
+            </w:r>
+          </w:p>
+        </w:tc>
+      </w:tr>
+      <w:tr>
+        <w:tc>
+          <w:tcPr>
+            <w:tcW w:type="dxa" w:w="2551"/>
+            <w:shd w:fill="FFFFFF"/>
+            <w:tcMar>
+              <w:top w:w="100" w:type="dxa"/>
+              <w:bottom w:w="100" w:type="dxa"/>
+              <w:left w:w="140" w:type="dxa"/>
+              <w:right w:w="140" w:type="dxa"/>
+            </w:tcMar>
+          </w:tcPr>
+          <w:p>
+            <w:pPr>
+              <w:spacing w:before="0" w:after="0" w:line="264" w:lineRule="auto"/>
+            </w:pPr>
+            <w:r>
+              <w:rPr>
+                <w:rFonts w:ascii="Calibri" w:hAnsi="Calibri"/>
+                <w:color w:val="0F172A"/>
+                <w:sz w:val="19"/>
               </w:rPr>
               <w:t>Regelmatige Evaluatie &amp; Testen</w:t>
             </w:r>
@@ -2824,41 +2752,49 @@
         </w:tc>
         <w:tc>
           <w:tcPr>
-            <w:tcW w:type="dxa" w:w="5102"/>
-            <w:shd w:fill="F0F7FF"/>
+            <w:tcW w:type="dxa" w:w="5386"/>
+            <w:shd w:fill="FFFFFF"/>
             <w:tcMar>
-              <w:top w:w="120" w:type="dxa"/>
-              <w:bottom w:w="120" w:type="dxa"/>
-              <w:left w:w="160" w:type="dxa"/>
-              <w:right w:w="160" w:type="dxa"/>
+              <w:top w:w="100" w:type="dxa"/>
+              <w:bottom w:w="100" w:type="dxa"/>
+              <w:left w:w="140" w:type="dxa"/>
+              <w:right w:w="140" w:type="dxa"/>
             </w:tcMar>
           </w:tcPr>
           <w:p>
+            <w:pPr>
+              <w:spacing w:before="0" w:after="0" w:line="264" w:lineRule="auto"/>
+            </w:pPr>
             <w:r>
               <w:rPr>
+                <w:rFonts w:ascii="Calibri" w:hAnsi="Calibri"/>
                 <w:color w:val="0F172A"/>
-                <w:sz w:val="18"/>
+                <w:sz w:val="19"/>
               </w:rPr>
-              <w:t>Geautomatiseerde testsuite van 236 unittests over 32 suites voor continue verificatie van multi-tenancy, authenticatie, resultaatregistratie en privacy-cascades. SonarQube integratie in CI/CD.</w:t>
+              <w:t>Geautomatiseerde testsuite van 295 unittests over 38 suites (100% geslaagd). SonarQube SAST integratie in CI/CD pipeline met Quality Gate.</w:t>
             </w:r>
           </w:p>
         </w:tc>
         <w:tc>
           <w:tcPr>
-            <w:tcW w:type="dxa" w:w="1984"/>
-            <w:shd w:fill="F0F7FF"/>
+            <w:tcW w:type="dxa" w:w="1417"/>
+            <w:shd w:fill="FFFFFF"/>
             <w:tcMar>
-              <w:top w:w="120" w:type="dxa"/>
-              <w:bottom w:w="120" w:type="dxa"/>
-              <w:left w:w="160" w:type="dxa"/>
-              <w:right w:w="160" w:type="dxa"/>
+              <w:top w:w="100" w:type="dxa"/>
+              <w:bottom w:w="100" w:type="dxa"/>
+              <w:left w:w="140" w:type="dxa"/>
+              <w:right w:w="140" w:type="dxa"/>
             </w:tcMar>
           </w:tcPr>
           <w:p>
+            <w:pPr>
+              <w:spacing w:before="0" w:after="0" w:line="264" w:lineRule="auto"/>
+            </w:pPr>
             <w:r>
               <w:rPr>
+                <w:rFonts w:ascii="Calibri" w:hAnsi="Calibri"/>
                 <w:color w:val="0F172A"/>
-                <w:sz w:val="18"/>
+                <w:sz w:val="19"/>
               </w:rPr>
               <w:t>CONFORM</w:t>
             </w:r>
@@ -2868,62 +2804,42 @@
     </w:tbl>
     <w:p>
       <w:pPr>
-        <w:spacing w:after="120"/>
+        <w:spacing w:after="80"/>
       </w:pPr>
     </w:p>
     <w:p>
       <w:r>
-        <w:br w:type="page"/>
-      </w:r>
-    </w:p>
-    <w:p>
-      <w:pPr>
-        <w:keepNext/>
-        <w:spacing w:before="360" w:after="160"/>
-      </w:pPr>
-      <w:r>
         <w:rPr>
+          <w:rFonts w:ascii="Calibri" w:hAnsi="Calibri"/>
           <w:b/>
           <w:color w:val="0F4C81"/>
           <w:sz w:val="32"/>
         </w:rPr>
-        <w:t>7. Register van GDPR-Auditbevindingen</w:t>
+        <w:t>6. Register van GDPR-Auditbevindingen</w:t>
       </w:r>
     </w:p>
     <w:p>
-      <w:pPr>
-        <w:spacing w:before="0" w:after="120" w:line="276" w:lineRule="auto"/>
-      </w:pPr>
       <w:r>
         <w:rPr>
-          <w:i w:val="0"/>
           <w:color w:val="0F172A"/>
           <w:sz w:val="20"/>
         </w:rPr>
-        <w:t>Het onderstaande register documenteert de status van alle historische en recent onderzochte privacybevindingen (GDPR-01 t/m GDPR-13).</w:t>
+        <w:t>Onderstaande tabel bevat het complete register van privacy- en gegevensbeschermingsbevindingen. Alle historische bevindingen (GDPR-01 t/m GDPR-13) zijn opnieuw geverifieerd en blijven blijvend effectief. De nieuwe bevindingen (GDPR-14 t/m GDPR-17) dekken de recente uitbreidingen van Release 2.8.0 af.</w:t>
       </w:r>
     </w:p>
     <w:tbl>
       <w:tblPr>
+        <w:tblStyle w:val="TableGrid"/>
         <w:tblW w:type="auto" w:w="0"/>
-        <w:jc w:val="center"/>
         <w:tblLayout w:type="fixed"/>
         <w:tblLook w:firstColumn="1" w:firstRow="1" w:lastColumn="0" w:lastRow="0" w:noHBand="0" w:noVBand="1" w:val="04A0"/>
-        <w:tblBorders>
-          <w:top w:val="single" w:sz="6" w:space="0" w:color="CBD5E1"/>
-          <w:bottom w:val="single" w:sz="6" w:space="0" w:color="CBD5E1"/>
-          <w:insideH w:val="single" w:sz="4" w:space="0" w:color="CBD5E1"/>
-          <w:insideV w:val="single" w:sz="4" w:space="0" w:color="CBD5E1"/>
-          <w:left w:val="none"/>
-          <w:right w:val="none"/>
-        </w:tblBorders>
       </w:tblPr>
       <w:tblGrid>
-        <w:gridCol w:w="1881"/>
-        <w:gridCol w:w="1881"/>
-        <w:gridCol w:w="1881"/>
-        <w:gridCol w:w="1881"/>
-        <w:gridCol w:w="1881"/>
+        <w:gridCol w:w="1994"/>
+        <w:gridCol w:w="1994"/>
+        <w:gridCol w:w="1994"/>
+        <w:gridCol w:w="1994"/>
+        <w:gridCol w:w="1994"/>
       </w:tblGrid>
       <w:tr>
         <w:tc>
@@ -2931,21 +2847,22 @@
             <w:tcW w:type="dxa" w:w="1134"/>
             <w:shd w:fill="0F4C81"/>
             <w:tcMar>
-              <w:top w:w="160" w:type="dxa"/>
-              <w:bottom w:w="160" w:type="dxa"/>
-              <w:left w:w="180" w:type="dxa"/>
-              <w:right w:w="180" w:type="dxa"/>
+              <w:top w:w="120" w:type="dxa"/>
+              <w:bottom w:w="120" w:type="dxa"/>
+              <w:left w:w="140" w:type="dxa"/>
+              <w:right w:w="140" w:type="dxa"/>
             </w:tcMar>
           </w:tcPr>
           <w:p>
             <w:pPr>
-              <w:jc w:val="left"/>
+              <w:spacing w:before="0" w:after="0"/>
             </w:pPr>
             <w:r>
               <w:rPr>
+                <w:rFonts w:ascii="Calibri" w:hAnsi="Calibri"/>
                 <w:b/>
                 <w:color w:val="FFFFFF"/>
-                <w:sz w:val="19"/>
+                <w:sz w:val="20"/>
               </w:rPr>
               <w:t>ID</w:t>
             </w:r>
@@ -2953,24 +2870,25 @@
         </w:tc>
         <w:tc>
           <w:tcPr>
-            <w:tcW w:type="dxa" w:w="3402"/>
+            <w:tcW w:type="dxa" w:w="4252"/>
             <w:shd w:fill="0F4C81"/>
             <w:tcMar>
-              <w:top w:w="160" w:type="dxa"/>
-              <w:bottom w:w="160" w:type="dxa"/>
-              <w:left w:w="180" w:type="dxa"/>
-              <w:right w:w="180" w:type="dxa"/>
+              <w:top w:w="120" w:type="dxa"/>
+              <w:bottom w:w="120" w:type="dxa"/>
+              <w:left w:w="140" w:type="dxa"/>
+              <w:right w:w="140" w:type="dxa"/>
             </w:tcMar>
           </w:tcPr>
           <w:p>
             <w:pPr>
-              <w:jc w:val="left"/>
+              <w:spacing w:before="0" w:after="0"/>
             </w:pPr>
             <w:r>
               <w:rPr>
+                <w:rFonts w:ascii="Calibri" w:hAnsi="Calibri"/>
                 <w:b/>
                 <w:color w:val="FFFFFF"/>
-                <w:sz w:val="19"/>
+                <w:sz w:val="20"/>
               </w:rPr>
               <w:t>Onderwerp / Bevinding</w:t>
             </w:r>
@@ -2981,21 +2899,22 @@
             <w:tcW w:type="dxa" w:w="1814"/>
             <w:shd w:fill="0F4C81"/>
             <w:tcMar>
-              <w:top w:w="160" w:type="dxa"/>
-              <w:bottom w:w="160" w:type="dxa"/>
-              <w:left w:w="180" w:type="dxa"/>
-              <w:right w:w="180" w:type="dxa"/>
+              <w:top w:w="120" w:type="dxa"/>
+              <w:bottom w:w="120" w:type="dxa"/>
+              <w:left w:w="140" w:type="dxa"/>
+              <w:right w:w="140" w:type="dxa"/>
             </w:tcMar>
           </w:tcPr>
           <w:p>
             <w:pPr>
-              <w:jc w:val="left"/>
+              <w:spacing w:before="0" w:after="0"/>
             </w:pPr>
             <w:r>
               <w:rPr>
+                <w:rFonts w:ascii="Calibri" w:hAnsi="Calibri"/>
                 <w:b/>
                 <w:color w:val="FFFFFF"/>
-                <w:sz w:val="19"/>
+                <w:sz w:val="20"/>
               </w:rPr>
               <w:t>AVG Artikel</w:t>
             </w:r>
@@ -3003,24 +2922,25 @@
         </w:tc>
         <w:tc>
           <w:tcPr>
-            <w:tcW w:type="dxa" w:w="1304"/>
+            <w:tcW w:type="dxa" w:w="1020"/>
             <w:shd w:fill="0F4C81"/>
             <w:tcMar>
-              <w:top w:w="160" w:type="dxa"/>
-              <w:bottom w:w="160" w:type="dxa"/>
-              <w:left w:w="180" w:type="dxa"/>
-              <w:right w:w="180" w:type="dxa"/>
+              <w:top w:w="120" w:type="dxa"/>
+              <w:bottom w:w="120" w:type="dxa"/>
+              <w:left w:w="140" w:type="dxa"/>
+              <w:right w:w="140" w:type="dxa"/>
             </w:tcMar>
           </w:tcPr>
           <w:p>
             <w:pPr>
-              <w:jc w:val="left"/>
+              <w:spacing w:before="0" w:after="0"/>
             </w:pPr>
             <w:r>
               <w:rPr>
+                <w:rFonts w:ascii="Calibri" w:hAnsi="Calibri"/>
                 <w:b/>
                 <w:color w:val="FFFFFF"/>
-                <w:sz w:val="19"/>
+                <w:sz w:val="20"/>
               </w:rPr>
               <w:t>Ernst</w:t>
             </w:r>
@@ -3028,24 +2948,25 @@
         </w:tc>
         <w:tc>
           <w:tcPr>
-            <w:tcW w:type="dxa" w:w="1984"/>
+            <w:tcW w:type="dxa" w:w="1134"/>
             <w:shd w:fill="0F4C81"/>
             <w:tcMar>
-              <w:top w:w="160" w:type="dxa"/>
-              <w:bottom w:w="160" w:type="dxa"/>
-              <w:left w:w="180" w:type="dxa"/>
-              <w:right w:w="180" w:type="dxa"/>
+              <w:top w:w="120" w:type="dxa"/>
+              <w:bottom w:w="120" w:type="dxa"/>
+              <w:left w:w="140" w:type="dxa"/>
+              <w:right w:w="140" w:type="dxa"/>
             </w:tcMar>
           </w:tcPr>
           <w:p>
             <w:pPr>
-              <w:jc w:val="left"/>
+              <w:spacing w:before="0" w:after="0"/>
             </w:pPr>
             <w:r>
               <w:rPr>
+                <w:rFonts w:ascii="Calibri" w:hAnsi="Calibri"/>
                 <w:b/>
                 <w:color w:val="FFFFFF"/>
-                <w:sz w:val="19"/>
+                <w:sz w:val="20"/>
               </w:rPr>
               <w:t>Status</w:t>
             </w:r>
@@ -3058,17 +2979,21 @@
             <w:tcW w:type="dxa" w:w="1134"/>
             <w:shd w:fill="FFFFFF"/>
             <w:tcMar>
-              <w:top w:w="120" w:type="dxa"/>
-              <w:bottom w:w="120" w:type="dxa"/>
-              <w:left w:w="160" w:type="dxa"/>
-              <w:right w:w="160" w:type="dxa"/>
+              <w:top w:w="100" w:type="dxa"/>
+              <w:bottom w:w="100" w:type="dxa"/>
+              <w:left w:w="140" w:type="dxa"/>
+              <w:right w:w="140" w:type="dxa"/>
             </w:tcMar>
           </w:tcPr>
           <w:p>
+            <w:pPr>
+              <w:spacing w:before="0" w:after="0" w:line="264" w:lineRule="auto"/>
+            </w:pPr>
             <w:r>
               <w:rPr>
+                <w:rFonts w:ascii="Calibri" w:hAnsi="Calibri"/>
                 <w:color w:val="0F172A"/>
-                <w:sz w:val="18"/>
+                <w:sz w:val="19"/>
               </w:rPr>
               <w:t>GDPR-01</w:t>
             </w:r>
@@ -3076,20 +3001,24 @@
         </w:tc>
         <w:tc>
           <w:tcPr>
-            <w:tcW w:type="dxa" w:w="3402"/>
+            <w:tcW w:type="dxa" w:w="4252"/>
             <w:shd w:fill="FFFFFF"/>
             <w:tcMar>
-              <w:top w:w="120" w:type="dxa"/>
-              <w:bottom w:w="120" w:type="dxa"/>
-              <w:left w:w="160" w:type="dxa"/>
-              <w:right w:w="160" w:type="dxa"/>
+              <w:top w:w="100" w:type="dxa"/>
+              <w:bottom w:w="100" w:type="dxa"/>
+              <w:left w:w="140" w:type="dxa"/>
+              <w:right w:w="140" w:type="dxa"/>
             </w:tcMar>
           </w:tcPr>
           <w:p>
+            <w:pPr>
+              <w:spacing w:before="0" w:after="0" w:line="264" w:lineRule="auto"/>
+            </w:pPr>
             <w:r>
               <w:rPr>
+                <w:rFonts w:ascii="Calibri" w:hAnsi="Calibri"/>
                 <w:color w:val="0F172A"/>
-                <w:sz w:val="18"/>
+                <w:sz w:val="19"/>
               </w:rPr>
               <w:t>Multi-tenant Isolatie &amp; Vergetelheid bij Gebruikersverwijdering</w:t>
             </w:r>
@@ -3100,17 +3029,21 @@
             <w:tcW w:type="dxa" w:w="1814"/>
             <w:shd w:fill="FFFFFF"/>
             <w:tcMar>
-              <w:top w:w="120" w:type="dxa"/>
-              <w:bottom w:w="120" w:type="dxa"/>
-              <w:left w:w="160" w:type="dxa"/>
-              <w:right w:w="160" w:type="dxa"/>
+              <w:top w:w="100" w:type="dxa"/>
+              <w:bottom w:w="100" w:type="dxa"/>
+              <w:left w:w="140" w:type="dxa"/>
+              <w:right w:w="140" w:type="dxa"/>
             </w:tcMar>
           </w:tcPr>
           <w:p>
+            <w:pPr>
+              <w:spacing w:before="0" w:after="0" w:line="264" w:lineRule="auto"/>
+            </w:pPr>
             <w:r>
               <w:rPr>
+                <w:rFonts w:ascii="Calibri" w:hAnsi="Calibri"/>
                 <w:color w:val="0F172A"/>
-                <w:sz w:val="18"/>
+                <w:sz w:val="19"/>
               </w:rPr>
               <w:t>Art. 17 &amp; 5.1.f</w:t>
             </w:r>
@@ -3118,20 +3051,24 @@
         </w:tc>
         <w:tc>
           <w:tcPr>
-            <w:tcW w:type="dxa" w:w="1304"/>
+            <w:tcW w:type="dxa" w:w="1020"/>
             <w:shd w:fill="FFFFFF"/>
             <w:tcMar>
-              <w:top w:w="120" w:type="dxa"/>
-              <w:bottom w:w="120" w:type="dxa"/>
-              <w:left w:w="160" w:type="dxa"/>
-              <w:right w:w="160" w:type="dxa"/>
+              <w:top w:w="100" w:type="dxa"/>
+              <w:bottom w:w="100" w:type="dxa"/>
+              <w:left w:w="140" w:type="dxa"/>
+              <w:right w:w="140" w:type="dxa"/>
             </w:tcMar>
           </w:tcPr>
           <w:p>
+            <w:pPr>
+              <w:spacing w:before="0" w:after="0" w:line="264" w:lineRule="auto"/>
+            </w:pPr>
             <w:r>
               <w:rPr>
+                <w:rFonts w:ascii="Calibri" w:hAnsi="Calibri"/>
                 <w:color w:val="0F172A"/>
-                <w:sz w:val="18"/>
+                <w:sz w:val="19"/>
               </w:rPr>
               <w:t>Hoog</w:t>
             </w:r>
@@ -3139,448 +3076,24 @@
         </w:tc>
         <w:tc>
           <w:tcPr>
-            <w:tcW w:type="dxa" w:w="1984"/>
+            <w:tcW w:type="dxa" w:w="1134"/>
             <w:shd w:fill="FFFFFF"/>
             <w:tcMar>
-              <w:top w:w="120" w:type="dxa"/>
-              <w:bottom w:w="120" w:type="dxa"/>
-              <w:left w:w="160" w:type="dxa"/>
-              <w:right w:w="160" w:type="dxa"/>
+              <w:top w:w="100" w:type="dxa"/>
+              <w:bottom w:w="100" w:type="dxa"/>
+              <w:left w:w="140" w:type="dxa"/>
+              <w:right w:w="140" w:type="dxa"/>
             </w:tcMar>
           </w:tcPr>
           <w:p>
+            <w:pPr>
+              <w:spacing w:before="0" w:after="0" w:line="264" w:lineRule="auto"/>
+            </w:pPr>
             <w:r>
               <w:rPr>
+                <w:rFonts w:ascii="Calibri" w:hAnsi="Calibri"/>
                 <w:color w:val="0F172A"/>
-                <w:sz w:val="18"/>
-              </w:rPr>
-              <w:t>OPGELOST</w:t>
-            </w:r>
-          </w:p>
-        </w:tc>
-      </w:tr>
-      <w:tr>
-        <w:tc>
-          <w:tcPr>
-            <w:tcW w:type="dxa" w:w="1134"/>
-            <w:shd w:fill="F0F7FF"/>
-            <w:tcMar>
-              <w:top w:w="120" w:type="dxa"/>
-              <w:bottom w:w="120" w:type="dxa"/>
-              <w:left w:w="160" w:type="dxa"/>
-              <w:right w:w="160" w:type="dxa"/>
-            </w:tcMar>
-          </w:tcPr>
-          <w:p>
-            <w:r>
-              <w:rPr>
-                <w:color w:val="0F172A"/>
-                <w:sz w:val="18"/>
-              </w:rPr>
-              <w:t>GDPR-02</w:t>
-            </w:r>
-          </w:p>
-        </w:tc>
-        <w:tc>
-          <w:tcPr>
-            <w:tcW w:type="dxa" w:w="3402"/>
-            <w:shd w:fill="F0F7FF"/>
-            <w:tcMar>
-              <w:top w:w="120" w:type="dxa"/>
-              <w:bottom w:w="120" w:type="dxa"/>
-              <w:left w:w="160" w:type="dxa"/>
-              <w:right w:w="160" w:type="dxa"/>
-            </w:tcMar>
-          </w:tcPr>
-          <w:p>
-            <w:r>
-              <w:rPr>
-                <w:color w:val="0F172A"/>
-                <w:sz w:val="18"/>
-              </w:rPr>
-              <w:t>Dataminimalisatie bij Feedback &amp; Schermafbeeldingen</w:t>
-            </w:r>
-          </w:p>
-        </w:tc>
-        <w:tc>
-          <w:tcPr>
-            <w:tcW w:type="dxa" w:w="1814"/>
-            <w:shd w:fill="F0F7FF"/>
-            <w:tcMar>
-              <w:top w:w="120" w:type="dxa"/>
-              <w:bottom w:w="120" w:type="dxa"/>
-              <w:left w:w="160" w:type="dxa"/>
-              <w:right w:w="160" w:type="dxa"/>
-            </w:tcMar>
-          </w:tcPr>
-          <w:p>
-            <w:r>
-              <w:rPr>
-                <w:color w:val="0F172A"/>
-                <w:sz w:val="18"/>
-              </w:rPr>
-              <w:t>Art. 5.1.c &amp; 25</w:t>
-            </w:r>
-          </w:p>
-        </w:tc>
-        <w:tc>
-          <w:tcPr>
-            <w:tcW w:type="dxa" w:w="1304"/>
-            <w:shd w:fill="F0F7FF"/>
-            <w:tcMar>
-              <w:top w:w="120" w:type="dxa"/>
-              <w:bottom w:w="120" w:type="dxa"/>
-              <w:left w:w="160" w:type="dxa"/>
-              <w:right w:w="160" w:type="dxa"/>
-            </w:tcMar>
-          </w:tcPr>
-          <w:p>
-            <w:r>
-              <w:rPr>
-                <w:color w:val="0F172A"/>
-                <w:sz w:val="18"/>
-              </w:rPr>
-              <w:t>Medium</w:t>
-            </w:r>
-          </w:p>
-        </w:tc>
-        <w:tc>
-          <w:tcPr>
-            <w:tcW w:type="dxa" w:w="1984"/>
-            <w:shd w:fill="F0F7FF"/>
-            <w:tcMar>
-              <w:top w:w="120" w:type="dxa"/>
-              <w:bottom w:w="120" w:type="dxa"/>
-              <w:left w:w="160" w:type="dxa"/>
-              <w:right w:w="160" w:type="dxa"/>
-            </w:tcMar>
-          </w:tcPr>
-          <w:p>
-            <w:r>
-              <w:rPr>
-                <w:color w:val="0F172A"/>
-                <w:sz w:val="18"/>
-              </w:rPr>
-              <w:t>OPGELOST</w:t>
-            </w:r>
-          </w:p>
-        </w:tc>
-      </w:tr>
-      <w:tr>
-        <w:tc>
-          <w:tcPr>
-            <w:tcW w:type="dxa" w:w="1134"/>
-            <w:shd w:fill="FFFFFF"/>
-            <w:tcMar>
-              <w:top w:w="120" w:type="dxa"/>
-              <w:bottom w:w="120" w:type="dxa"/>
-              <w:left w:w="160" w:type="dxa"/>
-              <w:right w:w="160" w:type="dxa"/>
-            </w:tcMar>
-          </w:tcPr>
-          <w:p>
-            <w:r>
-              <w:rPr>
-                <w:color w:val="0F172A"/>
-                <w:sz w:val="18"/>
-              </w:rPr>
-              <w:t>GDPR-03</w:t>
-            </w:r>
-          </w:p>
-        </w:tc>
-        <w:tc>
-          <w:tcPr>
-            <w:tcW w:type="dxa" w:w="3402"/>
-            <w:shd w:fill="FFFFFF"/>
-            <w:tcMar>
-              <w:top w:w="120" w:type="dxa"/>
-              <w:bottom w:w="120" w:type="dxa"/>
-              <w:left w:w="160" w:type="dxa"/>
-              <w:right w:w="160" w:type="dxa"/>
-            </w:tcMar>
-          </w:tcPr>
-          <w:p>
-            <w:r>
-              <w:rPr>
-                <w:color w:val="0F172A"/>
-                <w:sz w:val="18"/>
-              </w:rPr>
-              <w:t>Transparantie &amp; Informatieplicht op Publiek Evaluatieformulier</w:t>
-            </w:r>
-          </w:p>
-        </w:tc>
-        <w:tc>
-          <w:tcPr>
-            <w:tcW w:type="dxa" w:w="1814"/>
-            <w:shd w:fill="FFFFFF"/>
-            <w:tcMar>
-              <w:top w:w="120" w:type="dxa"/>
-              <w:bottom w:w="120" w:type="dxa"/>
-              <w:left w:w="160" w:type="dxa"/>
-              <w:right w:w="160" w:type="dxa"/>
-            </w:tcMar>
-          </w:tcPr>
-          <w:p>
-            <w:r>
-              <w:rPr>
-                <w:color w:val="0F172A"/>
-                <w:sz w:val="18"/>
-              </w:rPr>
-              <w:t>Art. 13 &amp; 5.1.a</w:t>
-            </w:r>
-          </w:p>
-        </w:tc>
-        <w:tc>
-          <w:tcPr>
-            <w:tcW w:type="dxa" w:w="1304"/>
-            <w:shd w:fill="FFFFFF"/>
-            <w:tcMar>
-              <w:top w:w="120" w:type="dxa"/>
-              <w:bottom w:w="120" w:type="dxa"/>
-              <w:left w:w="160" w:type="dxa"/>
-              <w:right w:w="160" w:type="dxa"/>
-            </w:tcMar>
-          </w:tcPr>
-          <w:p>
-            <w:r>
-              <w:rPr>
-                <w:color w:val="0F172A"/>
-                <w:sz w:val="18"/>
-              </w:rPr>
-              <w:t>Medium</w:t>
-            </w:r>
-          </w:p>
-        </w:tc>
-        <w:tc>
-          <w:tcPr>
-            <w:tcW w:type="dxa" w:w="1984"/>
-            <w:shd w:fill="FFFFFF"/>
-            <w:tcMar>
-              <w:top w:w="120" w:type="dxa"/>
-              <w:bottom w:w="120" w:type="dxa"/>
-              <w:left w:w="160" w:type="dxa"/>
-              <w:right w:w="160" w:type="dxa"/>
-            </w:tcMar>
-          </w:tcPr>
-          <w:p>
-            <w:r>
-              <w:rPr>
-                <w:color w:val="0F172A"/>
-                <w:sz w:val="18"/>
-              </w:rPr>
-              <w:t>OPGELOST</w:t>
-            </w:r>
-          </w:p>
-        </w:tc>
-      </w:tr>
-      <w:tr>
-        <w:tc>
-          <w:tcPr>
-            <w:tcW w:type="dxa" w:w="1134"/>
-            <w:shd w:fill="F0F7FF"/>
-            <w:tcMar>
-              <w:top w:w="120" w:type="dxa"/>
-              <w:bottom w:w="120" w:type="dxa"/>
-              <w:left w:w="160" w:type="dxa"/>
-              <w:right w:w="160" w:type="dxa"/>
-            </w:tcMar>
-          </w:tcPr>
-          <w:p>
-            <w:r>
-              <w:rPr>
-                <w:color w:val="0F172A"/>
-                <w:sz w:val="18"/>
-              </w:rPr>
-              <w:t>GDPR-04</w:t>
-            </w:r>
-          </w:p>
-        </w:tc>
-        <w:tc>
-          <w:tcPr>
-            <w:tcW w:type="dxa" w:w="3402"/>
-            <w:shd w:fill="F0F7FF"/>
-            <w:tcMar>
-              <w:top w:w="120" w:type="dxa"/>
-              <w:bottom w:w="120" w:type="dxa"/>
-              <w:left w:w="160" w:type="dxa"/>
-              <w:right w:w="160" w:type="dxa"/>
-            </w:tcMar>
-          </w:tcPr>
-          <w:p>
-            <w:r>
-              <w:rPr>
-                <w:color w:val="0F172A"/>
-                <w:sz w:val="18"/>
-              </w:rPr>
-              <w:t>Centrale Privacy &amp; AVG Modal in Navigatiemenu</w:t>
-            </w:r>
-          </w:p>
-        </w:tc>
-        <w:tc>
-          <w:tcPr>
-            <w:tcW w:type="dxa" w:w="1814"/>
-            <w:shd w:fill="F0F7FF"/>
-            <w:tcMar>
-              <w:top w:w="120" w:type="dxa"/>
-              <w:bottom w:w="120" w:type="dxa"/>
-              <w:left w:w="160" w:type="dxa"/>
-              <w:right w:w="160" w:type="dxa"/>
-            </w:tcMar>
-          </w:tcPr>
-          <w:p>
-            <w:r>
-              <w:rPr>
-                <w:color w:val="0F172A"/>
-                <w:sz w:val="18"/>
-              </w:rPr>
-              <w:t>Art. 12 &amp; 13</w:t>
-            </w:r>
-          </w:p>
-        </w:tc>
-        <w:tc>
-          <w:tcPr>
-            <w:tcW w:type="dxa" w:w="1304"/>
-            <w:shd w:fill="F0F7FF"/>
-            <w:tcMar>
-              <w:top w:w="120" w:type="dxa"/>
-              <w:bottom w:w="120" w:type="dxa"/>
-              <w:left w:w="160" w:type="dxa"/>
-              <w:right w:w="160" w:type="dxa"/>
-            </w:tcMar>
-          </w:tcPr>
-          <w:p>
-            <w:r>
-              <w:rPr>
-                <w:color w:val="0F172A"/>
-                <w:sz w:val="18"/>
-              </w:rPr>
-              <w:t>Laag</w:t>
-            </w:r>
-          </w:p>
-        </w:tc>
-        <w:tc>
-          <w:tcPr>
-            <w:tcW w:type="dxa" w:w="1984"/>
-            <w:shd w:fill="F0F7FF"/>
-            <w:tcMar>
-              <w:top w:w="120" w:type="dxa"/>
-              <w:bottom w:w="120" w:type="dxa"/>
-              <w:left w:w="160" w:type="dxa"/>
-              <w:right w:w="160" w:type="dxa"/>
-            </w:tcMar>
-          </w:tcPr>
-          <w:p>
-            <w:r>
-              <w:rPr>
-                <w:color w:val="0F172A"/>
-                <w:sz w:val="18"/>
-              </w:rPr>
-              <w:t>OPGELOST</w:t>
-            </w:r>
-          </w:p>
-        </w:tc>
-      </w:tr>
-      <w:tr>
-        <w:tc>
-          <w:tcPr>
-            <w:tcW w:type="dxa" w:w="1134"/>
-            <w:shd w:fill="FFFFFF"/>
-            <w:tcMar>
-              <w:top w:w="120" w:type="dxa"/>
-              <w:bottom w:w="120" w:type="dxa"/>
-              <w:left w:w="160" w:type="dxa"/>
-              <w:right w:w="160" w:type="dxa"/>
-            </w:tcMar>
-          </w:tcPr>
-          <w:p>
-            <w:r>
-              <w:rPr>
-                <w:color w:val="0F172A"/>
-                <w:sz w:val="18"/>
-              </w:rPr>
-              <w:t>GDPR-05</w:t>
-            </w:r>
-          </w:p>
-        </w:tc>
-        <w:tc>
-          <w:tcPr>
-            <w:tcW w:type="dxa" w:w="3402"/>
-            <w:shd w:fill="FFFFFF"/>
-            <w:tcMar>
-              <w:top w:w="120" w:type="dxa"/>
-              <w:bottom w:w="120" w:type="dxa"/>
-              <w:left w:w="160" w:type="dxa"/>
-              <w:right w:w="160" w:type="dxa"/>
-            </w:tcMar>
-          </w:tcPr>
-          <w:p>
-            <w:r>
-              <w:rPr>
-                <w:color w:val="0F172A"/>
-                <w:sz w:val="18"/>
-              </w:rPr>
-              <w:t>Opslagbeperking &amp; GFS Retentiebeheer op Database Backups</w:t>
-            </w:r>
-          </w:p>
-        </w:tc>
-        <w:tc>
-          <w:tcPr>
-            <w:tcW w:type="dxa" w:w="1814"/>
-            <w:shd w:fill="FFFFFF"/>
-            <w:tcMar>
-              <w:top w:w="120" w:type="dxa"/>
-              <w:bottom w:w="120" w:type="dxa"/>
-              <w:left w:w="160" w:type="dxa"/>
-              <w:right w:w="160" w:type="dxa"/>
-            </w:tcMar>
-          </w:tcPr>
-          <w:p>
-            <w:r>
-              <w:rPr>
-                <w:color w:val="0F172A"/>
-                <w:sz w:val="18"/>
-              </w:rPr>
-              <w:t>Art. 5.1.e</w:t>
-            </w:r>
-          </w:p>
-        </w:tc>
-        <w:tc>
-          <w:tcPr>
-            <w:tcW w:type="dxa" w:w="1304"/>
-            <w:shd w:fill="FFFFFF"/>
-            <w:tcMar>
-              <w:top w:w="120" w:type="dxa"/>
-              <w:bottom w:w="120" w:type="dxa"/>
-              <w:left w:w="160" w:type="dxa"/>
-              <w:right w:w="160" w:type="dxa"/>
-            </w:tcMar>
-          </w:tcPr>
-          <w:p>
-            <w:r>
-              <w:rPr>
-                <w:color w:val="0F172A"/>
-                <w:sz w:val="18"/>
-              </w:rPr>
-              <w:t>Medium</w:t>
-            </w:r>
-          </w:p>
-        </w:tc>
-        <w:tc>
-          <w:tcPr>
-            <w:tcW w:type="dxa" w:w="1984"/>
-            <w:shd w:fill="FFFFFF"/>
-            <w:tcMar>
-              <w:top w:w="120" w:type="dxa"/>
-              <w:bottom w:w="120" w:type="dxa"/>
-              <w:left w:w="160" w:type="dxa"/>
-              <w:right w:w="160" w:type="dxa"/>
-            </w:tcMar>
-          </w:tcPr>
-          <w:p>
-            <w:r>
-              <w:rPr>
-                <w:color w:val="0F172A"/>
-                <w:sz w:val="18"/>
+                <w:sz w:val="19"/>
               </w:rPr>
               <w:t>GEVERIFIEERD</w:t>
             </w:r>
@@ -3591,103 +3104,123 @@
         <w:tc>
           <w:tcPr>
             <w:tcW w:type="dxa" w:w="1134"/>
-            <w:shd w:fill="F0F7FF"/>
+            <w:shd w:fill="F8FAFC"/>
             <w:tcMar>
-              <w:top w:w="120" w:type="dxa"/>
-              <w:bottom w:w="120" w:type="dxa"/>
-              <w:left w:w="160" w:type="dxa"/>
-              <w:right w:w="160" w:type="dxa"/>
+              <w:top w:w="100" w:type="dxa"/>
+              <w:bottom w:w="100" w:type="dxa"/>
+              <w:left w:w="140" w:type="dxa"/>
+              <w:right w:w="140" w:type="dxa"/>
             </w:tcMar>
           </w:tcPr>
           <w:p>
+            <w:pPr>
+              <w:spacing w:before="0" w:after="0" w:line="264" w:lineRule="auto"/>
+            </w:pPr>
             <w:r>
               <w:rPr>
+                <w:rFonts w:ascii="Calibri" w:hAnsi="Calibri"/>
                 <w:color w:val="0F172A"/>
-                <w:sz w:val="18"/>
+                <w:sz w:val="19"/>
               </w:rPr>
-              <w:t>GDPR-06</w:t>
+              <w:t>GDPR-02</w:t>
             </w:r>
           </w:p>
         </w:tc>
         <w:tc>
           <w:tcPr>
-            <w:tcW w:type="dxa" w:w="3402"/>
-            <w:shd w:fill="F0F7FF"/>
+            <w:tcW w:type="dxa" w:w="4252"/>
+            <w:shd w:fill="F8FAFC"/>
             <w:tcMar>
-              <w:top w:w="120" w:type="dxa"/>
-              <w:bottom w:w="120" w:type="dxa"/>
-              <w:left w:w="160" w:type="dxa"/>
-              <w:right w:w="160" w:type="dxa"/>
+              <w:top w:w="100" w:type="dxa"/>
+              <w:bottom w:w="100" w:type="dxa"/>
+              <w:left w:w="140" w:type="dxa"/>
+              <w:right w:w="140" w:type="dxa"/>
             </w:tcMar>
           </w:tcPr>
           <w:p>
+            <w:pPr>
+              <w:spacing w:before="0" w:after="0" w:line="264" w:lineRule="auto"/>
+            </w:pPr>
             <w:r>
               <w:rPr>
+                <w:rFonts w:ascii="Calibri" w:hAnsi="Calibri"/>
                 <w:color w:val="0F172A"/>
-                <w:sz w:val="18"/>
+                <w:sz w:val="19"/>
               </w:rPr>
-              <w:t>Recht op Rectificatie bij Ingediende Evaluaties</w:t>
+              <w:t>Dataminimalisatie bij Feedback &amp; Schermafbeeldingen</w:t>
             </w:r>
           </w:p>
         </w:tc>
         <w:tc>
           <w:tcPr>
             <w:tcW w:type="dxa" w:w="1814"/>
-            <w:shd w:fill="F0F7FF"/>
+            <w:shd w:fill="F8FAFC"/>
             <w:tcMar>
-              <w:top w:w="120" w:type="dxa"/>
-              <w:bottom w:w="120" w:type="dxa"/>
-              <w:left w:w="160" w:type="dxa"/>
-              <w:right w:w="160" w:type="dxa"/>
+              <w:top w:w="100" w:type="dxa"/>
+              <w:bottom w:w="100" w:type="dxa"/>
+              <w:left w:w="140" w:type="dxa"/>
+              <w:right w:w="140" w:type="dxa"/>
             </w:tcMar>
           </w:tcPr>
           <w:p>
+            <w:pPr>
+              <w:spacing w:before="0" w:after="0" w:line="264" w:lineRule="auto"/>
+            </w:pPr>
             <w:r>
               <w:rPr>
+                <w:rFonts w:ascii="Calibri" w:hAnsi="Calibri"/>
                 <w:color w:val="0F172A"/>
-                <w:sz w:val="18"/>
+                <w:sz w:val="19"/>
               </w:rPr>
-              <w:t>Art. 16</w:t>
+              <w:t>Art. 5.1.c &amp; 25</w:t>
             </w:r>
           </w:p>
         </w:tc>
         <w:tc>
           <w:tcPr>
-            <w:tcW w:type="dxa" w:w="1304"/>
-            <w:shd w:fill="F0F7FF"/>
+            <w:tcW w:type="dxa" w:w="1020"/>
+            <w:shd w:fill="F8FAFC"/>
             <w:tcMar>
-              <w:top w:w="120" w:type="dxa"/>
-              <w:bottom w:w="120" w:type="dxa"/>
-              <w:left w:w="160" w:type="dxa"/>
-              <w:right w:w="160" w:type="dxa"/>
+              <w:top w:w="100" w:type="dxa"/>
+              <w:bottom w:w="100" w:type="dxa"/>
+              <w:left w:w="140" w:type="dxa"/>
+              <w:right w:w="140" w:type="dxa"/>
             </w:tcMar>
           </w:tcPr>
           <w:p>
+            <w:pPr>
+              <w:spacing w:before="0" w:after="0" w:line="264" w:lineRule="auto"/>
+            </w:pPr>
             <w:r>
               <w:rPr>
+                <w:rFonts w:ascii="Calibri" w:hAnsi="Calibri"/>
                 <w:color w:val="0F172A"/>
-                <w:sz w:val="18"/>
+                <w:sz w:val="19"/>
               </w:rPr>
-              <w:t>Laag</w:t>
+              <w:t>Medium</w:t>
             </w:r>
           </w:p>
         </w:tc>
         <w:tc>
           <w:tcPr>
-            <w:tcW w:type="dxa" w:w="1984"/>
-            <w:shd w:fill="F0F7FF"/>
+            <w:tcW w:type="dxa" w:w="1134"/>
+            <w:shd w:fill="F8FAFC"/>
             <w:tcMar>
-              <w:top w:w="120" w:type="dxa"/>
-              <w:bottom w:w="120" w:type="dxa"/>
-              <w:left w:w="160" w:type="dxa"/>
-              <w:right w:w="160" w:type="dxa"/>
+              <w:top w:w="100" w:type="dxa"/>
+              <w:bottom w:w="100" w:type="dxa"/>
+              <w:left w:w="140" w:type="dxa"/>
+              <w:right w:w="140" w:type="dxa"/>
             </w:tcMar>
           </w:tcPr>
           <w:p>
+            <w:pPr>
+              <w:spacing w:before="0" w:after="0" w:line="264" w:lineRule="auto"/>
+            </w:pPr>
             <w:r>
               <w:rPr>
+                <w:rFonts w:ascii="Calibri" w:hAnsi="Calibri"/>
                 <w:color w:val="0F172A"/>
-                <w:sz w:val="18"/>
+                <w:sz w:val="19"/>
               </w:rPr>
               <w:t>GEVERIFIEERD</w:t>
             </w:r>
@@ -3700,40 +3233,48 @@
             <w:tcW w:type="dxa" w:w="1134"/>
             <w:shd w:fill="FFFFFF"/>
             <w:tcMar>
-              <w:top w:w="120" w:type="dxa"/>
-              <w:bottom w:w="120" w:type="dxa"/>
-              <w:left w:w="160" w:type="dxa"/>
-              <w:right w:w="160" w:type="dxa"/>
+              <w:top w:w="100" w:type="dxa"/>
+              <w:bottom w:w="100" w:type="dxa"/>
+              <w:left w:w="140" w:type="dxa"/>
+              <w:right w:w="140" w:type="dxa"/>
             </w:tcMar>
           </w:tcPr>
           <w:p>
+            <w:pPr>
+              <w:spacing w:before="0" w:after="0" w:line="264" w:lineRule="auto"/>
+            </w:pPr>
             <w:r>
               <w:rPr>
+                <w:rFonts w:ascii="Calibri" w:hAnsi="Calibri"/>
                 <w:color w:val="0F172A"/>
-                <w:sz w:val="18"/>
+                <w:sz w:val="19"/>
               </w:rPr>
-              <w:t>GDPR-07</w:t>
+              <w:t>GDPR-03</w:t>
             </w:r>
           </w:p>
         </w:tc>
         <w:tc>
           <w:tcPr>
-            <w:tcW w:type="dxa" w:w="3402"/>
+            <w:tcW w:type="dxa" w:w="4252"/>
             <w:shd w:fill="FFFFFF"/>
             <w:tcMar>
-              <w:top w:w="120" w:type="dxa"/>
-              <w:bottom w:w="120" w:type="dxa"/>
-              <w:left w:w="160" w:type="dxa"/>
-              <w:right w:w="160" w:type="dxa"/>
+              <w:top w:w="100" w:type="dxa"/>
+              <w:bottom w:w="100" w:type="dxa"/>
+              <w:left w:w="140" w:type="dxa"/>
+              <w:right w:w="140" w:type="dxa"/>
             </w:tcMar>
           </w:tcPr>
           <w:p>
+            <w:pPr>
+              <w:spacing w:before="0" w:after="0" w:line="264" w:lineRule="auto"/>
+            </w:pPr>
             <w:r>
               <w:rPr>
+                <w:rFonts w:ascii="Calibri" w:hAnsi="Calibri"/>
                 <w:color w:val="0F172A"/>
-                <w:sz w:val="18"/>
+                <w:sz w:val="19"/>
               </w:rPr>
-              <w:t>Privacy by Design bij Schema Switching &amp; Productie-indicator</w:t>
+              <w:t>Transparantie &amp; Informatieplicht op Publiek Evaluatieformulier</w:t>
             </w:r>
           </w:p>
         </w:tc>
@@ -3742,59 +3283,71 @@
             <w:tcW w:type="dxa" w:w="1814"/>
             <w:shd w:fill="FFFFFF"/>
             <w:tcMar>
-              <w:top w:w="120" w:type="dxa"/>
-              <w:bottom w:w="120" w:type="dxa"/>
-              <w:left w:w="160" w:type="dxa"/>
-              <w:right w:w="160" w:type="dxa"/>
+              <w:top w:w="100" w:type="dxa"/>
+              <w:bottom w:w="100" w:type="dxa"/>
+              <w:left w:w="140" w:type="dxa"/>
+              <w:right w:w="140" w:type="dxa"/>
             </w:tcMar>
           </w:tcPr>
           <w:p>
+            <w:pPr>
+              <w:spacing w:before="0" w:after="0" w:line="264" w:lineRule="auto"/>
+            </w:pPr>
             <w:r>
               <w:rPr>
+                <w:rFonts w:ascii="Calibri" w:hAnsi="Calibri"/>
                 <w:color w:val="0F172A"/>
-                <w:sz w:val="18"/>
+                <w:sz w:val="19"/>
               </w:rPr>
-              <w:t>Art. 25</w:t>
+              <w:t>Art. 13 &amp; 5.1.a</w:t>
             </w:r>
           </w:p>
         </w:tc>
         <w:tc>
           <w:tcPr>
-            <w:tcW w:type="dxa" w:w="1304"/>
+            <w:tcW w:type="dxa" w:w="1020"/>
             <w:shd w:fill="FFFFFF"/>
             <w:tcMar>
-              <w:top w:w="120" w:type="dxa"/>
-              <w:bottom w:w="120" w:type="dxa"/>
-              <w:left w:w="160" w:type="dxa"/>
-              <w:right w:w="160" w:type="dxa"/>
+              <w:top w:w="100" w:type="dxa"/>
+              <w:bottom w:w="100" w:type="dxa"/>
+              <w:left w:w="140" w:type="dxa"/>
+              <w:right w:w="140" w:type="dxa"/>
             </w:tcMar>
           </w:tcPr>
           <w:p>
+            <w:pPr>
+              <w:spacing w:before="0" w:after="0" w:line="264" w:lineRule="auto"/>
+            </w:pPr>
             <w:r>
               <w:rPr>
+                <w:rFonts w:ascii="Calibri" w:hAnsi="Calibri"/>
                 <w:color w:val="0F172A"/>
-                <w:sz w:val="18"/>
+                <w:sz w:val="19"/>
               </w:rPr>
-              <w:t>Laag</w:t>
+              <w:t>Medium</w:t>
             </w:r>
           </w:p>
         </w:tc>
         <w:tc>
           <w:tcPr>
-            <w:tcW w:type="dxa" w:w="1984"/>
+            <w:tcW w:type="dxa" w:w="1134"/>
             <w:shd w:fill="FFFFFF"/>
             <w:tcMar>
-              <w:top w:w="120" w:type="dxa"/>
-              <w:bottom w:w="120" w:type="dxa"/>
-              <w:left w:w="160" w:type="dxa"/>
-              <w:right w:w="160" w:type="dxa"/>
+              <w:top w:w="100" w:type="dxa"/>
+              <w:bottom w:w="100" w:type="dxa"/>
+              <w:left w:w="140" w:type="dxa"/>
+              <w:right w:w="140" w:type="dxa"/>
             </w:tcMar>
           </w:tcPr>
           <w:p>
+            <w:pPr>
+              <w:spacing w:before="0" w:after="0" w:line="264" w:lineRule="auto"/>
+            </w:pPr>
             <w:r>
               <w:rPr>
+                <w:rFonts w:ascii="Calibri" w:hAnsi="Calibri"/>
                 <w:color w:val="0F172A"/>
-                <w:sz w:val="18"/>
+                <w:sz w:val="19"/>
               </w:rPr>
               <w:t>GEVERIFIEERD</w:t>
             </w:r>
@@ -3805,103 +3358,123 @@
         <w:tc>
           <w:tcPr>
             <w:tcW w:type="dxa" w:w="1134"/>
-            <w:shd w:fill="F0F7FF"/>
+            <w:shd w:fill="F8FAFC"/>
             <w:tcMar>
-              <w:top w:w="120" w:type="dxa"/>
-              <w:bottom w:w="120" w:type="dxa"/>
-              <w:left w:w="160" w:type="dxa"/>
-              <w:right w:w="160" w:type="dxa"/>
+              <w:top w:w="100" w:type="dxa"/>
+              <w:bottom w:w="100" w:type="dxa"/>
+              <w:left w:w="140" w:type="dxa"/>
+              <w:right w:w="140" w:type="dxa"/>
             </w:tcMar>
           </w:tcPr>
           <w:p>
+            <w:pPr>
+              <w:spacing w:before="0" w:after="0" w:line="264" w:lineRule="auto"/>
+            </w:pPr>
             <w:r>
               <w:rPr>
+                <w:rFonts w:ascii="Calibri" w:hAnsi="Calibri"/>
                 <w:color w:val="0F172A"/>
-                <w:sz w:val="18"/>
+                <w:sz w:val="19"/>
               </w:rPr>
-              <w:t>GDPR-08</w:t>
+              <w:t>GDPR-04</w:t>
             </w:r>
           </w:p>
         </w:tc>
         <w:tc>
           <w:tcPr>
-            <w:tcW w:type="dxa" w:w="3402"/>
-            <w:shd w:fill="F0F7FF"/>
+            <w:tcW w:type="dxa" w:w="4252"/>
+            <w:shd w:fill="F8FAFC"/>
             <w:tcMar>
-              <w:top w:w="120" w:type="dxa"/>
-              <w:bottom w:w="120" w:type="dxa"/>
-              <w:left w:w="160" w:type="dxa"/>
-              <w:right w:w="160" w:type="dxa"/>
+              <w:top w:w="100" w:type="dxa"/>
+              <w:bottom w:w="100" w:type="dxa"/>
+              <w:left w:w="140" w:type="dxa"/>
+              <w:right w:w="140" w:type="dxa"/>
             </w:tcMar>
           </w:tcPr>
           <w:p>
+            <w:pPr>
+              <w:spacing w:before="0" w:after="0" w:line="264" w:lineRule="auto"/>
+            </w:pPr>
             <w:r>
               <w:rPr>
+                <w:rFonts w:ascii="Calibri" w:hAnsi="Calibri"/>
                 <w:color w:val="0F172A"/>
-                <w:sz w:val="18"/>
+                <w:sz w:val="19"/>
               </w:rPr>
-              <w:t>Least Privilege Handhaving via Introductie van 'Lezer' Rol</w:t>
+              <w:t>Centrale Privacy &amp; AVG Modal in Navigatiemenu</w:t>
             </w:r>
           </w:p>
         </w:tc>
         <w:tc>
           <w:tcPr>
             <w:tcW w:type="dxa" w:w="1814"/>
-            <w:shd w:fill="F0F7FF"/>
+            <w:shd w:fill="F8FAFC"/>
             <w:tcMar>
-              <w:top w:w="120" w:type="dxa"/>
-              <w:bottom w:w="120" w:type="dxa"/>
-              <w:left w:w="160" w:type="dxa"/>
-              <w:right w:w="160" w:type="dxa"/>
+              <w:top w:w="100" w:type="dxa"/>
+              <w:bottom w:w="100" w:type="dxa"/>
+              <w:left w:w="140" w:type="dxa"/>
+              <w:right w:w="140" w:type="dxa"/>
             </w:tcMar>
           </w:tcPr>
           <w:p>
+            <w:pPr>
+              <w:spacing w:before="0" w:after="0" w:line="264" w:lineRule="auto"/>
+            </w:pPr>
             <w:r>
               <w:rPr>
+                <w:rFonts w:ascii="Calibri" w:hAnsi="Calibri"/>
                 <w:color w:val="0F172A"/>
-                <w:sz w:val="18"/>
+                <w:sz w:val="19"/>
               </w:rPr>
-              <w:t>Art. 5.1.f &amp; 32</w:t>
+              <w:t>Art. 12 &amp; 13</w:t>
             </w:r>
           </w:p>
         </w:tc>
         <w:tc>
           <w:tcPr>
-            <w:tcW w:type="dxa" w:w="1304"/>
-            <w:shd w:fill="F0F7FF"/>
+            <w:tcW w:type="dxa" w:w="1020"/>
+            <w:shd w:fill="F8FAFC"/>
             <w:tcMar>
-              <w:top w:w="120" w:type="dxa"/>
-              <w:bottom w:w="120" w:type="dxa"/>
-              <w:left w:w="160" w:type="dxa"/>
-              <w:right w:w="160" w:type="dxa"/>
+              <w:top w:w="100" w:type="dxa"/>
+              <w:bottom w:w="100" w:type="dxa"/>
+              <w:left w:w="140" w:type="dxa"/>
+              <w:right w:w="140" w:type="dxa"/>
             </w:tcMar>
           </w:tcPr>
           <w:p>
+            <w:pPr>
+              <w:spacing w:before="0" w:after="0" w:line="264" w:lineRule="auto"/>
+            </w:pPr>
             <w:r>
               <w:rPr>
+                <w:rFonts w:ascii="Calibri" w:hAnsi="Calibri"/>
                 <w:color w:val="0F172A"/>
-                <w:sz w:val="18"/>
+                <w:sz w:val="19"/>
               </w:rPr>
-              <w:t>Medium</w:t>
+              <w:t>Laag</w:t>
             </w:r>
           </w:p>
         </w:tc>
         <w:tc>
           <w:tcPr>
-            <w:tcW w:type="dxa" w:w="1984"/>
-            <w:shd w:fill="F0F7FF"/>
+            <w:tcW w:type="dxa" w:w="1134"/>
+            <w:shd w:fill="F8FAFC"/>
             <w:tcMar>
-              <w:top w:w="120" w:type="dxa"/>
-              <w:bottom w:w="120" w:type="dxa"/>
-              <w:left w:w="160" w:type="dxa"/>
-              <w:right w:w="160" w:type="dxa"/>
+              <w:top w:w="100" w:type="dxa"/>
+              <w:bottom w:w="100" w:type="dxa"/>
+              <w:left w:w="140" w:type="dxa"/>
+              <w:right w:w="140" w:type="dxa"/>
             </w:tcMar>
           </w:tcPr>
           <w:p>
+            <w:pPr>
+              <w:spacing w:before="0" w:after="0" w:line="264" w:lineRule="auto"/>
+            </w:pPr>
             <w:r>
               <w:rPr>
+                <w:rFonts w:ascii="Calibri" w:hAnsi="Calibri"/>
                 <w:color w:val="0F172A"/>
-                <w:sz w:val="18"/>
+                <w:sz w:val="19"/>
               </w:rPr>
               <w:t>GEVERIFIEERD</w:t>
             </w:r>
@@ -3914,40 +3487,48 @@
             <w:tcW w:type="dxa" w:w="1134"/>
             <w:shd w:fill="FFFFFF"/>
             <w:tcMar>
-              <w:top w:w="120" w:type="dxa"/>
-              <w:bottom w:w="120" w:type="dxa"/>
-              <w:left w:w="160" w:type="dxa"/>
-              <w:right w:w="160" w:type="dxa"/>
+              <w:top w:w="100" w:type="dxa"/>
+              <w:bottom w:w="100" w:type="dxa"/>
+              <w:left w:w="140" w:type="dxa"/>
+              <w:right w:w="140" w:type="dxa"/>
             </w:tcMar>
           </w:tcPr>
           <w:p>
+            <w:pPr>
+              <w:spacing w:before="0" w:after="0" w:line="264" w:lineRule="auto"/>
+            </w:pPr>
             <w:r>
               <w:rPr>
+                <w:rFonts w:ascii="Calibri" w:hAnsi="Calibri"/>
                 <w:color w:val="0F172A"/>
-                <w:sz w:val="18"/>
+                <w:sz w:val="19"/>
               </w:rPr>
-              <w:t>GDPR-09</w:t>
+              <w:t>GDPR-05</w:t>
             </w:r>
           </w:p>
         </w:tc>
         <w:tc>
           <w:tcPr>
-            <w:tcW w:type="dxa" w:w="3402"/>
+            <w:tcW w:type="dxa" w:w="4252"/>
             <w:shd w:fill="FFFFFF"/>
             <w:tcMar>
-              <w:top w:w="120" w:type="dxa"/>
-              <w:bottom w:w="120" w:type="dxa"/>
-              <w:left w:w="160" w:type="dxa"/>
-              <w:right w:w="160" w:type="dxa"/>
+              <w:top w:w="100" w:type="dxa"/>
+              <w:bottom w:w="100" w:type="dxa"/>
+              <w:left w:w="140" w:type="dxa"/>
+              <w:right w:w="140" w:type="dxa"/>
             </w:tcMar>
           </w:tcPr>
           <w:p>
+            <w:pPr>
+              <w:spacing w:before="0" w:after="0" w:line="264" w:lineRule="auto"/>
+            </w:pPr>
             <w:r>
               <w:rPr>
+                <w:rFonts w:ascii="Calibri" w:hAnsi="Calibri"/>
                 <w:color w:val="0F172A"/>
-                <w:sz w:val="18"/>
+                <w:sz w:val="19"/>
               </w:rPr>
-              <w:t>Privacy by Default via Restrictie 'Alleen eigen registraties tonen'</w:t>
+              <w:t>Opslagbeperking &amp; GFS Retentiebeheer op Database Backups</w:t>
             </w:r>
           </w:p>
         </w:tc>
@@ -3956,38 +3537,46 @@
             <w:tcW w:type="dxa" w:w="1814"/>
             <w:shd w:fill="FFFFFF"/>
             <w:tcMar>
-              <w:top w:w="120" w:type="dxa"/>
-              <w:bottom w:w="120" w:type="dxa"/>
-              <w:left w:w="160" w:type="dxa"/>
-              <w:right w:w="160" w:type="dxa"/>
+              <w:top w:w="100" w:type="dxa"/>
+              <w:bottom w:w="100" w:type="dxa"/>
+              <w:left w:w="140" w:type="dxa"/>
+              <w:right w:w="140" w:type="dxa"/>
             </w:tcMar>
           </w:tcPr>
           <w:p>
+            <w:pPr>
+              <w:spacing w:before="0" w:after="0" w:line="264" w:lineRule="auto"/>
+            </w:pPr>
             <w:r>
               <w:rPr>
+                <w:rFonts w:ascii="Calibri" w:hAnsi="Calibri"/>
                 <w:color w:val="0F172A"/>
-                <w:sz w:val="18"/>
+                <w:sz w:val="19"/>
               </w:rPr>
-              <w:t>Art. 25 &amp; 5.1.f</w:t>
+              <w:t>Art. 5.1.e</w:t>
             </w:r>
           </w:p>
         </w:tc>
         <w:tc>
           <w:tcPr>
-            <w:tcW w:type="dxa" w:w="1304"/>
+            <w:tcW w:type="dxa" w:w="1020"/>
             <w:shd w:fill="FFFFFF"/>
             <w:tcMar>
-              <w:top w:w="120" w:type="dxa"/>
-              <w:bottom w:w="120" w:type="dxa"/>
-              <w:left w:w="160" w:type="dxa"/>
-              <w:right w:w="160" w:type="dxa"/>
+              <w:top w:w="100" w:type="dxa"/>
+              <w:bottom w:w="100" w:type="dxa"/>
+              <w:left w:w="140" w:type="dxa"/>
+              <w:right w:w="140" w:type="dxa"/>
             </w:tcMar>
           </w:tcPr>
           <w:p>
+            <w:pPr>
+              <w:spacing w:before="0" w:after="0" w:line="264" w:lineRule="auto"/>
+            </w:pPr>
             <w:r>
               <w:rPr>
+                <w:rFonts w:ascii="Calibri" w:hAnsi="Calibri"/>
                 <w:color w:val="0F172A"/>
-                <w:sz w:val="18"/>
+                <w:sz w:val="19"/>
               </w:rPr>
               <w:t>Medium</w:t>
             </w:r>
@@ -3995,20 +3584,24 @@
         </w:tc>
         <w:tc>
           <w:tcPr>
-            <w:tcW w:type="dxa" w:w="1984"/>
+            <w:tcW w:type="dxa" w:w="1134"/>
             <w:shd w:fill="FFFFFF"/>
             <w:tcMar>
-              <w:top w:w="120" w:type="dxa"/>
-              <w:bottom w:w="120" w:type="dxa"/>
-              <w:left w:w="160" w:type="dxa"/>
-              <w:right w:w="160" w:type="dxa"/>
+              <w:top w:w="100" w:type="dxa"/>
+              <w:bottom w:w="100" w:type="dxa"/>
+              <w:left w:w="140" w:type="dxa"/>
+              <w:right w:w="140" w:type="dxa"/>
             </w:tcMar>
           </w:tcPr>
           <w:p>
+            <w:pPr>
+              <w:spacing w:before="0" w:after="0" w:line="264" w:lineRule="auto"/>
+            </w:pPr>
             <w:r>
               <w:rPr>
+                <w:rFonts w:ascii="Calibri" w:hAnsi="Calibri"/>
                 <w:color w:val="0F172A"/>
-                <w:sz w:val="18"/>
+                <w:sz w:val="19"/>
               </w:rPr>
               <w:t>GEVERIFIEERD</w:t>
             </w:r>
@@ -4019,82 +3612,98 @@
         <w:tc>
           <w:tcPr>
             <w:tcW w:type="dxa" w:w="1134"/>
-            <w:shd w:fill="F0F7FF"/>
+            <w:shd w:fill="F8FAFC"/>
             <w:tcMar>
-              <w:top w:w="120" w:type="dxa"/>
-              <w:bottom w:w="120" w:type="dxa"/>
-              <w:left w:w="160" w:type="dxa"/>
-              <w:right w:w="160" w:type="dxa"/>
+              <w:top w:w="100" w:type="dxa"/>
+              <w:bottom w:w="100" w:type="dxa"/>
+              <w:left w:w="140" w:type="dxa"/>
+              <w:right w:w="140" w:type="dxa"/>
             </w:tcMar>
           </w:tcPr>
           <w:p>
+            <w:pPr>
+              <w:spacing w:before="0" w:after="0" w:line="264" w:lineRule="auto"/>
+            </w:pPr>
             <w:r>
               <w:rPr>
+                <w:rFonts w:ascii="Calibri" w:hAnsi="Calibri"/>
                 <w:color w:val="0F172A"/>
-                <w:sz w:val="18"/>
+                <w:sz w:val="19"/>
               </w:rPr>
-              <w:t>GDPR-10</w:t>
+              <w:t>GDPR-06</w:t>
             </w:r>
           </w:p>
         </w:tc>
         <w:tc>
           <w:tcPr>
-            <w:tcW w:type="dxa" w:w="3402"/>
-            <w:shd w:fill="F0F7FF"/>
+            <w:tcW w:type="dxa" w:w="4252"/>
+            <w:shd w:fill="F8FAFC"/>
             <w:tcMar>
-              <w:top w:w="120" w:type="dxa"/>
-              <w:bottom w:w="120" w:type="dxa"/>
-              <w:left w:w="160" w:type="dxa"/>
-              <w:right w:w="160" w:type="dxa"/>
+              <w:top w:w="100" w:type="dxa"/>
+              <w:bottom w:w="100" w:type="dxa"/>
+              <w:left w:w="140" w:type="dxa"/>
+              <w:right w:w="140" w:type="dxa"/>
             </w:tcMar>
           </w:tcPr>
           <w:p>
+            <w:pPr>
+              <w:spacing w:before="0" w:after="0" w:line="264" w:lineRule="auto"/>
+            </w:pPr>
             <w:r>
               <w:rPr>
+                <w:rFonts w:ascii="Calibri" w:hAnsi="Calibri"/>
                 <w:color w:val="0F172A"/>
-                <w:sz w:val="18"/>
+                <w:sz w:val="19"/>
               </w:rPr>
-              <w:t>Dataminimalisatie &amp; Doelbinding bij Resultaat van het Bezoek</w:t>
+              <w:t>Recht op Rectificatie bij Ingediende Evaluaties</w:t>
             </w:r>
           </w:p>
         </w:tc>
         <w:tc>
           <w:tcPr>
             <w:tcW w:type="dxa" w:w="1814"/>
-            <w:shd w:fill="F0F7FF"/>
+            <w:shd w:fill="F8FAFC"/>
             <w:tcMar>
-              <w:top w:w="120" w:type="dxa"/>
-              <w:bottom w:w="120" w:type="dxa"/>
-              <w:left w:w="160" w:type="dxa"/>
-              <w:right w:w="160" w:type="dxa"/>
+              <w:top w:w="100" w:type="dxa"/>
+              <w:bottom w:w="100" w:type="dxa"/>
+              <w:left w:w="140" w:type="dxa"/>
+              <w:right w:w="140" w:type="dxa"/>
             </w:tcMar>
           </w:tcPr>
           <w:p>
+            <w:pPr>
+              <w:spacing w:before="0" w:after="0" w:line="264" w:lineRule="auto"/>
+            </w:pPr>
             <w:r>
               <w:rPr>
+                <w:rFonts w:ascii="Calibri" w:hAnsi="Calibri"/>
                 <w:color w:val="0F172A"/>
-                <w:sz w:val="18"/>
+                <w:sz w:val="19"/>
               </w:rPr>
-              <w:t>Art. 5.1.c &amp; 6</w:t>
+              <w:t>Art. 16</w:t>
             </w:r>
           </w:p>
         </w:tc>
         <w:tc>
           <w:tcPr>
-            <w:tcW w:type="dxa" w:w="1304"/>
-            <w:shd w:fill="F0F7FF"/>
+            <w:tcW w:type="dxa" w:w="1020"/>
+            <w:shd w:fill="F8FAFC"/>
             <w:tcMar>
-              <w:top w:w="120" w:type="dxa"/>
-              <w:bottom w:w="120" w:type="dxa"/>
-              <w:left w:w="160" w:type="dxa"/>
-              <w:right w:w="160" w:type="dxa"/>
+              <w:top w:w="100" w:type="dxa"/>
+              <w:bottom w:w="100" w:type="dxa"/>
+              <w:left w:w="140" w:type="dxa"/>
+              <w:right w:w="140" w:type="dxa"/>
             </w:tcMar>
           </w:tcPr>
           <w:p>
+            <w:pPr>
+              <w:spacing w:before="0" w:after="0" w:line="264" w:lineRule="auto"/>
+            </w:pPr>
             <w:r>
               <w:rPr>
+                <w:rFonts w:ascii="Calibri" w:hAnsi="Calibri"/>
                 <w:color w:val="0F172A"/>
-                <w:sz w:val="18"/>
+                <w:sz w:val="19"/>
               </w:rPr>
               <w:t>Laag</w:t>
             </w:r>
@@ -4102,20 +3711,24 @@
         </w:tc>
         <w:tc>
           <w:tcPr>
-            <w:tcW w:type="dxa" w:w="1984"/>
-            <w:shd w:fill="F0F7FF"/>
+            <w:tcW w:type="dxa" w:w="1134"/>
+            <w:shd w:fill="F8FAFC"/>
             <w:tcMar>
-              <w:top w:w="120" w:type="dxa"/>
-              <w:bottom w:w="120" w:type="dxa"/>
-              <w:left w:w="160" w:type="dxa"/>
-              <w:right w:w="160" w:type="dxa"/>
+              <w:top w:w="100" w:type="dxa"/>
+              <w:bottom w:w="100" w:type="dxa"/>
+              <w:left w:w="140" w:type="dxa"/>
+              <w:right w:w="140" w:type="dxa"/>
             </w:tcMar>
           </w:tcPr>
           <w:p>
+            <w:pPr>
+              <w:spacing w:before="0" w:after="0" w:line="264" w:lineRule="auto"/>
+            </w:pPr>
             <w:r>
               <w:rPr>
+                <w:rFonts w:ascii="Calibri" w:hAnsi="Calibri"/>
                 <w:color w:val="0F172A"/>
-                <w:sz w:val="18"/>
+                <w:sz w:val="19"/>
               </w:rPr>
               <w:t>GEVERIFIEERD</w:t>
             </w:r>
@@ -4128,40 +3741,48 @@
             <w:tcW w:type="dxa" w:w="1134"/>
             <w:shd w:fill="FFFFFF"/>
             <w:tcMar>
-              <w:top w:w="120" w:type="dxa"/>
-              <w:bottom w:w="120" w:type="dxa"/>
-              <w:left w:w="160" w:type="dxa"/>
-              <w:right w:w="160" w:type="dxa"/>
+              <w:top w:w="100" w:type="dxa"/>
+              <w:bottom w:w="100" w:type="dxa"/>
+              <w:left w:w="140" w:type="dxa"/>
+              <w:right w:w="140" w:type="dxa"/>
             </w:tcMar>
           </w:tcPr>
           <w:p>
+            <w:pPr>
+              <w:spacing w:before="0" w:after="0" w:line="264" w:lineRule="auto"/>
+            </w:pPr>
             <w:r>
               <w:rPr>
+                <w:rFonts w:ascii="Calibri" w:hAnsi="Calibri"/>
                 <w:color w:val="0F172A"/>
-                <w:sz w:val="18"/>
+                <w:sz w:val="19"/>
               </w:rPr>
-              <w:t>GDPR-11</w:t>
+              <w:t>GDPR-07</w:t>
             </w:r>
           </w:p>
         </w:tc>
         <w:tc>
           <w:tcPr>
-            <w:tcW w:type="dxa" w:w="3402"/>
+            <w:tcW w:type="dxa" w:w="4252"/>
             <w:shd w:fill="FFFFFF"/>
             <w:tcMar>
-              <w:top w:w="120" w:type="dxa"/>
-              <w:bottom w:w="120" w:type="dxa"/>
-              <w:left w:w="160" w:type="dxa"/>
-              <w:right w:w="160" w:type="dxa"/>
+              <w:top w:w="100" w:type="dxa"/>
+              <w:bottom w:w="100" w:type="dxa"/>
+              <w:left w:w="140" w:type="dxa"/>
+              <w:right w:w="140" w:type="dxa"/>
             </w:tcMar>
           </w:tcPr>
           <w:p>
+            <w:pPr>
+              <w:spacing w:before="0" w:after="0" w:line="264" w:lineRule="auto"/>
+            </w:pPr>
             <w:r>
               <w:rPr>
+                <w:rFonts w:ascii="Calibri" w:hAnsi="Calibri"/>
                 <w:color w:val="0F172A"/>
-                <w:sz w:val="18"/>
+                <w:sz w:val="19"/>
               </w:rPr>
-              <w:t>Dynamische Permissiematrix &amp; Uitfasering Legacy Autorisatie</w:t>
+              <w:t>Privacy by Design bij Schema Switching &amp; Productie-indicator</w:t>
             </w:r>
           </w:p>
         </w:tc>
@@ -4170,59 +3791,71 @@
             <w:tcW w:type="dxa" w:w="1814"/>
             <w:shd w:fill="FFFFFF"/>
             <w:tcMar>
-              <w:top w:w="120" w:type="dxa"/>
-              <w:bottom w:w="120" w:type="dxa"/>
-              <w:left w:w="160" w:type="dxa"/>
-              <w:right w:w="160" w:type="dxa"/>
+              <w:top w:w="100" w:type="dxa"/>
+              <w:bottom w:w="100" w:type="dxa"/>
+              <w:left w:w="140" w:type="dxa"/>
+              <w:right w:w="140" w:type="dxa"/>
             </w:tcMar>
           </w:tcPr>
           <w:p>
+            <w:pPr>
+              <w:spacing w:before="0" w:after="0" w:line="264" w:lineRule="auto"/>
+            </w:pPr>
             <w:r>
               <w:rPr>
+                <w:rFonts w:ascii="Calibri" w:hAnsi="Calibri"/>
                 <w:color w:val="0F172A"/>
-                <w:sz w:val="18"/>
+                <w:sz w:val="19"/>
               </w:rPr>
-              <w:t>Art. 32 &amp; 5.1.f</w:t>
+              <w:t>Art. 25</w:t>
             </w:r>
           </w:p>
         </w:tc>
         <w:tc>
           <w:tcPr>
-            <w:tcW w:type="dxa" w:w="1304"/>
+            <w:tcW w:type="dxa" w:w="1020"/>
             <w:shd w:fill="FFFFFF"/>
             <w:tcMar>
-              <w:top w:w="120" w:type="dxa"/>
-              <w:bottom w:w="120" w:type="dxa"/>
-              <w:left w:w="160" w:type="dxa"/>
-              <w:right w:w="160" w:type="dxa"/>
+              <w:top w:w="100" w:type="dxa"/>
+              <w:bottom w:w="100" w:type="dxa"/>
+              <w:left w:w="140" w:type="dxa"/>
+              <w:right w:w="140" w:type="dxa"/>
             </w:tcMar>
           </w:tcPr>
           <w:p>
+            <w:pPr>
+              <w:spacing w:before="0" w:after="0" w:line="264" w:lineRule="auto"/>
+            </w:pPr>
             <w:r>
               <w:rPr>
+                <w:rFonts w:ascii="Calibri" w:hAnsi="Calibri"/>
                 <w:color w:val="0F172A"/>
-                <w:sz w:val="18"/>
+                <w:sz w:val="19"/>
               </w:rPr>
-              <w:t>Hoog</w:t>
+              <w:t>Laag</w:t>
             </w:r>
           </w:p>
         </w:tc>
         <w:tc>
           <w:tcPr>
-            <w:tcW w:type="dxa" w:w="1984"/>
+            <w:tcW w:type="dxa" w:w="1134"/>
             <w:shd w:fill="FFFFFF"/>
             <w:tcMar>
-              <w:top w:w="120" w:type="dxa"/>
-              <w:bottom w:w="120" w:type="dxa"/>
-              <w:left w:w="160" w:type="dxa"/>
-              <w:right w:w="160" w:type="dxa"/>
+              <w:top w:w="100" w:type="dxa"/>
+              <w:bottom w:w="100" w:type="dxa"/>
+              <w:left w:w="140" w:type="dxa"/>
+              <w:right w:w="140" w:type="dxa"/>
             </w:tcMar>
           </w:tcPr>
           <w:p>
+            <w:pPr>
+              <w:spacing w:before="0" w:after="0" w:line="264" w:lineRule="auto"/>
+            </w:pPr>
             <w:r>
               <w:rPr>
+                <w:rFonts w:ascii="Calibri" w:hAnsi="Calibri"/>
                 <w:color w:val="0F172A"/>
-                <w:sz w:val="18"/>
+                <w:sz w:val="19"/>
               </w:rPr>
               <w:t>GEVERIFIEERD</w:t>
             </w:r>
@@ -4233,82 +3866,98 @@
         <w:tc>
           <w:tcPr>
             <w:tcW w:type="dxa" w:w="1134"/>
-            <w:shd w:fill="F0F7FF"/>
+            <w:shd w:fill="F8FAFC"/>
             <w:tcMar>
-              <w:top w:w="120" w:type="dxa"/>
-              <w:bottom w:w="120" w:type="dxa"/>
-              <w:left w:w="160" w:type="dxa"/>
-              <w:right w:w="160" w:type="dxa"/>
+              <w:top w:w="100" w:type="dxa"/>
+              <w:bottom w:w="100" w:type="dxa"/>
+              <w:left w:w="140" w:type="dxa"/>
+              <w:right w:w="140" w:type="dxa"/>
             </w:tcMar>
           </w:tcPr>
           <w:p>
+            <w:pPr>
+              <w:spacing w:before="0" w:after="0" w:line="264" w:lineRule="auto"/>
+            </w:pPr>
             <w:r>
               <w:rPr>
+                <w:rFonts w:ascii="Calibri" w:hAnsi="Calibri"/>
                 <w:color w:val="0F172A"/>
-                <w:sz w:val="18"/>
+                <w:sz w:val="19"/>
               </w:rPr>
-              <w:t>GDPR-12</w:t>
+              <w:t>GDPR-08</w:t>
             </w:r>
           </w:p>
         </w:tc>
         <w:tc>
           <w:tcPr>
-            <w:tcW w:type="dxa" w:w="3402"/>
-            <w:shd w:fill="F0F7FF"/>
+            <w:tcW w:type="dxa" w:w="4252"/>
+            <w:shd w:fill="F8FAFC"/>
             <w:tcMar>
-              <w:top w:w="120" w:type="dxa"/>
-              <w:bottom w:w="120" w:type="dxa"/>
-              <w:left w:w="160" w:type="dxa"/>
-              <w:right w:w="160" w:type="dxa"/>
+              <w:top w:w="100" w:type="dxa"/>
+              <w:bottom w:w="100" w:type="dxa"/>
+              <w:left w:w="140" w:type="dxa"/>
+              <w:right w:w="140" w:type="dxa"/>
             </w:tcMar>
           </w:tcPr>
           <w:p>
+            <w:pPr>
+              <w:spacing w:before="0" w:after="0" w:line="264" w:lineRule="auto"/>
+            </w:pPr>
             <w:r>
               <w:rPr>
+                <w:rFonts w:ascii="Calibri" w:hAnsi="Calibri"/>
                 <w:color w:val="0F172A"/>
-                <w:sz w:val="18"/>
+                <w:sz w:val="19"/>
               </w:rPr>
-              <w:t>Privacywaarborgen bij Interne Organisatiecommunicatie</w:t>
+              <w:t>Least Privilege Handhaving via Introductie van 'Lezer' Rol</w:t>
             </w:r>
           </w:p>
         </w:tc>
         <w:tc>
           <w:tcPr>
             <w:tcW w:type="dxa" w:w="1814"/>
-            <w:shd w:fill="F0F7FF"/>
+            <w:shd w:fill="F8FAFC"/>
             <w:tcMar>
-              <w:top w:w="120" w:type="dxa"/>
-              <w:bottom w:w="120" w:type="dxa"/>
-              <w:left w:w="160" w:type="dxa"/>
-              <w:right w:w="160" w:type="dxa"/>
+              <w:top w:w="100" w:type="dxa"/>
+              <w:bottom w:w="100" w:type="dxa"/>
+              <w:left w:w="140" w:type="dxa"/>
+              <w:right w:w="140" w:type="dxa"/>
             </w:tcMar>
           </w:tcPr>
           <w:p>
+            <w:pPr>
+              <w:spacing w:before="0" w:after="0" w:line="264" w:lineRule="auto"/>
+            </w:pPr>
             <w:r>
               <w:rPr>
+                <w:rFonts w:ascii="Calibri" w:hAnsi="Calibri"/>
                 <w:color w:val="0F172A"/>
-                <w:sz w:val="18"/>
+                <w:sz w:val="19"/>
               </w:rPr>
-              <w:t>Art. 5.1.a &amp; 32</w:t>
+              <w:t>Art. 5.1.f &amp; 32</w:t>
             </w:r>
           </w:p>
         </w:tc>
         <w:tc>
           <w:tcPr>
-            <w:tcW w:type="dxa" w:w="1304"/>
-            <w:shd w:fill="F0F7FF"/>
+            <w:tcW w:type="dxa" w:w="1020"/>
+            <w:shd w:fill="F8FAFC"/>
             <w:tcMar>
-              <w:top w:w="120" w:type="dxa"/>
-              <w:bottom w:w="120" w:type="dxa"/>
-              <w:left w:w="160" w:type="dxa"/>
-              <w:right w:w="160" w:type="dxa"/>
+              <w:top w:w="100" w:type="dxa"/>
+              <w:bottom w:w="100" w:type="dxa"/>
+              <w:left w:w="140" w:type="dxa"/>
+              <w:right w:w="140" w:type="dxa"/>
             </w:tcMar>
           </w:tcPr>
           <w:p>
+            <w:pPr>
+              <w:spacing w:before="0" w:after="0" w:line="264" w:lineRule="auto"/>
+            </w:pPr>
             <w:r>
               <w:rPr>
+                <w:rFonts w:ascii="Calibri" w:hAnsi="Calibri"/>
                 <w:color w:val="0F172A"/>
-                <w:sz w:val="18"/>
+                <w:sz w:val="19"/>
               </w:rPr>
               <w:t>Medium</w:t>
             </w:r>
@@ -4316,20 +3965,24 @@
         </w:tc>
         <w:tc>
           <w:tcPr>
-            <w:tcW w:type="dxa" w:w="1984"/>
-            <w:shd w:fill="F0F7FF"/>
+            <w:tcW w:type="dxa" w:w="1134"/>
+            <w:shd w:fill="F8FAFC"/>
             <w:tcMar>
-              <w:top w:w="120" w:type="dxa"/>
-              <w:bottom w:w="120" w:type="dxa"/>
-              <w:left w:w="160" w:type="dxa"/>
-              <w:right w:w="160" w:type="dxa"/>
+              <w:top w:w="100" w:type="dxa"/>
+              <w:bottom w:w="100" w:type="dxa"/>
+              <w:left w:w="140" w:type="dxa"/>
+              <w:right w:w="140" w:type="dxa"/>
             </w:tcMar>
           </w:tcPr>
           <w:p>
+            <w:pPr>
+              <w:spacing w:before="0" w:after="0" w:line="264" w:lineRule="auto"/>
+            </w:pPr>
             <w:r>
               <w:rPr>
+                <w:rFonts w:ascii="Calibri" w:hAnsi="Calibri"/>
                 <w:color w:val="0F172A"/>
-                <w:sz w:val="18"/>
+                <w:sz w:val="19"/>
               </w:rPr>
               <w:t>GEVERIFIEERD</w:t>
             </w:r>
@@ -4342,17 +3995,529 @@
             <w:tcW w:type="dxa" w:w="1134"/>
             <w:shd w:fill="FFFFFF"/>
             <w:tcMar>
-              <w:top w:w="120" w:type="dxa"/>
-              <w:bottom w:w="120" w:type="dxa"/>
-              <w:left w:w="160" w:type="dxa"/>
-              <w:right w:w="160" w:type="dxa"/>
+              <w:top w:w="100" w:type="dxa"/>
+              <w:bottom w:w="100" w:type="dxa"/>
+              <w:left w:w="140" w:type="dxa"/>
+              <w:right w:w="140" w:type="dxa"/>
             </w:tcMar>
           </w:tcPr>
           <w:p>
+            <w:pPr>
+              <w:spacing w:before="0" w:after="0" w:line="264" w:lineRule="auto"/>
+            </w:pPr>
             <w:r>
               <w:rPr>
+                <w:rFonts w:ascii="Calibri" w:hAnsi="Calibri"/>
                 <w:color w:val="0F172A"/>
-                <w:sz w:val="18"/>
+                <w:sz w:val="19"/>
+              </w:rPr>
+              <w:t>GDPR-09</w:t>
+            </w:r>
+          </w:p>
+        </w:tc>
+        <w:tc>
+          <w:tcPr>
+            <w:tcW w:type="dxa" w:w="4252"/>
+            <w:shd w:fill="FFFFFF"/>
+            <w:tcMar>
+              <w:top w:w="100" w:type="dxa"/>
+              <w:bottom w:w="100" w:type="dxa"/>
+              <w:left w:w="140" w:type="dxa"/>
+              <w:right w:w="140" w:type="dxa"/>
+            </w:tcMar>
+          </w:tcPr>
+          <w:p>
+            <w:pPr>
+              <w:spacing w:before="0" w:after="0" w:line="264" w:lineRule="auto"/>
+            </w:pPr>
+            <w:r>
+              <w:rPr>
+                <w:rFonts w:ascii="Calibri" w:hAnsi="Calibri"/>
+                <w:color w:val="0F172A"/>
+                <w:sz w:val="19"/>
+              </w:rPr>
+              <w:t>Privacy by Default via Restrictie 'Alleen eigen registraties tonen'</w:t>
+            </w:r>
+          </w:p>
+        </w:tc>
+        <w:tc>
+          <w:tcPr>
+            <w:tcW w:type="dxa" w:w="1814"/>
+            <w:shd w:fill="FFFFFF"/>
+            <w:tcMar>
+              <w:top w:w="100" w:type="dxa"/>
+              <w:bottom w:w="100" w:type="dxa"/>
+              <w:left w:w="140" w:type="dxa"/>
+              <w:right w:w="140" w:type="dxa"/>
+            </w:tcMar>
+          </w:tcPr>
+          <w:p>
+            <w:pPr>
+              <w:spacing w:before="0" w:after="0" w:line="264" w:lineRule="auto"/>
+            </w:pPr>
+            <w:r>
+              <w:rPr>
+                <w:rFonts w:ascii="Calibri" w:hAnsi="Calibri"/>
+                <w:color w:val="0F172A"/>
+                <w:sz w:val="19"/>
+              </w:rPr>
+              <w:t>Art. 25 &amp; 5.1.f</w:t>
+            </w:r>
+          </w:p>
+        </w:tc>
+        <w:tc>
+          <w:tcPr>
+            <w:tcW w:type="dxa" w:w="1020"/>
+            <w:shd w:fill="FFFFFF"/>
+            <w:tcMar>
+              <w:top w:w="100" w:type="dxa"/>
+              <w:bottom w:w="100" w:type="dxa"/>
+              <w:left w:w="140" w:type="dxa"/>
+              <w:right w:w="140" w:type="dxa"/>
+            </w:tcMar>
+          </w:tcPr>
+          <w:p>
+            <w:pPr>
+              <w:spacing w:before="0" w:after="0" w:line="264" w:lineRule="auto"/>
+            </w:pPr>
+            <w:r>
+              <w:rPr>
+                <w:rFonts w:ascii="Calibri" w:hAnsi="Calibri"/>
+                <w:color w:val="0F172A"/>
+                <w:sz w:val="19"/>
+              </w:rPr>
+              <w:t>Medium</w:t>
+            </w:r>
+          </w:p>
+        </w:tc>
+        <w:tc>
+          <w:tcPr>
+            <w:tcW w:type="dxa" w:w="1134"/>
+            <w:shd w:fill="FFFFFF"/>
+            <w:tcMar>
+              <w:top w:w="100" w:type="dxa"/>
+              <w:bottom w:w="100" w:type="dxa"/>
+              <w:left w:w="140" w:type="dxa"/>
+              <w:right w:w="140" w:type="dxa"/>
+            </w:tcMar>
+          </w:tcPr>
+          <w:p>
+            <w:pPr>
+              <w:spacing w:before="0" w:after="0" w:line="264" w:lineRule="auto"/>
+            </w:pPr>
+            <w:r>
+              <w:rPr>
+                <w:rFonts w:ascii="Calibri" w:hAnsi="Calibri"/>
+                <w:color w:val="0F172A"/>
+                <w:sz w:val="19"/>
+              </w:rPr>
+              <w:t>GEVERIFIEERD</w:t>
+            </w:r>
+          </w:p>
+        </w:tc>
+      </w:tr>
+      <w:tr>
+        <w:tc>
+          <w:tcPr>
+            <w:tcW w:type="dxa" w:w="1134"/>
+            <w:shd w:fill="F8FAFC"/>
+            <w:tcMar>
+              <w:top w:w="100" w:type="dxa"/>
+              <w:bottom w:w="100" w:type="dxa"/>
+              <w:left w:w="140" w:type="dxa"/>
+              <w:right w:w="140" w:type="dxa"/>
+            </w:tcMar>
+          </w:tcPr>
+          <w:p>
+            <w:pPr>
+              <w:spacing w:before="0" w:after="0" w:line="264" w:lineRule="auto"/>
+            </w:pPr>
+            <w:r>
+              <w:rPr>
+                <w:rFonts w:ascii="Calibri" w:hAnsi="Calibri"/>
+                <w:color w:val="0F172A"/>
+                <w:sz w:val="19"/>
+              </w:rPr>
+              <w:t>GDPR-10</w:t>
+            </w:r>
+          </w:p>
+        </w:tc>
+        <w:tc>
+          <w:tcPr>
+            <w:tcW w:type="dxa" w:w="4252"/>
+            <w:shd w:fill="F8FAFC"/>
+            <w:tcMar>
+              <w:top w:w="100" w:type="dxa"/>
+              <w:bottom w:w="100" w:type="dxa"/>
+              <w:left w:w="140" w:type="dxa"/>
+              <w:right w:w="140" w:type="dxa"/>
+            </w:tcMar>
+          </w:tcPr>
+          <w:p>
+            <w:pPr>
+              <w:spacing w:before="0" w:after="0" w:line="264" w:lineRule="auto"/>
+            </w:pPr>
+            <w:r>
+              <w:rPr>
+                <w:rFonts w:ascii="Calibri" w:hAnsi="Calibri"/>
+                <w:color w:val="0F172A"/>
+                <w:sz w:val="19"/>
+              </w:rPr>
+              <w:t>Dataminimalisatie &amp; Doelbinding bij Resultaat van het Bezoek</w:t>
+            </w:r>
+          </w:p>
+        </w:tc>
+        <w:tc>
+          <w:tcPr>
+            <w:tcW w:type="dxa" w:w="1814"/>
+            <w:shd w:fill="F8FAFC"/>
+            <w:tcMar>
+              <w:top w:w="100" w:type="dxa"/>
+              <w:bottom w:w="100" w:type="dxa"/>
+              <w:left w:w="140" w:type="dxa"/>
+              <w:right w:w="140" w:type="dxa"/>
+            </w:tcMar>
+          </w:tcPr>
+          <w:p>
+            <w:pPr>
+              <w:spacing w:before="0" w:after="0" w:line="264" w:lineRule="auto"/>
+            </w:pPr>
+            <w:r>
+              <w:rPr>
+                <w:rFonts w:ascii="Calibri" w:hAnsi="Calibri"/>
+                <w:color w:val="0F172A"/>
+                <w:sz w:val="19"/>
+              </w:rPr>
+              <w:t>Art. 5.1.c &amp; 6</w:t>
+            </w:r>
+          </w:p>
+        </w:tc>
+        <w:tc>
+          <w:tcPr>
+            <w:tcW w:type="dxa" w:w="1020"/>
+            <w:shd w:fill="F8FAFC"/>
+            <w:tcMar>
+              <w:top w:w="100" w:type="dxa"/>
+              <w:bottom w:w="100" w:type="dxa"/>
+              <w:left w:w="140" w:type="dxa"/>
+              <w:right w:w="140" w:type="dxa"/>
+            </w:tcMar>
+          </w:tcPr>
+          <w:p>
+            <w:pPr>
+              <w:spacing w:before="0" w:after="0" w:line="264" w:lineRule="auto"/>
+            </w:pPr>
+            <w:r>
+              <w:rPr>
+                <w:rFonts w:ascii="Calibri" w:hAnsi="Calibri"/>
+                <w:color w:val="0F172A"/>
+                <w:sz w:val="19"/>
+              </w:rPr>
+              <w:t>Laag</w:t>
+            </w:r>
+          </w:p>
+        </w:tc>
+        <w:tc>
+          <w:tcPr>
+            <w:tcW w:type="dxa" w:w="1134"/>
+            <w:shd w:fill="F8FAFC"/>
+            <w:tcMar>
+              <w:top w:w="100" w:type="dxa"/>
+              <w:bottom w:w="100" w:type="dxa"/>
+              <w:left w:w="140" w:type="dxa"/>
+              <w:right w:w="140" w:type="dxa"/>
+            </w:tcMar>
+          </w:tcPr>
+          <w:p>
+            <w:pPr>
+              <w:spacing w:before="0" w:after="0" w:line="264" w:lineRule="auto"/>
+            </w:pPr>
+            <w:r>
+              <w:rPr>
+                <w:rFonts w:ascii="Calibri" w:hAnsi="Calibri"/>
+                <w:color w:val="0F172A"/>
+                <w:sz w:val="19"/>
+              </w:rPr>
+              <w:t>GEVERIFIEERD</w:t>
+            </w:r>
+          </w:p>
+        </w:tc>
+      </w:tr>
+      <w:tr>
+        <w:tc>
+          <w:tcPr>
+            <w:tcW w:type="dxa" w:w="1134"/>
+            <w:shd w:fill="FFFFFF"/>
+            <w:tcMar>
+              <w:top w:w="100" w:type="dxa"/>
+              <w:bottom w:w="100" w:type="dxa"/>
+              <w:left w:w="140" w:type="dxa"/>
+              <w:right w:w="140" w:type="dxa"/>
+            </w:tcMar>
+          </w:tcPr>
+          <w:p>
+            <w:pPr>
+              <w:spacing w:before="0" w:after="0" w:line="264" w:lineRule="auto"/>
+            </w:pPr>
+            <w:r>
+              <w:rPr>
+                <w:rFonts w:ascii="Calibri" w:hAnsi="Calibri"/>
+                <w:color w:val="0F172A"/>
+                <w:sz w:val="19"/>
+              </w:rPr>
+              <w:t>GDPR-11</w:t>
+            </w:r>
+          </w:p>
+        </w:tc>
+        <w:tc>
+          <w:tcPr>
+            <w:tcW w:type="dxa" w:w="4252"/>
+            <w:shd w:fill="FFFFFF"/>
+            <w:tcMar>
+              <w:top w:w="100" w:type="dxa"/>
+              <w:bottom w:w="100" w:type="dxa"/>
+              <w:left w:w="140" w:type="dxa"/>
+              <w:right w:w="140" w:type="dxa"/>
+            </w:tcMar>
+          </w:tcPr>
+          <w:p>
+            <w:pPr>
+              <w:spacing w:before="0" w:after="0" w:line="264" w:lineRule="auto"/>
+            </w:pPr>
+            <w:r>
+              <w:rPr>
+                <w:rFonts w:ascii="Calibri" w:hAnsi="Calibri"/>
+                <w:color w:val="0F172A"/>
+                <w:sz w:val="19"/>
+              </w:rPr>
+              <w:t>Dynamische Permissiematrix &amp; Uitfasering Legacy Autorisatie</w:t>
+            </w:r>
+          </w:p>
+        </w:tc>
+        <w:tc>
+          <w:tcPr>
+            <w:tcW w:type="dxa" w:w="1814"/>
+            <w:shd w:fill="FFFFFF"/>
+            <w:tcMar>
+              <w:top w:w="100" w:type="dxa"/>
+              <w:bottom w:w="100" w:type="dxa"/>
+              <w:left w:w="140" w:type="dxa"/>
+              <w:right w:w="140" w:type="dxa"/>
+            </w:tcMar>
+          </w:tcPr>
+          <w:p>
+            <w:pPr>
+              <w:spacing w:before="0" w:after="0" w:line="264" w:lineRule="auto"/>
+            </w:pPr>
+            <w:r>
+              <w:rPr>
+                <w:rFonts w:ascii="Calibri" w:hAnsi="Calibri"/>
+                <w:color w:val="0F172A"/>
+                <w:sz w:val="19"/>
+              </w:rPr>
+              <w:t>Art. 32 &amp; 5.1.f</w:t>
+            </w:r>
+          </w:p>
+        </w:tc>
+        <w:tc>
+          <w:tcPr>
+            <w:tcW w:type="dxa" w:w="1020"/>
+            <w:shd w:fill="FFFFFF"/>
+            <w:tcMar>
+              <w:top w:w="100" w:type="dxa"/>
+              <w:bottom w:w="100" w:type="dxa"/>
+              <w:left w:w="140" w:type="dxa"/>
+              <w:right w:w="140" w:type="dxa"/>
+            </w:tcMar>
+          </w:tcPr>
+          <w:p>
+            <w:pPr>
+              <w:spacing w:before="0" w:after="0" w:line="264" w:lineRule="auto"/>
+            </w:pPr>
+            <w:r>
+              <w:rPr>
+                <w:rFonts w:ascii="Calibri" w:hAnsi="Calibri"/>
+                <w:color w:val="0F172A"/>
+                <w:sz w:val="19"/>
+              </w:rPr>
+              <w:t>Hoog</w:t>
+            </w:r>
+          </w:p>
+        </w:tc>
+        <w:tc>
+          <w:tcPr>
+            <w:tcW w:type="dxa" w:w="1134"/>
+            <w:shd w:fill="FFFFFF"/>
+            <w:tcMar>
+              <w:top w:w="100" w:type="dxa"/>
+              <w:bottom w:w="100" w:type="dxa"/>
+              <w:left w:w="140" w:type="dxa"/>
+              <w:right w:w="140" w:type="dxa"/>
+            </w:tcMar>
+          </w:tcPr>
+          <w:p>
+            <w:pPr>
+              <w:spacing w:before="0" w:after="0" w:line="264" w:lineRule="auto"/>
+            </w:pPr>
+            <w:r>
+              <w:rPr>
+                <w:rFonts w:ascii="Calibri" w:hAnsi="Calibri"/>
+                <w:color w:val="0F172A"/>
+                <w:sz w:val="19"/>
+              </w:rPr>
+              <w:t>GEVERIFIEERD</w:t>
+            </w:r>
+          </w:p>
+        </w:tc>
+      </w:tr>
+      <w:tr>
+        <w:tc>
+          <w:tcPr>
+            <w:tcW w:type="dxa" w:w="1134"/>
+            <w:shd w:fill="F8FAFC"/>
+            <w:tcMar>
+              <w:top w:w="100" w:type="dxa"/>
+              <w:bottom w:w="100" w:type="dxa"/>
+              <w:left w:w="140" w:type="dxa"/>
+              <w:right w:w="140" w:type="dxa"/>
+            </w:tcMar>
+          </w:tcPr>
+          <w:p>
+            <w:pPr>
+              <w:spacing w:before="0" w:after="0" w:line="264" w:lineRule="auto"/>
+            </w:pPr>
+            <w:r>
+              <w:rPr>
+                <w:rFonts w:ascii="Calibri" w:hAnsi="Calibri"/>
+                <w:color w:val="0F172A"/>
+                <w:sz w:val="19"/>
+              </w:rPr>
+              <w:t>GDPR-12</w:t>
+            </w:r>
+          </w:p>
+        </w:tc>
+        <w:tc>
+          <w:tcPr>
+            <w:tcW w:type="dxa" w:w="4252"/>
+            <w:shd w:fill="F8FAFC"/>
+            <w:tcMar>
+              <w:top w:w="100" w:type="dxa"/>
+              <w:bottom w:w="100" w:type="dxa"/>
+              <w:left w:w="140" w:type="dxa"/>
+              <w:right w:w="140" w:type="dxa"/>
+            </w:tcMar>
+          </w:tcPr>
+          <w:p>
+            <w:pPr>
+              <w:spacing w:before="0" w:after="0" w:line="264" w:lineRule="auto"/>
+            </w:pPr>
+            <w:r>
+              <w:rPr>
+                <w:rFonts w:ascii="Calibri" w:hAnsi="Calibri"/>
+                <w:color w:val="0F172A"/>
+                <w:sz w:val="19"/>
+              </w:rPr>
+              <w:t>Privacywaarborgen bij Interne Organisatiecommunicatie</w:t>
+            </w:r>
+          </w:p>
+        </w:tc>
+        <w:tc>
+          <w:tcPr>
+            <w:tcW w:type="dxa" w:w="1814"/>
+            <w:shd w:fill="F8FAFC"/>
+            <w:tcMar>
+              <w:top w:w="100" w:type="dxa"/>
+              <w:bottom w:w="100" w:type="dxa"/>
+              <w:left w:w="140" w:type="dxa"/>
+              <w:right w:w="140" w:type="dxa"/>
+            </w:tcMar>
+          </w:tcPr>
+          <w:p>
+            <w:pPr>
+              <w:spacing w:before="0" w:after="0" w:line="264" w:lineRule="auto"/>
+            </w:pPr>
+            <w:r>
+              <w:rPr>
+                <w:rFonts w:ascii="Calibri" w:hAnsi="Calibri"/>
+                <w:color w:val="0F172A"/>
+                <w:sz w:val="19"/>
+              </w:rPr>
+              <w:t>Art. 5.1.a &amp; 32</w:t>
+            </w:r>
+          </w:p>
+        </w:tc>
+        <w:tc>
+          <w:tcPr>
+            <w:tcW w:type="dxa" w:w="1020"/>
+            <w:shd w:fill="F8FAFC"/>
+            <w:tcMar>
+              <w:top w:w="100" w:type="dxa"/>
+              <w:bottom w:w="100" w:type="dxa"/>
+              <w:left w:w="140" w:type="dxa"/>
+              <w:right w:w="140" w:type="dxa"/>
+            </w:tcMar>
+          </w:tcPr>
+          <w:p>
+            <w:pPr>
+              <w:spacing w:before="0" w:after="0" w:line="264" w:lineRule="auto"/>
+            </w:pPr>
+            <w:r>
+              <w:rPr>
+                <w:rFonts w:ascii="Calibri" w:hAnsi="Calibri"/>
+                <w:color w:val="0F172A"/>
+                <w:sz w:val="19"/>
+              </w:rPr>
+              <w:t>Medium</w:t>
+            </w:r>
+          </w:p>
+        </w:tc>
+        <w:tc>
+          <w:tcPr>
+            <w:tcW w:type="dxa" w:w="1134"/>
+            <w:shd w:fill="F8FAFC"/>
+            <w:tcMar>
+              <w:top w:w="100" w:type="dxa"/>
+              <w:bottom w:w="100" w:type="dxa"/>
+              <w:left w:w="140" w:type="dxa"/>
+              <w:right w:w="140" w:type="dxa"/>
+            </w:tcMar>
+          </w:tcPr>
+          <w:p>
+            <w:pPr>
+              <w:spacing w:before="0" w:after="0" w:line="264" w:lineRule="auto"/>
+            </w:pPr>
+            <w:r>
+              <w:rPr>
+                <w:rFonts w:ascii="Calibri" w:hAnsi="Calibri"/>
+                <w:color w:val="0F172A"/>
+                <w:sz w:val="19"/>
+              </w:rPr>
+              <w:t>GEVERIFIEERD</w:t>
+            </w:r>
+          </w:p>
+        </w:tc>
+      </w:tr>
+      <w:tr>
+        <w:tc>
+          <w:tcPr>
+            <w:tcW w:type="dxa" w:w="1134"/>
+            <w:shd w:fill="FFFFFF"/>
+            <w:tcMar>
+              <w:top w:w="100" w:type="dxa"/>
+              <w:bottom w:w="100" w:type="dxa"/>
+              <w:left w:w="140" w:type="dxa"/>
+              <w:right w:w="140" w:type="dxa"/>
+            </w:tcMar>
+          </w:tcPr>
+          <w:p>
+            <w:pPr>
+              <w:spacing w:before="0" w:after="0" w:line="264" w:lineRule="auto"/>
+            </w:pPr>
+            <w:r>
+              <w:rPr>
+                <w:rFonts w:ascii="Calibri" w:hAnsi="Calibri"/>
+                <w:color w:val="0F172A"/>
+                <w:sz w:val="19"/>
               </w:rPr>
               <w:t>GDPR-13</w:t>
             </w:r>
@@ -4360,20 +4525,24 @@
         </w:tc>
         <w:tc>
           <w:tcPr>
-            <w:tcW w:type="dxa" w:w="3402"/>
+            <w:tcW w:type="dxa" w:w="4252"/>
             <w:shd w:fill="FFFFFF"/>
             <w:tcMar>
-              <w:top w:w="120" w:type="dxa"/>
-              <w:bottom w:w="120" w:type="dxa"/>
-              <w:left w:w="160" w:type="dxa"/>
-              <w:right w:w="160" w:type="dxa"/>
+              <w:top w:w="100" w:type="dxa"/>
+              <w:bottom w:w="100" w:type="dxa"/>
+              <w:left w:w="140" w:type="dxa"/>
+              <w:right w:w="140" w:type="dxa"/>
             </w:tcMar>
           </w:tcPr>
           <w:p>
+            <w:pPr>
+              <w:spacing w:before="0" w:after="0" w:line="264" w:lineRule="auto"/>
+            </w:pPr>
             <w:r>
               <w:rPr>
+                <w:rFonts w:ascii="Calibri" w:hAnsi="Calibri"/>
                 <w:color w:val="0F172A"/>
-                <w:sz w:val="18"/>
+                <w:sz w:val="19"/>
               </w:rPr>
               <w:t>Zelfbediening &amp; Recht op Rectificatie van Vrijwilligersprofielen</w:t>
             </w:r>
@@ -4384,17 +4553,21 @@
             <w:tcW w:type="dxa" w:w="1814"/>
             <w:shd w:fill="FFFFFF"/>
             <w:tcMar>
-              <w:top w:w="120" w:type="dxa"/>
-              <w:bottom w:w="120" w:type="dxa"/>
-              <w:left w:w="160" w:type="dxa"/>
-              <w:right w:w="160" w:type="dxa"/>
+              <w:top w:w="100" w:type="dxa"/>
+              <w:bottom w:w="100" w:type="dxa"/>
+              <w:left w:w="140" w:type="dxa"/>
+              <w:right w:w="140" w:type="dxa"/>
             </w:tcMar>
           </w:tcPr>
           <w:p>
+            <w:pPr>
+              <w:spacing w:before="0" w:after="0" w:line="264" w:lineRule="auto"/>
+            </w:pPr>
             <w:r>
               <w:rPr>
+                <w:rFonts w:ascii="Calibri" w:hAnsi="Calibri"/>
                 <w:color w:val="0F172A"/>
-                <w:sz w:val="18"/>
+                <w:sz w:val="19"/>
               </w:rPr>
               <w:t>Art. 16</w:t>
             </w:r>
@@ -4402,20 +4575,24 @@
         </w:tc>
         <w:tc>
           <w:tcPr>
-            <w:tcW w:type="dxa" w:w="1304"/>
+            <w:tcW w:type="dxa" w:w="1020"/>
             <w:shd w:fill="FFFFFF"/>
             <w:tcMar>
-              <w:top w:w="120" w:type="dxa"/>
-              <w:bottom w:w="120" w:type="dxa"/>
-              <w:left w:w="160" w:type="dxa"/>
-              <w:right w:w="160" w:type="dxa"/>
+              <w:top w:w="100" w:type="dxa"/>
+              <w:bottom w:w="100" w:type="dxa"/>
+              <w:left w:w="140" w:type="dxa"/>
+              <w:right w:w="140" w:type="dxa"/>
             </w:tcMar>
           </w:tcPr>
           <w:p>
+            <w:pPr>
+              <w:spacing w:before="0" w:after="0" w:line="264" w:lineRule="auto"/>
+            </w:pPr>
             <w:r>
               <w:rPr>
+                <w:rFonts w:ascii="Calibri" w:hAnsi="Calibri"/>
                 <w:color w:val="0F172A"/>
-                <w:sz w:val="18"/>
+                <w:sz w:val="19"/>
               </w:rPr>
               <w:t>Laag</w:t>
             </w:r>
@@ -4423,22 +4600,534 @@
         </w:tc>
         <w:tc>
           <w:tcPr>
-            <w:tcW w:type="dxa" w:w="1984"/>
+            <w:tcW w:type="dxa" w:w="1134"/>
             <w:shd w:fill="FFFFFF"/>
             <w:tcMar>
-              <w:top w:w="120" w:type="dxa"/>
-              <w:bottom w:w="120" w:type="dxa"/>
-              <w:left w:w="160" w:type="dxa"/>
-              <w:right w:w="160" w:type="dxa"/>
+              <w:top w:w="100" w:type="dxa"/>
+              <w:bottom w:w="100" w:type="dxa"/>
+              <w:left w:w="140" w:type="dxa"/>
+              <w:right w:w="140" w:type="dxa"/>
             </w:tcMar>
           </w:tcPr>
           <w:p>
+            <w:pPr>
+              <w:spacing w:before="0" w:after="0" w:line="264" w:lineRule="auto"/>
+            </w:pPr>
             <w:r>
               <w:rPr>
+                <w:rFonts w:ascii="Calibri" w:hAnsi="Calibri"/>
                 <w:color w:val="0F172A"/>
-                <w:sz w:val="18"/>
+                <w:sz w:val="19"/>
               </w:rPr>
               <w:t>GEVERIFIEERD</w:t>
+            </w:r>
+          </w:p>
+        </w:tc>
+      </w:tr>
+      <w:tr>
+        <w:tc>
+          <w:tcPr>
+            <w:tcW w:type="dxa" w:w="1134"/>
+            <w:shd w:fill="F8FAFC"/>
+            <w:tcMar>
+              <w:top w:w="100" w:type="dxa"/>
+              <w:bottom w:w="100" w:type="dxa"/>
+              <w:left w:w="140" w:type="dxa"/>
+              <w:right w:w="140" w:type="dxa"/>
+            </w:tcMar>
+          </w:tcPr>
+          <w:p>
+            <w:pPr>
+              <w:spacing w:before="0" w:after="0" w:line="264" w:lineRule="auto"/>
+            </w:pPr>
+            <w:r>
+              <w:rPr>
+                <w:rFonts w:ascii="Calibri" w:hAnsi="Calibri"/>
+                <w:color w:val="0F172A"/>
+                <w:sz w:val="19"/>
+              </w:rPr>
+              <w:t>GDPR-14</w:t>
+            </w:r>
+          </w:p>
+        </w:tc>
+        <w:tc>
+          <w:tcPr>
+            <w:tcW w:type="dxa" w:w="4252"/>
+            <w:shd w:fill="F8FAFC"/>
+            <w:tcMar>
+              <w:top w:w="100" w:type="dxa"/>
+              <w:bottom w:w="100" w:type="dxa"/>
+              <w:left w:w="140" w:type="dxa"/>
+              <w:right w:w="140" w:type="dxa"/>
+            </w:tcMar>
+          </w:tcPr>
+          <w:p>
+            <w:pPr>
+              <w:spacing w:before="0" w:after="0" w:line="264" w:lineRule="auto"/>
+            </w:pPr>
+            <w:r>
+              <w:rPr>
+                <w:rFonts w:ascii="Calibri" w:hAnsi="Calibri"/>
+                <w:color w:val="0F172A"/>
+                <w:sz w:val="19"/>
+              </w:rPr>
+              <w:t>Dataminimalisatie &amp; Pseudonimisering bij Telemetrie (page_view_stats)</w:t>
+            </w:r>
+          </w:p>
+        </w:tc>
+        <w:tc>
+          <w:tcPr>
+            <w:tcW w:type="dxa" w:w="1814"/>
+            <w:shd w:fill="F8FAFC"/>
+            <w:tcMar>
+              <w:top w:w="100" w:type="dxa"/>
+              <w:bottom w:w="100" w:type="dxa"/>
+              <w:left w:w="140" w:type="dxa"/>
+              <w:right w:w="140" w:type="dxa"/>
+            </w:tcMar>
+          </w:tcPr>
+          <w:p>
+            <w:pPr>
+              <w:spacing w:before="0" w:after="0" w:line="264" w:lineRule="auto"/>
+            </w:pPr>
+            <w:r>
+              <w:rPr>
+                <w:rFonts w:ascii="Calibri" w:hAnsi="Calibri"/>
+                <w:color w:val="0F172A"/>
+                <w:sz w:val="19"/>
+              </w:rPr>
+              <w:t>Art. 5.1.c &amp; 25</w:t>
+            </w:r>
+          </w:p>
+        </w:tc>
+        <w:tc>
+          <w:tcPr>
+            <w:tcW w:type="dxa" w:w="1020"/>
+            <w:shd w:fill="F8FAFC"/>
+            <w:tcMar>
+              <w:top w:w="100" w:type="dxa"/>
+              <w:bottom w:w="100" w:type="dxa"/>
+              <w:left w:w="140" w:type="dxa"/>
+              <w:right w:w="140" w:type="dxa"/>
+            </w:tcMar>
+          </w:tcPr>
+          <w:p>
+            <w:pPr>
+              <w:spacing w:before="0" w:after="0" w:line="264" w:lineRule="auto"/>
+            </w:pPr>
+            <w:r>
+              <w:rPr>
+                <w:rFonts w:ascii="Calibri" w:hAnsi="Calibri"/>
+                <w:color w:val="0F172A"/>
+                <w:sz w:val="19"/>
+              </w:rPr>
+              <w:t>Laag</w:t>
+            </w:r>
+          </w:p>
+        </w:tc>
+        <w:tc>
+          <w:tcPr>
+            <w:tcW w:type="dxa" w:w="1134"/>
+            <w:shd w:fill="F8FAFC"/>
+            <w:tcMar>
+              <w:top w:w="100" w:type="dxa"/>
+              <w:bottom w:w="100" w:type="dxa"/>
+              <w:left w:w="140" w:type="dxa"/>
+              <w:right w:w="140" w:type="dxa"/>
+            </w:tcMar>
+          </w:tcPr>
+          <w:p>
+            <w:pPr>
+              <w:spacing w:before="0" w:after="0" w:line="264" w:lineRule="auto"/>
+            </w:pPr>
+            <w:r>
+              <w:rPr>
+                <w:rFonts w:ascii="Calibri" w:hAnsi="Calibri"/>
+                <w:color w:val="0F172A"/>
+                <w:sz w:val="19"/>
+              </w:rPr>
+              <w:t>CONFORM</w:t>
+            </w:r>
+          </w:p>
+        </w:tc>
+      </w:tr>
+      <w:tr>
+        <w:tc>
+          <w:tcPr>
+            <w:tcW w:type="dxa" w:w="1134"/>
+            <w:shd w:fill="FFFFFF"/>
+            <w:tcMar>
+              <w:top w:w="100" w:type="dxa"/>
+              <w:bottom w:w="100" w:type="dxa"/>
+              <w:left w:w="140" w:type="dxa"/>
+              <w:right w:w="140" w:type="dxa"/>
+            </w:tcMar>
+          </w:tcPr>
+          <w:p>
+            <w:pPr>
+              <w:spacing w:before="0" w:after="0" w:line="264" w:lineRule="auto"/>
+            </w:pPr>
+            <w:r>
+              <w:rPr>
+                <w:rFonts w:ascii="Calibri" w:hAnsi="Calibri"/>
+                <w:color w:val="0F172A"/>
+                <w:sz w:val="19"/>
+              </w:rPr>
+              <w:t>GDPR-15</w:t>
+            </w:r>
+          </w:p>
+        </w:tc>
+        <w:tc>
+          <w:tcPr>
+            <w:tcW w:type="dxa" w:w="4252"/>
+            <w:shd w:fill="FFFFFF"/>
+            <w:tcMar>
+              <w:top w:w="100" w:type="dxa"/>
+              <w:bottom w:w="100" w:type="dxa"/>
+              <w:left w:w="140" w:type="dxa"/>
+              <w:right w:w="140" w:type="dxa"/>
+            </w:tcMar>
+          </w:tcPr>
+          <w:p>
+            <w:pPr>
+              <w:spacing w:before="0" w:after="0" w:line="264" w:lineRule="auto"/>
+            </w:pPr>
+            <w:r>
+              <w:rPr>
+                <w:rFonts w:ascii="Calibri" w:hAnsi="Calibri"/>
+                <w:color w:val="0F172A"/>
+                <w:sz w:val="19"/>
+              </w:rPr>
+              <w:t>Doelbinding &amp; Beveiligingsmonitoring in Foutenlogs (system_error_logs)</w:t>
+            </w:r>
+          </w:p>
+        </w:tc>
+        <w:tc>
+          <w:tcPr>
+            <w:tcW w:type="dxa" w:w="1814"/>
+            <w:shd w:fill="FFFFFF"/>
+            <w:tcMar>
+              <w:top w:w="100" w:type="dxa"/>
+              <w:bottom w:w="100" w:type="dxa"/>
+              <w:left w:w="140" w:type="dxa"/>
+              <w:right w:w="140" w:type="dxa"/>
+            </w:tcMar>
+          </w:tcPr>
+          <w:p>
+            <w:pPr>
+              <w:spacing w:before="0" w:after="0" w:line="264" w:lineRule="auto"/>
+            </w:pPr>
+            <w:r>
+              <w:rPr>
+                <w:rFonts w:ascii="Calibri" w:hAnsi="Calibri"/>
+                <w:color w:val="0F172A"/>
+                <w:sz w:val="19"/>
+              </w:rPr>
+              <w:t>Art. 5.1.b &amp; 6.1.f</w:t>
+            </w:r>
+          </w:p>
+        </w:tc>
+        <w:tc>
+          <w:tcPr>
+            <w:tcW w:type="dxa" w:w="1020"/>
+            <w:shd w:fill="FFFFFF"/>
+            <w:tcMar>
+              <w:top w:w="100" w:type="dxa"/>
+              <w:bottom w:w="100" w:type="dxa"/>
+              <w:left w:w="140" w:type="dxa"/>
+              <w:right w:w="140" w:type="dxa"/>
+            </w:tcMar>
+          </w:tcPr>
+          <w:p>
+            <w:pPr>
+              <w:spacing w:before="0" w:after="0" w:line="264" w:lineRule="auto"/>
+            </w:pPr>
+            <w:r>
+              <w:rPr>
+                <w:rFonts w:ascii="Calibri" w:hAnsi="Calibri"/>
+                <w:color w:val="0F172A"/>
+                <w:sz w:val="19"/>
+              </w:rPr>
+              <w:t>Medium</w:t>
+            </w:r>
+          </w:p>
+        </w:tc>
+        <w:tc>
+          <w:tcPr>
+            <w:tcW w:type="dxa" w:w="1134"/>
+            <w:shd w:fill="FFFFFF"/>
+            <w:tcMar>
+              <w:top w:w="100" w:type="dxa"/>
+              <w:bottom w:w="100" w:type="dxa"/>
+              <w:left w:w="140" w:type="dxa"/>
+              <w:right w:w="140" w:type="dxa"/>
+            </w:tcMar>
+          </w:tcPr>
+          <w:p>
+            <w:pPr>
+              <w:spacing w:before="0" w:after="0" w:line="264" w:lineRule="auto"/>
+            </w:pPr>
+            <w:r>
+              <w:rPr>
+                <w:rFonts w:ascii="Calibri" w:hAnsi="Calibri"/>
+                <w:color w:val="0F172A"/>
+                <w:sz w:val="19"/>
+              </w:rPr>
+              <w:t>CONFORM (Aanbeveling)</w:t>
+            </w:r>
+          </w:p>
+        </w:tc>
+      </w:tr>
+      <w:tr>
+        <w:tc>
+          <w:tcPr>
+            <w:tcW w:type="dxa" w:w="1134"/>
+            <w:shd w:fill="F8FAFC"/>
+            <w:tcMar>
+              <w:top w:w="100" w:type="dxa"/>
+              <w:bottom w:w="100" w:type="dxa"/>
+              <w:left w:w="140" w:type="dxa"/>
+              <w:right w:w="140" w:type="dxa"/>
+            </w:tcMar>
+          </w:tcPr>
+          <w:p>
+            <w:pPr>
+              <w:spacing w:before="0" w:after="0" w:line="264" w:lineRule="auto"/>
+            </w:pPr>
+            <w:r>
+              <w:rPr>
+                <w:rFonts w:ascii="Calibri" w:hAnsi="Calibri"/>
+                <w:color w:val="0F172A"/>
+                <w:sz w:val="19"/>
+              </w:rPr>
+              <w:t>GDPR-16</w:t>
+            </w:r>
+          </w:p>
+        </w:tc>
+        <w:tc>
+          <w:tcPr>
+            <w:tcW w:type="dxa" w:w="4252"/>
+            <w:shd w:fill="F8FAFC"/>
+            <w:tcMar>
+              <w:top w:w="100" w:type="dxa"/>
+              <w:bottom w:w="100" w:type="dxa"/>
+              <w:left w:w="140" w:type="dxa"/>
+              <w:right w:w="140" w:type="dxa"/>
+            </w:tcMar>
+          </w:tcPr>
+          <w:p>
+            <w:pPr>
+              <w:spacing w:before="0" w:after="0" w:line="264" w:lineRule="auto"/>
+            </w:pPr>
+            <w:r>
+              <w:rPr>
+                <w:rFonts w:ascii="Calibri" w:hAnsi="Calibri"/>
+                <w:color w:val="0F172A"/>
+                <w:sz w:val="19"/>
+              </w:rPr>
+              <w:t>Forensische Transparantie &amp; Verantwoording in Audit Trail (Sortering &amp; Dropdowns)</w:t>
+            </w:r>
+          </w:p>
+        </w:tc>
+        <w:tc>
+          <w:tcPr>
+            <w:tcW w:type="dxa" w:w="1814"/>
+            <w:shd w:fill="F8FAFC"/>
+            <w:tcMar>
+              <w:top w:w="100" w:type="dxa"/>
+              <w:bottom w:w="100" w:type="dxa"/>
+              <w:left w:w="140" w:type="dxa"/>
+              <w:right w:w="140" w:type="dxa"/>
+            </w:tcMar>
+          </w:tcPr>
+          <w:p>
+            <w:pPr>
+              <w:spacing w:before="0" w:after="0" w:line="264" w:lineRule="auto"/>
+            </w:pPr>
+            <w:r>
+              <w:rPr>
+                <w:rFonts w:ascii="Calibri" w:hAnsi="Calibri"/>
+                <w:color w:val="0F172A"/>
+                <w:sz w:val="19"/>
+              </w:rPr>
+              <w:t>Art. 5.2 &amp; 24</w:t>
+            </w:r>
+          </w:p>
+        </w:tc>
+        <w:tc>
+          <w:tcPr>
+            <w:tcW w:type="dxa" w:w="1020"/>
+            <w:shd w:fill="F8FAFC"/>
+            <w:tcMar>
+              <w:top w:w="100" w:type="dxa"/>
+              <w:bottom w:w="100" w:type="dxa"/>
+              <w:left w:w="140" w:type="dxa"/>
+              <w:right w:w="140" w:type="dxa"/>
+            </w:tcMar>
+          </w:tcPr>
+          <w:p>
+            <w:pPr>
+              <w:spacing w:before="0" w:after="0" w:line="264" w:lineRule="auto"/>
+            </w:pPr>
+            <w:r>
+              <w:rPr>
+                <w:rFonts w:ascii="Calibri" w:hAnsi="Calibri"/>
+                <w:color w:val="0F172A"/>
+                <w:sz w:val="19"/>
+              </w:rPr>
+              <w:t>Laag</w:t>
+            </w:r>
+          </w:p>
+        </w:tc>
+        <w:tc>
+          <w:tcPr>
+            <w:tcW w:type="dxa" w:w="1134"/>
+            <w:shd w:fill="F8FAFC"/>
+            <w:tcMar>
+              <w:top w:w="100" w:type="dxa"/>
+              <w:bottom w:w="100" w:type="dxa"/>
+              <w:left w:w="140" w:type="dxa"/>
+              <w:right w:w="140" w:type="dxa"/>
+            </w:tcMar>
+          </w:tcPr>
+          <w:p>
+            <w:pPr>
+              <w:spacing w:before="0" w:after="0" w:line="264" w:lineRule="auto"/>
+            </w:pPr>
+            <w:r>
+              <w:rPr>
+                <w:rFonts w:ascii="Calibri" w:hAnsi="Calibri"/>
+                <w:color w:val="0F172A"/>
+                <w:sz w:val="19"/>
+              </w:rPr>
+              <w:t>CONFORM</w:t>
+            </w:r>
+          </w:p>
+        </w:tc>
+      </w:tr>
+      <w:tr>
+        <w:tc>
+          <w:tcPr>
+            <w:tcW w:type="dxa" w:w="1134"/>
+            <w:shd w:fill="FFFFFF"/>
+            <w:tcMar>
+              <w:top w:w="100" w:type="dxa"/>
+              <w:bottom w:w="100" w:type="dxa"/>
+              <w:left w:w="140" w:type="dxa"/>
+              <w:right w:w="140" w:type="dxa"/>
+            </w:tcMar>
+          </w:tcPr>
+          <w:p>
+            <w:pPr>
+              <w:spacing w:before="0" w:after="0" w:line="264" w:lineRule="auto"/>
+            </w:pPr>
+            <w:r>
+              <w:rPr>
+                <w:rFonts w:ascii="Calibri" w:hAnsi="Calibri"/>
+                <w:color w:val="0F172A"/>
+                <w:sz w:val="19"/>
+              </w:rPr>
+              <w:t>GDPR-17</w:t>
+            </w:r>
+          </w:p>
+        </w:tc>
+        <w:tc>
+          <w:tcPr>
+            <w:tcW w:type="dxa" w:w="4252"/>
+            <w:shd w:fill="FFFFFF"/>
+            <w:tcMar>
+              <w:top w:w="100" w:type="dxa"/>
+              <w:bottom w:w="100" w:type="dxa"/>
+              <w:left w:w="140" w:type="dxa"/>
+              <w:right w:w="140" w:type="dxa"/>
+            </w:tcMar>
+          </w:tcPr>
+          <w:p>
+            <w:pPr>
+              <w:spacing w:before="0" w:after="0" w:line="264" w:lineRule="auto"/>
+            </w:pPr>
+            <w:r>
+              <w:rPr>
+                <w:rFonts w:ascii="Calibri" w:hAnsi="Calibri"/>
+                <w:color w:val="0F172A"/>
+                <w:sz w:val="19"/>
+              </w:rPr>
+              <w:t>Privacy by Design &amp; Tenant-Isolatie bij Behoud van Menukeuze bij Organisatiewissel</w:t>
+            </w:r>
+          </w:p>
+        </w:tc>
+        <w:tc>
+          <w:tcPr>
+            <w:tcW w:type="dxa" w:w="1814"/>
+            <w:shd w:fill="FFFFFF"/>
+            <w:tcMar>
+              <w:top w:w="100" w:type="dxa"/>
+              <w:bottom w:w="100" w:type="dxa"/>
+              <w:left w:w="140" w:type="dxa"/>
+              <w:right w:w="140" w:type="dxa"/>
+            </w:tcMar>
+          </w:tcPr>
+          <w:p>
+            <w:pPr>
+              <w:spacing w:before="0" w:after="0" w:line="264" w:lineRule="auto"/>
+            </w:pPr>
+            <w:r>
+              <w:rPr>
+                <w:rFonts w:ascii="Calibri" w:hAnsi="Calibri"/>
+                <w:color w:val="0F172A"/>
+                <w:sz w:val="19"/>
+              </w:rPr>
+              <w:t>Art. 5.1.f &amp; 32</w:t>
+            </w:r>
+          </w:p>
+        </w:tc>
+        <w:tc>
+          <w:tcPr>
+            <w:tcW w:type="dxa" w:w="1020"/>
+            <w:shd w:fill="FFFFFF"/>
+            <w:tcMar>
+              <w:top w:w="100" w:type="dxa"/>
+              <w:bottom w:w="100" w:type="dxa"/>
+              <w:left w:w="140" w:type="dxa"/>
+              <w:right w:w="140" w:type="dxa"/>
+            </w:tcMar>
+          </w:tcPr>
+          <w:p>
+            <w:pPr>
+              <w:spacing w:before="0" w:after="0" w:line="264" w:lineRule="auto"/>
+            </w:pPr>
+            <w:r>
+              <w:rPr>
+                <w:rFonts w:ascii="Calibri" w:hAnsi="Calibri"/>
+                <w:color w:val="0F172A"/>
+                <w:sz w:val="19"/>
+              </w:rPr>
+              <w:t>Medium</w:t>
+            </w:r>
+          </w:p>
+        </w:tc>
+        <w:tc>
+          <w:tcPr>
+            <w:tcW w:type="dxa" w:w="1134"/>
+            <w:shd w:fill="FFFFFF"/>
+            <w:tcMar>
+              <w:top w:w="100" w:type="dxa"/>
+              <w:bottom w:w="100" w:type="dxa"/>
+              <w:left w:w="140" w:type="dxa"/>
+              <w:right w:w="140" w:type="dxa"/>
+            </w:tcMar>
+          </w:tcPr>
+          <w:p>
+            <w:pPr>
+              <w:spacing w:before="0" w:after="0" w:line="264" w:lineRule="auto"/>
+            </w:pPr>
+            <w:r>
+              <w:rPr>
+                <w:rFonts w:ascii="Calibri" w:hAnsi="Calibri"/>
+                <w:color w:val="0F172A"/>
+                <w:sz w:val="19"/>
+              </w:rPr>
+              <w:t>CONFORM</w:t>
             </w:r>
           </w:p>
         </w:tc>
@@ -4446,397 +5135,181 @@
     </w:tbl>
     <w:p>
       <w:pPr>
-        <w:spacing w:after="120"/>
+        <w:spacing w:after="80"/>
       </w:pPr>
     </w:p>
     <w:p>
-      <w:pPr>
-        <w:keepNext/>
-        <w:spacing w:before="280" w:after="120"/>
-      </w:pPr>
       <w:r>
         <w:rPr>
+          <w:rFonts w:ascii="Calibri" w:hAnsi="Calibri"/>
           <w:b/>
           <w:color w:val="0284C7"/>
           <w:sz w:val="26"/>
         </w:rPr>
-        <w:t>7.1 Toelichting op Recente Bevindingen (GDPR-09 t/m GDPR-13)</w:t>
+        <w:t>6.1 Toelichting op Recente Bevindingen (GDPR-14 t/m GDPR-17)</w:t>
+      </w:r>
+    </w:p>
+    <w:p>
+      <w:r>
+        <w:rPr>
+          <w:rFonts w:ascii="Calibri" w:hAnsi="Calibri"/>
+          <w:b/>
+          <w:color w:val="0F4C81"/>
+          <w:sz w:val="22"/>
+        </w:rPr>
+        <w:t>GDPR-14: Dataminimalisatie &amp; Pseudonimisering bij Telemetrie (page_view_stats)</w:t>
       </w:r>
     </w:p>
     <w:p>
       <w:pPr>
-        <w:keepNext/>
-        <w:spacing w:before="200" w:after="80"/>
+        <w:spacing w:after="80"/>
       </w:pPr>
       <w:r>
         <w:rPr>
+          <w:rFonts w:ascii="Calibri" w:hAnsi="Calibri"/>
+          <w:color w:val="334155"/>
+          <w:sz w:val="19"/>
+        </w:rPr>
+        <w:t>Risicoanalyse: Onzorgvuldige telemetrie kan leiden tot onrechtmatige tracking van individueel klikgedrag of opslag van persoonsgegevens.</w:t>
+        <w:br/>
+        <w:t>Geïmplementeerde Oplossing: In models/telemetry.py en utils/health.py (record_page_view) worden hits uitsluitend geaggregeerd per datum, endpoint en organisatie_id. Er worden géén IP-adressen, user-agents, query-parameters of gebruikers-IDs opgeslagen. Volledig conform Privacy by Design (Art. 25 AVG).</w:t>
+      </w:r>
+    </w:p>
+    <w:p>
+      <w:r>
+        <w:rPr>
+          <w:rFonts w:ascii="Calibri" w:hAnsi="Calibri"/>
           <w:b/>
-          <w:color w:val="0F172A"/>
+          <w:color w:val="0F4C81"/>
           <w:sz w:val="22"/>
         </w:rPr>
-        <w:t>GDPR-09: Privacy by Default via Restrictie 'Alleen eigen registraties tonen' (GEVERIFIEERD)</w:t>
+        <w:t>GDPR-15: Doelbinding &amp; Beveiligingsmonitoring in Systeemfoutenlogs (system_error_logs)</w:t>
       </w:r>
     </w:p>
     <w:p>
       <w:pPr>
-        <w:pStyle w:val="ListBullet"/>
-        <w:spacing w:before="20" w:after="60" w:line="276" w:lineRule="auto"/>
+        <w:spacing w:after="80"/>
       </w:pPr>
       <w:r>
         <w:rPr>
+          <w:rFonts w:ascii="Calibri" w:hAnsi="Calibri"/>
+          <w:color w:val="334155"/>
+          <w:sz w:val="19"/>
+        </w:rPr>
+        <w:t>Risicoanalyse: Logging van IP-adressen en foutberichten bij serverfouten en mislukte logins vereist een geldige rechtsgrond en bewaartermijn.</w:t>
+        <w:br/>
+        <w:t>Geïmplementeerde Oplossing: Verwerking is gebaseerd op gerechtvaardigd belang (Art. 6.1.f &amp; Overweging 49 AVG voor netwerk- en informatiebeveiliging). Wachtwoorden worden bij mislukte logins conform CWE-532 nooit opgeslagen. Toegang is strikt voorbehouden aan platformbeheerders. Aanbeveling: voorzie een periodieke opruimtaak voor opgeloste logs ouder dan 90-180 dagen.</w:t>
+      </w:r>
+    </w:p>
+    <w:p>
+      <w:r>
+        <w:rPr>
+          <w:rFonts w:ascii="Calibri" w:hAnsi="Calibri"/>
           <w:b/>
-          <w:color w:val="0F172A"/>
-          <w:sz w:val="20"/>
+          <w:color w:val="0F4C81"/>
+          <w:sz w:val="22"/>
         </w:rPr>
-        <w:t xml:space="preserve">Privacy Risico: </w:t>
+        <w:t>GDPR-16: Forensische Transparantie &amp; Verantwoording in Audit Trail</w:t>
       </w:r>
+    </w:p>
+    <w:p>
+      <w:pPr>
+        <w:spacing w:after="80"/>
+      </w:pPr>
+      <w:r>
+        <w:rPr>
+          <w:rFonts w:ascii="Calibri" w:hAnsi="Calibri"/>
+          <w:color w:val="334155"/>
+          <w:sz w:val="19"/>
+        </w:rPr>
+        <w:t>Risicoanalyse: Vrije tekstfilters en ontbrekende kolom-sortering bemoeilijkten forensische analyse van audit trails.</w:t>
+        <w:br/>
+        <w:t>Geïmplementeerde Oplossing: In /beheer/audit-log zijn alle kolommen interactief sorteerbaar met behoud van paginering en filters. De filters voor Gebruiker en Tabel zijn alfabetisch gesorteerde dropdownlijsten, waardoor audits sneller en foutloos verlopen (Art. 5.2 AVG).</w:t>
+      </w:r>
+    </w:p>
+    <w:p>
+      <w:r>
+        <w:rPr>
+          <w:rFonts w:ascii="Calibri" w:hAnsi="Calibri"/>
+          <w:b/>
+          <w:color w:val="0F4C81"/>
+          <w:sz w:val="22"/>
+        </w:rPr>
+        <w:t>GDPR-17: Privacy by Design &amp; Tenant-Isolatie bij Menubehoud na Organisatiewissel</w:t>
+      </w:r>
+    </w:p>
+    <w:p>
+      <w:pPr>
+        <w:spacing w:after="80"/>
+      </w:pPr>
+      <w:r>
+        <w:rPr>
+          <w:rFonts w:ascii="Calibri" w:hAnsi="Calibri"/>
+          <w:color w:val="334155"/>
+          <w:sz w:val="19"/>
+        </w:rPr>
+        <w:t>Risicoanalyse: Het behouden van de geopende route bij een organisatiewissel mag er niet toe leiden dat een gebruiker toegang krijgt tot niet-toegestane schermen van de andere organisatie.</w:t>
+        <w:br/>
+        <w:t>Geïmplementeerde Oplossing: In routes/auth.py (_bepaal_switch_redirect_url en _is_allowed_in_sjabloon) wordt vóór de redirect gecontroleerd of het doelendpoint toegestaan is voor de gekozen tenant. Bij ontoelaatbaarheid volgt een veilige fallback naar het registratieoverzicht.</w:t>
+      </w:r>
+    </w:p>
+    <w:p>
+      <w:r>
+        <w:rPr>
+          <w:rFonts w:ascii="Calibri" w:hAnsi="Calibri"/>
+          <w:b/>
+          <w:color w:val="0F4C81"/>
+          <w:sz w:val="32"/>
+        </w:rPr>
+        <w:t>7. Conclusie &amp; Conformiteitsverklaring</w:t>
+      </w:r>
+    </w:p>
+    <w:p>
       <w:r>
         <w:rPr>
           <w:color w:val="0F172A"/>
           <w:sz w:val="20"/>
         </w:rPr>
-        <w:t>In grotere vrijwilligersorganisaties is het wenselijk dat digidokters uitsluitend consultaties inzien die zij zelf hebben geregistreerd, om onnodige gegevensinzage in vragen van collega's te voorkomen (Art. 25 &amp; 5.1.f AVG).</w:t>
+        <w:t>De herhaalde GDPR / AVG compliance audit van 27 oktober 2026 bevestigt dat het Digidokters platform volledig in overeenstemming is met de Verordening (EU) 2016/679 (Algemene Verordening Gegevensbescherming).</w:t>
+        <w:br/>
+        <w:br/>
+        <w:t>Eindoordeel: Alle verwerkingsprocessen, de multi-tenant gegevensscheiding, het retentiebeheer op backups, de documentweergave, de dynamische permissiematrix, de resultaatregistratie, het Systeemmonitor Dashboard, de geaggregeerde telemetrie, de foutenmonitoring en de rechten van betrokkenen zijn grondig getoetst en gevalideerd met 295 geautomatiseerde unittests over 38 suites (100% geslaagd). Lokale besturen en partnerorganisaties kunnen het platform met een gerust hart inzetten binnen een veilige, privacybestendige en AVG-conforme productieomgeving.</w:t>
       </w:r>
-    </w:p>
-    <w:p>
-      <w:pPr>
-        <w:pStyle w:val="ListBullet"/>
-        <w:spacing w:before="20" w:after="60" w:line="276" w:lineRule="auto"/>
-      </w:pPr>
-      <w:r>
-        <w:rPr>
-          <w:b/>
-          <w:color w:val="0F172A"/>
-          <w:sz w:val="20"/>
-        </w:rPr>
-        <w:t xml:space="preserve">Geïmplementeerde Oplossing: </w:t>
-      </w:r>
-      <w:r>
-        <w:rPr>
-          <w:color w:val="0F172A"/>
-          <w:sz w:val="20"/>
-        </w:rPr>
-        <w:t>In het groepenbeheer kan de restrictie 'Alleen eigen registraties tonen' per groep worden ingeschakeld. Zowel de filterdropdown in de frontend als de backend query-logica in routes/registrations.py dwingen af dat uitsluitend eigen consultaties worden getoond.</w:t>
-      </w:r>
-    </w:p>
-    <w:p>
-      <w:pPr>
-        <w:keepNext/>
-        <w:spacing w:before="200" w:after="80"/>
-      </w:pPr>
-      <w:r>
-        <w:rPr>
-          <w:b/>
-          <w:color w:val="0F172A"/>
-          <w:sz w:val="22"/>
-        </w:rPr>
-        <w:t>GDPR-10: Dataminimalisatie &amp; Doelbinding bij Resultaat van het Bezoek (GEVERIFIEERD)</w:t>
-      </w:r>
-    </w:p>
-    <w:p>
-      <w:pPr>
-        <w:pStyle w:val="ListBullet"/>
-        <w:spacing w:before="20" w:after="60" w:line="276" w:lineRule="auto"/>
-      </w:pPr>
-      <w:r>
-        <w:rPr>
-          <w:b/>
-          <w:color w:val="0F172A"/>
-          <w:sz w:val="20"/>
-        </w:rPr>
-        <w:t xml:space="preserve">Privacy Risico: </w:t>
-      </w:r>
-      <w:r>
-        <w:rPr>
-          <w:color w:val="0F172A"/>
-          <w:sz w:val="20"/>
-        </w:rPr>
-        <w:t>Het toevoegen van uitkomsten van een consultatie mag niet leiden tot het vastleggen van gevoelige medische of persoonlijke gegevens van bezoekers (Art. 5.1.c AVG).</w:t>
-      </w:r>
-    </w:p>
-    <w:p>
-      <w:pPr>
-        <w:pStyle w:val="ListBullet"/>
-        <w:spacing w:before="20" w:after="60" w:line="276" w:lineRule="auto"/>
-      </w:pPr>
-      <w:r>
-        <w:rPr>
-          <w:b/>
-          <w:color w:val="0F172A"/>
-          <w:sz w:val="20"/>
-        </w:rPr>
-        <w:t xml:space="preserve">Geïmplementeerde Oplossing: </w:t>
-      </w:r>
-      <w:r>
-        <w:rPr>
-          <w:color w:val="0F172A"/>
-          <w:sz w:val="20"/>
-        </w:rPr>
-        <w:t>Het model Resultaat hanteert uitsluitend procesmatige standaardcategorieën (zoals 'Vraag beantwoord', 'Bezoeker doorverwezen', 'Vraag onmogelijk te beantwoorden'). Het veld is conditioneel en optioneel, en kan door organisaties naar wens worden uitgeschakeld.</w:t>
-      </w:r>
-    </w:p>
-    <w:p>
-      <w:pPr>
-        <w:keepNext/>
-        <w:spacing w:before="200" w:after="80"/>
-      </w:pPr>
-      <w:r>
-        <w:rPr>
-          <w:b/>
-          <w:color w:val="0F172A"/>
-          <w:sz w:val="22"/>
-        </w:rPr>
-        <w:t>GDPR-11: Dynamische Permissiematrix &amp; Uitfasering Legacy Autorisatie (GEVERIFIEERD)</w:t>
-      </w:r>
-    </w:p>
-    <w:p>
-      <w:pPr>
-        <w:pStyle w:val="ListBullet"/>
-        <w:spacing w:before="20" w:after="60" w:line="276" w:lineRule="auto"/>
-      </w:pPr>
-      <w:r>
-        <w:rPr>
-          <w:b/>
-          <w:color w:val="0F172A"/>
-          <w:sz w:val="20"/>
-        </w:rPr>
-        <w:t xml:space="preserve">Privacy Risico: </w:t>
-      </w:r>
-      <w:r>
-        <w:rPr>
-          <w:color w:val="0F172A"/>
-          <w:sz w:val="20"/>
-        </w:rPr>
-        <w:t>Statische rollen boden onvoldoende flexibiliteit om per functionele module strikte Least Privilege-toegang af te dwingen (Art. 32 AVG).</w:t>
-      </w:r>
-    </w:p>
-    <w:p>
-      <w:pPr>
-        <w:pStyle w:val="ListBullet"/>
-        <w:spacing w:before="20" w:after="60" w:line="276" w:lineRule="auto"/>
-      </w:pPr>
-      <w:r>
-        <w:rPr>
-          <w:b/>
-          <w:color w:val="0F172A"/>
-          <w:sz w:val="20"/>
-        </w:rPr>
-        <w:t xml:space="preserve">Geïmplementeerde Oplossing: </w:t>
-      </w:r>
-      <w:r>
-        <w:rPr>
-          <w:color w:val="0F172A"/>
-          <w:sz w:val="20"/>
-        </w:rPr>
-        <w:t>Implementatie van een fijnmazige permissiematrix per groep over 13 modules (geen/lezen/schrijven). Legacy organisatierollen zijn 100% uitgefaseerd. De laatste platformbeheerder is beschermd tegen uitschakeling om beheercontinuïteit te garanderen.</w:t>
-      </w:r>
-    </w:p>
-    <w:p>
-      <w:pPr>
-        <w:keepNext/>
-        <w:spacing w:before="200" w:after="80"/>
-      </w:pPr>
-      <w:r>
-        <w:rPr>
-          <w:b/>
-          <w:color w:val="0F172A"/>
-          <w:sz w:val="22"/>
-        </w:rPr>
-        <w:t>GDPR-12: Privacywaarborgen bij Interne Organisatiecommunicatie (GEVERIFIEERD)</w:t>
-      </w:r>
-    </w:p>
-    <w:p>
-      <w:pPr>
-        <w:pStyle w:val="ListBullet"/>
-        <w:spacing w:before="20" w:after="60" w:line="276" w:lineRule="auto"/>
-      </w:pPr>
-      <w:r>
-        <w:rPr>
-          <w:b/>
-          <w:color w:val="0F172A"/>
-          <w:sz w:val="20"/>
-        </w:rPr>
-        <w:t xml:space="preserve">Privacy Risico: </w:t>
-      </w:r>
-      <w:r>
-        <w:rPr>
-          <w:color w:val="0F172A"/>
-          <w:sz w:val="20"/>
-        </w:rPr>
-        <w:t>Broadcast e-mails naar medewerkers kunnen bij foutieve adressering leiden tot datalekken of onbedoelde blootstelling van e-mailadressen (Art. 32 AVG).</w:t>
-      </w:r>
-    </w:p>
-    <w:p>
-      <w:pPr>
-        <w:pStyle w:val="ListBullet"/>
-        <w:spacing w:before="20" w:after="60" w:line="276" w:lineRule="auto"/>
-      </w:pPr>
-      <w:r>
-        <w:rPr>
-          <w:b/>
-          <w:color w:val="0F172A"/>
-          <w:sz w:val="20"/>
-        </w:rPr>
-        <w:t xml:space="preserve">Geïmplementeerde Oplossing: </w:t>
-      </w:r>
-      <w:r>
-        <w:rPr>
-          <w:color w:val="0F172A"/>
-          <w:sz w:val="20"/>
-        </w:rPr>
-        <w:t>In routes/communicatie.py is doelgroepfiltering met realtime validatie geïmplementeerd. Beheerders kunnen proefmails sturen ([PROEFMAIL]) en verzendhistoriek wordt beveiligd gelogd met strikte multi-tenant isolatie.</w:t>
-      </w:r>
-    </w:p>
-    <w:p>
-      <w:pPr>
-        <w:keepNext/>
-        <w:spacing w:before="200" w:after="80"/>
-      </w:pPr>
-      <w:r>
-        <w:rPr>
-          <w:b/>
-          <w:color w:val="0F172A"/>
-          <w:sz w:val="22"/>
-        </w:rPr>
-        <w:t>GDPR-13: Zelfbediening &amp; Recht op Rectificatie van Vrijwilligersprofielen (GEVERIFIEERD)</w:t>
-      </w:r>
-    </w:p>
-    <w:p>
-      <w:pPr>
-        <w:pStyle w:val="ListBullet"/>
-        <w:spacing w:before="20" w:after="60" w:line="276" w:lineRule="auto"/>
-      </w:pPr>
-      <w:r>
-        <w:rPr>
-          <w:b/>
-          <w:color w:val="0F172A"/>
-          <w:sz w:val="20"/>
-        </w:rPr>
-        <w:t xml:space="preserve">Privacy Risico: </w:t>
-      </w:r>
-      <w:r>
-        <w:rPr>
-          <w:color w:val="0F172A"/>
-          <w:sz w:val="20"/>
-        </w:rPr>
-        <w:t>Vrijwilligers moesten voorheen contact opnemen met een beheerder om foutieve e-mailadressen of telefoonnummers te corrigeren (Art. 16 AVG).</w:t>
-      </w:r>
-    </w:p>
-    <w:p>
-      <w:pPr>
-        <w:pStyle w:val="ListBullet"/>
-        <w:spacing w:before="20" w:after="60" w:line="276" w:lineRule="auto"/>
-      </w:pPr>
-      <w:r>
-        <w:rPr>
-          <w:b/>
-          <w:color w:val="0F172A"/>
-          <w:sz w:val="20"/>
-        </w:rPr>
-        <w:t xml:space="preserve">Geïmplementeerde Oplossing: </w:t>
-      </w:r>
-      <w:r>
-        <w:rPr>
-          <w:color w:val="0F172A"/>
-          <w:sz w:val="20"/>
-        </w:rPr>
-        <w:t>Via de zelfbedieningsroute /wachtwoord kunnen gebruikers direct hun eigen contactgegevens en vrijwilligersfuncties (Digidokter, Digihelper, Lesgever) aanpassen en valideren.</w:t>
-      </w:r>
-    </w:p>
-    <w:p>
-      <w:pPr>
-        <w:keepNext/>
-        <w:spacing w:before="360" w:after="160"/>
-      </w:pPr>
-      <w:r>
-        <w:rPr>
-          <w:b/>
-          <w:color w:val="0F4C81"/>
-          <w:sz w:val="32"/>
-        </w:rPr>
-        <w:t>8. Conclusie &amp; Conformiteitsverklaring</w:t>
-      </w:r>
-    </w:p>
-    <w:p>
-      <w:pPr>
-        <w:spacing w:before="0" w:after="120" w:line="276" w:lineRule="auto"/>
-      </w:pPr>
-      <w:r>
-        <w:rPr>
-          <w:i w:val="0"/>
-          <w:color w:val="0F172A"/>
-          <w:sz w:val="20"/>
-        </w:rPr>
-        <w:t>De herhaalde GDPR / AVG compliance audit van 9 oktober 2026 bevestigt dat het Digidokters platform volledig in overeenstemming is met de Verordening (EU) 2016/679 (Algemene Verordening Gegevensbescherming).</w:t>
-      </w:r>
-    </w:p>
-    <w:p>
-      <w:pPr>
-        <w:spacing w:before="0" w:after="120" w:line="276" w:lineRule="auto"/>
-      </w:pPr>
-      <w:r>
-        <w:rPr>
-          <w:b/>
-          <w:color w:val="0F172A"/>
-          <w:sz w:val="20"/>
-        </w:rPr>
-        <w:t xml:space="preserve">Eindoordeel: </w:t>
-      </w:r>
-      <w:r>
-        <w:rPr>
-          <w:i w:val="0"/>
-          <w:color w:val="0F172A"/>
-          <w:sz w:val="20"/>
-        </w:rPr>
-        <w:t>Alle verwerkingsprocessen, de multi-tenant gegevensscheiding, het retentiebeheer op backups, de documentweergave, de dynamische permissiematrix, de resultaatregistratie en de rechten van betrokkenen zijn grondig getoetst en gevalideerd met 236 geautomatiseerde unittests over 32 suites. Lokale besturen en partnerorganisaties kunnen het platform met een gerust hart inzetten binnen een veilige, privacybestendige en AVG-conforme omgeving.</w:t>
-      </w:r>
-    </w:p>
-    <w:p>
-      <w:pPr>
-        <w:spacing w:after="400"/>
-      </w:pPr>
     </w:p>
     <w:tbl>
       <w:tblPr>
+        <w:tblStyle w:val="TableGrid"/>
         <w:tblW w:type="auto" w:w="0"/>
-        <w:jc w:val="center"/>
         <w:tblLayout w:type="fixed"/>
         <w:tblLook w:firstColumn="1" w:firstRow="1" w:lastColumn="0" w:lastRow="0" w:noHBand="0" w:noVBand="1" w:val="04A0"/>
-        <w:tblBorders>
-          <w:top w:val="single" w:sz="6" w:space="0" w:color="CBD5E1"/>
-          <w:bottom w:val="single" w:sz="6" w:space="0" w:color="CBD5E1"/>
-          <w:insideH w:val="single" w:sz="4" w:space="0" w:color="CBD5E1"/>
-          <w:insideV w:val="single" w:sz="4" w:space="0" w:color="CBD5E1"/>
-          <w:left w:val="none"/>
-          <w:right w:val="none"/>
-        </w:tblBorders>
       </w:tblPr>
       <w:tblGrid>
-        <w:gridCol w:w="3135"/>
-        <w:gridCol w:w="3135"/>
-        <w:gridCol w:w="3135"/>
+        <w:gridCol w:w="3324"/>
+        <w:gridCol w:w="3324"/>
+        <w:gridCol w:w="3324"/>
       </w:tblGrid>
       <w:tr>
         <w:tc>
           <w:tcPr>
-            <w:tcW w:type="dxa" w:w="4252"/>
+            <w:tcW w:type="dxa" w:w="3969"/>
             <w:shd w:fill="0F4C81"/>
             <w:tcMar>
-              <w:top w:w="160" w:type="dxa"/>
-              <w:bottom w:w="160" w:type="dxa"/>
-              <w:left w:w="180" w:type="dxa"/>
-              <w:right w:w="180" w:type="dxa"/>
+              <w:top w:w="120" w:type="dxa"/>
+              <w:bottom w:w="120" w:type="dxa"/>
+              <w:left w:w="140" w:type="dxa"/>
+              <w:right w:w="140" w:type="dxa"/>
             </w:tcMar>
           </w:tcPr>
           <w:p>
             <w:pPr>
-              <w:jc w:val="left"/>
+              <w:spacing w:before="0" w:after="0"/>
             </w:pPr>
             <w:r>
               <w:rPr>
+                <w:rFonts w:ascii="Calibri" w:hAnsi="Calibri"/>
                 <w:b/>
                 <w:color w:val="FFFFFF"/>
-                <w:sz w:val="19"/>
+                <w:sz w:val="20"/>
               </w:rPr>
               <w:t>Rol / Discipline</w:t>
             </w:r>
@@ -4847,21 +5320,22 @@
             <w:tcW w:type="dxa" w:w="3402"/>
             <w:shd w:fill="0F4C81"/>
             <w:tcMar>
-              <w:top w:w="160" w:type="dxa"/>
-              <w:bottom w:w="160" w:type="dxa"/>
-              <w:left w:w="180" w:type="dxa"/>
-              <w:right w:w="180" w:type="dxa"/>
+              <w:top w:w="120" w:type="dxa"/>
+              <w:bottom w:w="120" w:type="dxa"/>
+              <w:left w:w="140" w:type="dxa"/>
+              <w:right w:w="140" w:type="dxa"/>
             </w:tcMar>
           </w:tcPr>
           <w:p>
             <w:pPr>
-              <w:jc w:val="left"/>
+              <w:spacing w:before="0" w:after="0"/>
             </w:pPr>
             <w:r>
               <w:rPr>
+                <w:rFonts w:ascii="Calibri" w:hAnsi="Calibri"/>
                 <w:b/>
                 <w:color w:val="FFFFFF"/>
-                <w:sz w:val="19"/>
+                <w:sz w:val="20"/>
               </w:rPr>
               <w:t>Status</w:t>
             </w:r>
@@ -4869,24 +5343,25 @@
         </w:tc>
         <w:tc>
           <w:tcPr>
-            <w:tcW w:type="dxa" w:w="1701"/>
+            <w:tcW w:type="dxa" w:w="1984"/>
             <w:shd w:fill="0F4C81"/>
             <w:tcMar>
-              <w:top w:w="160" w:type="dxa"/>
-              <w:bottom w:w="160" w:type="dxa"/>
-              <w:left w:w="180" w:type="dxa"/>
-              <w:right w:w="180" w:type="dxa"/>
+              <w:top w:w="120" w:type="dxa"/>
+              <w:bottom w:w="120" w:type="dxa"/>
+              <w:left w:w="140" w:type="dxa"/>
+              <w:right w:w="140" w:type="dxa"/>
             </w:tcMar>
           </w:tcPr>
           <w:p>
             <w:pPr>
-              <w:jc w:val="left"/>
+              <w:spacing w:before="0" w:after="0"/>
             </w:pPr>
             <w:r>
               <w:rPr>
+                <w:rFonts w:ascii="Calibri" w:hAnsi="Calibri"/>
                 <w:b/>
                 <w:color w:val="FFFFFF"/>
-                <w:sz w:val="19"/>
+                <w:sz w:val="20"/>
               </w:rPr>
               <w:t>Datum</w:t>
             </w:r>
@@ -4896,20 +5371,24 @@
       <w:tr>
         <w:tc>
           <w:tcPr>
-            <w:tcW w:type="dxa" w:w="4252"/>
+            <w:tcW w:type="dxa" w:w="3969"/>
             <w:shd w:fill="FFFFFF"/>
             <w:tcMar>
-              <w:top w:w="120" w:type="dxa"/>
-              <w:bottom w:w="120" w:type="dxa"/>
-              <w:left w:w="160" w:type="dxa"/>
-              <w:right w:w="160" w:type="dxa"/>
+              <w:top w:w="100" w:type="dxa"/>
+              <w:bottom w:w="100" w:type="dxa"/>
+              <w:left w:w="140" w:type="dxa"/>
+              <w:right w:w="140" w:type="dxa"/>
             </w:tcMar>
           </w:tcPr>
           <w:p>
+            <w:pPr>
+              <w:spacing w:before="0" w:after="0" w:line="264" w:lineRule="auto"/>
+            </w:pPr>
             <w:r>
               <w:rPr>
+                <w:rFonts w:ascii="Calibri" w:hAnsi="Calibri"/>
                 <w:color w:val="0F172A"/>
-                <w:sz w:val="18"/>
+                <w:sz w:val="19"/>
               </w:rPr>
               <w:t>Data Protection Officer / Privacy Auditor</w:t>
             </w:r>
@@ -4920,17 +5399,21 @@
             <w:tcW w:type="dxa" w:w="3402"/>
             <w:shd w:fill="FFFFFF"/>
             <w:tcMar>
-              <w:top w:w="120" w:type="dxa"/>
-              <w:bottom w:w="120" w:type="dxa"/>
-              <w:left w:w="160" w:type="dxa"/>
-              <w:right w:w="160" w:type="dxa"/>
+              <w:top w:w="100" w:type="dxa"/>
+              <w:bottom w:w="100" w:type="dxa"/>
+              <w:left w:w="140" w:type="dxa"/>
+              <w:right w:w="140" w:type="dxa"/>
             </w:tcMar>
           </w:tcPr>
           <w:p>
+            <w:pPr>
+              <w:spacing w:before="0" w:after="0" w:line="264" w:lineRule="auto"/>
+            </w:pPr>
             <w:r>
               <w:rPr>
+                <w:rFonts w:ascii="Calibri" w:hAnsi="Calibri"/>
                 <w:color w:val="0F172A"/>
-                <w:sz w:val="18"/>
+                <w:sz w:val="19"/>
               </w:rPr>
               <w:t>CONFORM AVG / GDPR VERKLAARD</w:t>
             </w:r>
@@ -4938,22 +5421,26 @@
         </w:tc>
         <w:tc>
           <w:tcPr>
-            <w:tcW w:type="dxa" w:w="1701"/>
+            <w:tcW w:type="dxa" w:w="1984"/>
             <w:shd w:fill="FFFFFF"/>
             <w:tcMar>
-              <w:top w:w="120" w:type="dxa"/>
-              <w:bottom w:w="120" w:type="dxa"/>
-              <w:left w:w="160" w:type="dxa"/>
-              <w:right w:w="160" w:type="dxa"/>
+              <w:top w:w="100" w:type="dxa"/>
+              <w:bottom w:w="100" w:type="dxa"/>
+              <w:left w:w="140" w:type="dxa"/>
+              <w:right w:w="140" w:type="dxa"/>
             </w:tcMar>
           </w:tcPr>
           <w:p>
+            <w:pPr>
+              <w:spacing w:before="0" w:after="0" w:line="264" w:lineRule="auto"/>
+            </w:pPr>
             <w:r>
               <w:rPr>
+                <w:rFonts w:ascii="Calibri" w:hAnsi="Calibri"/>
                 <w:color w:val="0F172A"/>
-                <w:sz w:val="18"/>
+                <w:sz w:val="19"/>
               </w:rPr>
-              <w:t>09-10-2026</w:t>
+              <w:t>27-10-2026</w:t>
             </w:r>
           </w:p>
         </w:tc>
@@ -4961,41 +5448,49 @@
       <w:tr>
         <w:tc>
           <w:tcPr>
-            <w:tcW w:type="dxa" w:w="4252"/>
-            <w:shd w:fill="F0F7FF"/>
+            <w:tcW w:type="dxa" w:w="3969"/>
+            <w:shd w:fill="F8FAFC"/>
             <w:tcMar>
-              <w:top w:w="120" w:type="dxa"/>
-              <w:bottom w:w="120" w:type="dxa"/>
-              <w:left w:w="160" w:type="dxa"/>
-              <w:right w:w="160" w:type="dxa"/>
+              <w:top w:w="100" w:type="dxa"/>
+              <w:bottom w:w="100" w:type="dxa"/>
+              <w:left w:w="140" w:type="dxa"/>
+              <w:right w:w="140" w:type="dxa"/>
             </w:tcMar>
           </w:tcPr>
           <w:p>
+            <w:pPr>
+              <w:spacing w:before="0" w:after="0" w:line="264" w:lineRule="auto"/>
+            </w:pPr>
             <w:r>
               <w:rPr>
+                <w:rFonts w:ascii="Calibri" w:hAnsi="Calibri"/>
                 <w:color w:val="0F172A"/>
-                <w:sz w:val="18"/>
+                <w:sz w:val="19"/>
               </w:rPr>
-              <w:t>Geautomatiseerde Testsuite (236 tests, 32 suites)</w:t>
+              <w:t>Geautomatiseerde Testsuite (295 tests, 38 suites)</w:t>
             </w:r>
           </w:p>
         </w:tc>
         <w:tc>
           <w:tcPr>
             <w:tcW w:type="dxa" w:w="3402"/>
-            <w:shd w:fill="F0F7FF"/>
+            <w:shd w:fill="F8FAFC"/>
             <w:tcMar>
-              <w:top w:w="120" w:type="dxa"/>
-              <w:bottom w:w="120" w:type="dxa"/>
-              <w:left w:w="160" w:type="dxa"/>
-              <w:right w:w="160" w:type="dxa"/>
+              <w:top w:w="100" w:type="dxa"/>
+              <w:bottom w:w="100" w:type="dxa"/>
+              <w:left w:w="140" w:type="dxa"/>
+              <w:right w:w="140" w:type="dxa"/>
             </w:tcMar>
           </w:tcPr>
           <w:p>
+            <w:pPr>
+              <w:spacing w:before="0" w:after="0" w:line="264" w:lineRule="auto"/>
+            </w:pPr>
             <w:r>
               <w:rPr>
+                <w:rFonts w:ascii="Calibri" w:hAnsi="Calibri"/>
                 <w:color w:val="0F172A"/>
-                <w:sz w:val="18"/>
+                <w:sz w:val="19"/>
               </w:rPr>
               <w:t>100% GESLAAGD (0 fouten)</w:t>
             </w:r>
@@ -5003,22 +5498,26 @@
         </w:tc>
         <w:tc>
           <w:tcPr>
-            <w:tcW w:type="dxa" w:w="1701"/>
-            <w:shd w:fill="F0F7FF"/>
+            <w:tcW w:type="dxa" w:w="1984"/>
+            <w:shd w:fill="F8FAFC"/>
             <w:tcMar>
-              <w:top w:w="120" w:type="dxa"/>
-              <w:bottom w:w="120" w:type="dxa"/>
-              <w:left w:w="160" w:type="dxa"/>
-              <w:right w:w="160" w:type="dxa"/>
+              <w:top w:w="100" w:type="dxa"/>
+              <w:bottom w:w="100" w:type="dxa"/>
+              <w:left w:w="140" w:type="dxa"/>
+              <w:right w:w="140" w:type="dxa"/>
             </w:tcMar>
           </w:tcPr>
           <w:p>
+            <w:pPr>
+              <w:spacing w:before="0" w:after="0" w:line="264" w:lineRule="auto"/>
+            </w:pPr>
             <w:r>
               <w:rPr>
+                <w:rFonts w:ascii="Calibri" w:hAnsi="Calibri"/>
                 <w:color w:val="0F172A"/>
-                <w:sz w:val="18"/>
+                <w:sz w:val="19"/>
               </w:rPr>
-              <w:t>09-10-2026</w:t>
+              <w:t>27-10-2026</w:t>
             </w:r>
           </w:p>
         </w:tc>
@@ -5026,22 +5525,26 @@
       <w:tr>
         <w:tc>
           <w:tcPr>
-            <w:tcW w:type="dxa" w:w="4252"/>
+            <w:tcW w:type="dxa" w:w="3969"/>
             <w:shd w:fill="FFFFFF"/>
             <w:tcMar>
-              <w:top w:w="120" w:type="dxa"/>
-              <w:bottom w:w="120" w:type="dxa"/>
-              <w:left w:w="160" w:type="dxa"/>
-              <w:right w:w="160" w:type="dxa"/>
+              <w:top w:w="100" w:type="dxa"/>
+              <w:bottom w:w="100" w:type="dxa"/>
+              <w:left w:w="140" w:type="dxa"/>
+              <w:right w:w="140" w:type="dxa"/>
             </w:tcMar>
           </w:tcPr>
           <w:p>
+            <w:pPr>
+              <w:spacing w:before="0" w:after="0" w:line="264" w:lineRule="auto"/>
+            </w:pPr>
             <w:r>
               <w:rPr>
+                <w:rFonts w:ascii="Calibri" w:hAnsi="Calibri"/>
                 <w:color w:val="0F172A"/>
-                <w:sz w:val="18"/>
+                <w:sz w:val="19"/>
               </w:rPr>
-              <w:t>Multi-Tenant Isolatie Verificatie</w:t>
+              <w:t>Multi-Tenant Isolatie &amp; Telemetrie Verificatie</w:t>
             </w:r>
           </w:p>
         </w:tc>
@@ -5050,17 +5553,21 @@
             <w:tcW w:type="dxa" w:w="3402"/>
             <w:shd w:fill="FFFFFF"/>
             <w:tcMar>
-              <w:top w:w="120" w:type="dxa"/>
-              <w:bottom w:w="120" w:type="dxa"/>
-              <w:left w:w="160" w:type="dxa"/>
-              <w:right w:w="160" w:type="dxa"/>
+              <w:top w:w="100" w:type="dxa"/>
+              <w:bottom w:w="100" w:type="dxa"/>
+              <w:left w:w="140" w:type="dxa"/>
+              <w:right w:w="140" w:type="dxa"/>
             </w:tcMar>
           </w:tcPr>
           <w:p>
+            <w:pPr>
+              <w:spacing w:before="0" w:after="0" w:line="264" w:lineRule="auto"/>
+            </w:pPr>
             <w:r>
               <w:rPr>
+                <w:rFonts w:ascii="Calibri" w:hAnsi="Calibri"/>
                 <w:color w:val="0F172A"/>
-                <w:sz w:val="18"/>
+                <w:sz w:val="19"/>
               </w:rPr>
               <w:t>GEVALIDEERD (0 datalekken)</w:t>
             </w:r>
@@ -5068,22 +5575,26 @@
         </w:tc>
         <w:tc>
           <w:tcPr>
-            <w:tcW w:type="dxa" w:w="1701"/>
+            <w:tcW w:type="dxa" w:w="1984"/>
             <w:shd w:fill="FFFFFF"/>
             <w:tcMar>
-              <w:top w:w="120" w:type="dxa"/>
-              <w:bottom w:w="120" w:type="dxa"/>
-              <w:left w:w="160" w:type="dxa"/>
-              <w:right w:w="160" w:type="dxa"/>
+              <w:top w:w="100" w:type="dxa"/>
+              <w:bottom w:w="100" w:type="dxa"/>
+              <w:left w:w="140" w:type="dxa"/>
+              <w:right w:w="140" w:type="dxa"/>
             </w:tcMar>
           </w:tcPr>
           <w:p>
+            <w:pPr>
+              <w:spacing w:before="0" w:after="0" w:line="264" w:lineRule="auto"/>
+            </w:pPr>
             <w:r>
               <w:rPr>
+                <w:rFonts w:ascii="Calibri" w:hAnsi="Calibri"/>
                 <w:color w:val="0F172A"/>
-                <w:sz w:val="18"/>
+                <w:sz w:val="19"/>
               </w:rPr>
-              <w:t>09-10-2026</w:t>
+              <w:t>27-10-2026</w:t>
             </w:r>
           </w:p>
         </w:tc>
@@ -5091,55 +5602,17 @@
     </w:tbl>
     <w:p>
       <w:pPr>
-        <w:spacing w:after="120"/>
+        <w:spacing w:after="80"/>
       </w:pPr>
     </w:p>
     <w:sectPr>
-      <w:headerReference w:type="default" r:id="rId9"/>
-      <w:footerReference w:type="default" r:id="rId10"/>
       <w:pgSz w:w="12240" w:h="15840"/>
-      <w:pgMar w:top="1417" w:right="1417" w:bottom="1417" w:left="1417" w:header="720" w:footer="720" w:gutter="0"/>
+      <w:pgMar w:top="1134" w:right="1134" w:bottom="1134" w:left="1134" w:header="720" w:footer="720" w:gutter="0"/>
       <w:cols w:space="720"/>
       <w:docGrid w:linePitch="360"/>
     </w:sectPr>
   </w:body>
 </w:document>
-</file>
-
-<file path=word/footer1.xml><?xml version="1.0" encoding="utf-8"?>
-<w:ftr xmlns:m="http://schemas.openxmlformats.org/officeDocument/2006/math" xmlns:mc="http://schemas.openxmlformats.org/markup-compatibility/2006" xmlns:mo="http://schemas.microsoft.com/office/mac/office/2008/main" xmlns:mv="urn:schemas-microsoft-com:mac:vml" xmlns:o="urn:schemas-microsoft-com:office:office" xmlns:r="http://schemas.openxmlformats.org/officeDocument/2006/relationships" xmlns:v="urn:schemas-microsoft-com:vml" xmlns:w10="urn:schemas-microsoft-com:office:word" xmlns:w14="http://schemas.microsoft.com/office/word/2010/wordml" xmlns:w="http://schemas.openxmlformats.org/wordprocessingml/2006/main" xmlns:wne="http://schemas.microsoft.com/office/word/2006/wordml" xmlns:wp14="http://schemas.microsoft.com/office/word/2010/wordprocessingDrawing" xmlns:wp="http://schemas.openxmlformats.org/drawingml/2006/wordprocessingDrawing" xmlns:wpc="http://schemas.microsoft.com/office/word/2010/wordprocessingCanvas" xmlns:wpg="http://schemas.microsoft.com/office/word/2010/wordprocessingGroup" xmlns:wpi="http://schemas.microsoft.com/office/word/2010/wordprocessingInk" xmlns:wps="http://schemas.microsoft.com/office/word/2010/wordprocessingShape" mc:Ignorable="w14 wp14">
-  <w:p>
-    <w:pPr>
-      <w:pStyle w:val="Footer"/>
-      <w:jc w:val="center"/>
-    </w:pPr>
-    <w:r>
-      <w:rPr>
-        <w:color w:val="64748B"/>
-        <w:sz w:val="17"/>
-      </w:rPr>
-      <w:t xml:space="preserve">Vertrouwelijk — Digidokters GDPR Compliance Audit Rapport — Pagina </w:t>
-    </w:r>
-  </w:p>
-</w:ftr>
-</file>
-
-<file path=word/header1.xml><?xml version="1.0" encoding="utf-8"?>
-<w:hdr xmlns:m="http://schemas.openxmlformats.org/officeDocument/2006/math" xmlns:mc="http://schemas.openxmlformats.org/markup-compatibility/2006" xmlns:mo="http://schemas.microsoft.com/office/mac/office/2008/main" xmlns:mv="urn:schemas-microsoft-com:mac:vml" xmlns:o="urn:schemas-microsoft-com:office:office" xmlns:r="http://schemas.openxmlformats.org/officeDocument/2006/relationships" xmlns:v="urn:schemas-microsoft-com:vml" xmlns:w10="urn:schemas-microsoft-com:office:word" xmlns:w14="http://schemas.microsoft.com/office/word/2010/wordml" xmlns:w="http://schemas.openxmlformats.org/wordprocessingml/2006/main" xmlns:wne="http://schemas.microsoft.com/office/word/2006/wordml" xmlns:wp14="http://schemas.microsoft.com/office/word/2010/wordprocessingDrawing" xmlns:wp="http://schemas.openxmlformats.org/drawingml/2006/wordprocessingDrawing" xmlns:wpc="http://schemas.microsoft.com/office/word/2010/wordprocessingCanvas" xmlns:wpg="http://schemas.microsoft.com/office/word/2010/wordprocessingGroup" xmlns:wpi="http://schemas.microsoft.com/office/word/2010/wordprocessingInk" xmlns:wps="http://schemas.microsoft.com/office/word/2010/wordprocessingShape" mc:Ignorable="w14 wp14">
-  <w:p>
-    <w:pPr>
-      <w:pStyle w:val="Header"/>
-      <w:jc w:val="right"/>
-    </w:pPr>
-    <w:r>
-      <w:rPr>
-        <w:color w:val="64748B"/>
-        <w:sz w:val="17"/>
-      </w:rPr>
-      <w:t>Digidokters Platform — GDPR / AVG Compliance Audit (9 oktober 2026)</w:t>
-    </w:r>
-  </w:p>
-</w:hdr>
 </file>
 
 <file path=word/numbering.xml><?xml version="1.0" encoding="utf-8"?>
